--- a/Szakdolgozat.docx
+++ b/Szakdolgozat.docx
@@ -1,6 +1,6 @@
 
 <file path=word/document.xml><?xml version="1.0" encoding="utf-8"?>
-<w:document xmlns:wpc="http://schemas.microsoft.com/office/word/2010/wordprocessingCanvas" xmlns:cx="http://schemas.microsoft.com/office/drawing/2014/chartex" xmlns:cx1="http://schemas.microsoft.com/office/drawing/2015/9/8/chartex" xmlns:cx2="http://schemas.microsoft.com/office/drawing/2015/10/21/chartex" xmlns:cx3="http://schemas.microsoft.com/office/drawing/2016/5/9/chartex" xmlns:cx4="http://schemas.microsoft.com/office/drawing/2016/5/10/chartex" xmlns:cx5="http://schemas.microsoft.com/office/drawing/2016/5/11/chartex" xmlns:cx6="http://schemas.microsoft.com/office/drawing/2016/5/12/chartex" xmlns:cx7="http://schemas.microsoft.com/office/drawing/2016/5/13/chartex" xmlns:cx8="http://schemas.microsoft.com/office/drawing/2016/5/14/chartex" xmlns:mc="http://schemas.openxmlformats.org/markup-compatibility/2006" xmlns:aink="http://schemas.microsoft.com/office/drawing/2016/ink" xmlns:am3d="http://schemas.microsoft.com/office/drawing/2017/model3d" xmlns:o="urn:schemas-microsoft-com:office:office" xmlns:r="http://schemas.openxmlformats.org/officeDocument/2006/relationships" xmlns:m="http://schemas.openxmlformats.org/officeDocument/2006/math" xmlns:v="urn:schemas-microsoft-com:vml" xmlns:wp14="http://schemas.microsoft.com/office/word/2010/wordprocessingDrawing" xmlns:wp="http://schemas.openxmlformats.org/drawingml/2006/wordprocessingDrawing" xmlns:w10="urn:schemas-microsoft-com:office:word" xmlns:w="http://schemas.openxmlformats.org/wordprocessingml/2006/main" xmlns:w14="http://schemas.microsoft.com/office/word/2010/wordml" xmlns:w15="http://schemas.microsoft.com/office/word/2012/wordml" xmlns:w16cid="http://schemas.microsoft.com/office/word/2016/wordml/cid" xmlns:w16se="http://schemas.microsoft.com/office/word/2015/wordml/symex" xmlns:wpg="http://schemas.microsoft.com/office/word/2010/wordprocessingGroup" xmlns:wpi="http://schemas.microsoft.com/office/word/2010/wordprocessingInk" xmlns:wne="http://schemas.microsoft.com/office/word/2006/wordml" xmlns:wps="http://schemas.microsoft.com/office/word/2010/wordprocessingShape" mc:Ignorable="w14 w15 w16se w16cid wp14">
+<w:document xmlns:wpc="http://schemas.microsoft.com/office/word/2010/wordprocessingCanvas" xmlns:cx="http://schemas.microsoft.com/office/drawing/2014/chartex" xmlns:cx1="http://schemas.microsoft.com/office/drawing/2015/9/8/chartex" xmlns:mc="http://schemas.openxmlformats.org/markup-compatibility/2006" xmlns:o="urn:schemas-microsoft-com:office:office" xmlns:r="http://schemas.openxmlformats.org/officeDocument/2006/relationships" xmlns:m="http://schemas.openxmlformats.org/officeDocument/2006/math" xmlns:v="urn:schemas-microsoft-com:vml" xmlns:wp14="http://schemas.microsoft.com/office/word/2010/wordprocessingDrawing" xmlns:wp="http://schemas.openxmlformats.org/drawingml/2006/wordprocessingDrawing" xmlns:w10="urn:schemas-microsoft-com:office:word" xmlns:w="http://schemas.openxmlformats.org/wordprocessingml/2006/main" xmlns:w14="http://schemas.microsoft.com/office/word/2010/wordml" xmlns:w15="http://schemas.microsoft.com/office/word/2012/wordml" xmlns:w16se="http://schemas.microsoft.com/office/word/2015/wordml/symex" xmlns:wpg="http://schemas.microsoft.com/office/word/2010/wordprocessingGroup" xmlns:wpi="http://schemas.microsoft.com/office/word/2010/wordprocessingInk" xmlns:wne="http://schemas.microsoft.com/office/word/2006/wordml" xmlns:wps="http://schemas.microsoft.com/office/word/2010/wordprocessingShape" mc:Ignorable="w14 w15 w16se wp14">
   <w:body>
     <w:p>
       <w:pPr>
@@ -20,19 +20,22 @@
       </w:pPr>
       <w:r>
         <w:rPr>
-          <w:rFonts w:asciiTheme="minorHAnsi" w:hAnsiTheme="minorHAnsi" w:cstheme="minorHAnsi"/>
-          <w:b/>
           <w:noProof/>
-          <w:color w:val="000000"/>
-          <w:sz w:val="24"/>
-          <w:szCs w:val="24"/>
-          <w:lang w:val="en-US"/>
+          <w:lang w:val="hu-HU" w:eastAsia="hu-HU"/>
         </w:rPr>
         <w:drawing>
-          <wp:inline distT="0" distB="0" distL="0" distR="0" wp14:anchorId="6844900B" wp14:editId="2956E08C">
-            <wp:extent cx="1079500" cy="1079500"/>
-            <wp:effectExtent l="0" t="0" r="6350" b="6350"/>
-            <wp:docPr id="2" name="Kép 2" descr="KK logo 4"/>
+          <wp:anchor distT="0" distB="0" distL="114300" distR="114300" simplePos="0" relativeHeight="251661312" behindDoc="0" locked="0" layoutInCell="1" allowOverlap="1">
+            <wp:simplePos x="0" y="0"/>
+            <wp:positionH relativeFrom="column">
+              <wp:posOffset>3253105</wp:posOffset>
+            </wp:positionH>
+            <wp:positionV relativeFrom="paragraph">
+              <wp:posOffset>119380</wp:posOffset>
+            </wp:positionV>
+            <wp:extent cx="1676400" cy="717550"/>
+            <wp:effectExtent l="0" t="0" r="0" b="6350"/>
+            <wp:wrapNone/>
+            <wp:docPr id="4" name="Kép 4" descr="MSZC logo"/>
             <wp:cNvGraphicFramePr>
               <a:graphicFrameLocks xmlns:a="http://schemas.openxmlformats.org/drawingml/2006/main" noChangeAspect="1"/>
             </wp:cNvGraphicFramePr>
@@ -40,13 +43,13 @@
               <a:graphicData uri="http://schemas.openxmlformats.org/drawingml/2006/picture">
                 <pic:pic xmlns:pic="http://schemas.openxmlformats.org/drawingml/2006/picture">
                   <pic:nvPicPr>
-                    <pic:cNvPr id="0" name="Kép 1" descr="KK logo 4"/>
+                    <pic:cNvPr id="0" name="Kép 1" descr="MSZC logo"/>
                     <pic:cNvPicPr>
                       <a:picLocks noChangeAspect="1" noChangeArrowheads="1"/>
                     </pic:cNvPicPr>
                   </pic:nvPicPr>
                   <pic:blipFill>
-                    <a:blip r:embed="rId7" cstate="print">
+                    <a:blip r:embed="rId7">
                       <a:extLst>
                         <a:ext uri="{28A0092B-C50C-407E-A947-70E740481C1C}">
                           <a14:useLocalDpi xmlns:a14="http://schemas.microsoft.com/office/drawing/2010/main" val="0"/>
@@ -61,48 +64,43 @@
                   <pic:spPr bwMode="auto">
                     <a:xfrm>
                       <a:off x="0" y="0"/>
-                      <a:ext cx="1079500" cy="1079500"/>
+                      <a:ext cx="1676400" cy="717550"/>
                     </a:xfrm>
                     <a:prstGeom prst="rect">
                       <a:avLst/>
                     </a:prstGeom>
                     <a:noFill/>
-                    <a:ln>
-                      <a:noFill/>
-                    </a:ln>
                   </pic:spPr>
                 </pic:pic>
               </a:graphicData>
             </a:graphic>
-          </wp:inline>
+            <wp14:sizeRelH relativeFrom="page">
+              <wp14:pctWidth>0</wp14:pctWidth>
+            </wp14:sizeRelH>
+            <wp14:sizeRelV relativeFrom="page">
+              <wp14:pctHeight>0</wp14:pctHeight>
+            </wp14:sizeRelV>
+          </wp:anchor>
         </w:drawing>
       </w:r>
       <w:r>
         <w:rPr>
-          <w:rFonts w:asciiTheme="minorHAnsi" w:hAnsiTheme="minorHAnsi" w:cstheme="minorHAnsi"/>
-          <w:b/>
-          <w:bCs/>
-          <w:color w:val="000000"/>
-          <w:sz w:val="24"/>
-          <w:szCs w:val="24"/>
-        </w:rPr>
-        <w:tab/>
-      </w:r>
-      <w:r>
-        <w:rPr>
-          <w:rFonts w:asciiTheme="minorHAnsi" w:hAnsiTheme="minorHAnsi" w:cstheme="minorHAnsi"/>
-          <w:b/>
           <w:noProof/>
-          <w:color w:val="000000"/>
-          <w:sz w:val="24"/>
-          <w:szCs w:val="24"/>
-          <w:lang w:val="en-US"/>
+          <w:lang w:val="hu-HU" w:eastAsia="hu-HU"/>
         </w:rPr>
         <w:drawing>
-          <wp:inline distT="0" distB="0" distL="0" distR="0" wp14:anchorId="04F11994" wp14:editId="306EF784">
-            <wp:extent cx="1676400" cy="717550"/>
-            <wp:effectExtent l="0" t="0" r="0" b="6350"/>
-            <wp:docPr id="1" name="Kép 1" descr="MSZC logo"/>
+          <wp:anchor distT="0" distB="0" distL="114300" distR="114300" simplePos="0" relativeHeight="251660288" behindDoc="0" locked="0" layoutInCell="1" allowOverlap="1">
+            <wp:simplePos x="0" y="0"/>
+            <wp:positionH relativeFrom="column">
+              <wp:posOffset>909955</wp:posOffset>
+            </wp:positionH>
+            <wp:positionV relativeFrom="paragraph">
+              <wp:posOffset>-414020</wp:posOffset>
+            </wp:positionV>
+            <wp:extent cx="2009775" cy="1721485"/>
+            <wp:effectExtent l="0" t="0" r="9525" b="0"/>
+            <wp:wrapNone/>
+            <wp:docPr id="3" name="Kép 3"/>
             <wp:cNvGraphicFramePr>
               <a:graphicFrameLocks xmlns:a="http://schemas.openxmlformats.org/drawingml/2006/main" noChangeAspect="1"/>
             </wp:cNvGraphicFramePr>
@@ -110,7 +108,7 @@
               <a:graphicData uri="http://schemas.openxmlformats.org/drawingml/2006/picture">
                 <pic:pic xmlns:pic="http://schemas.openxmlformats.org/drawingml/2006/picture">
                   <pic:nvPicPr>
-                    <pic:cNvPr id="0" name="Kép 5" descr="MSZC logo"/>
+                    <pic:cNvPr id="0" name="Kép 3"/>
                     <pic:cNvPicPr>
                       <a:picLocks noChangeAspect="1" noChangeArrowheads="1"/>
                     </pic:cNvPicPr>
@@ -131,21 +129,35 @@
                   <pic:spPr bwMode="auto">
                     <a:xfrm>
                       <a:off x="0" y="0"/>
-                      <a:ext cx="1676400" cy="717550"/>
+                      <a:ext cx="2009775" cy="1721485"/>
                     </a:xfrm>
                     <a:prstGeom prst="rect">
                       <a:avLst/>
                     </a:prstGeom>
                     <a:noFill/>
-                    <a:ln>
-                      <a:noFill/>
-                    </a:ln>
                   </pic:spPr>
                 </pic:pic>
               </a:graphicData>
             </a:graphic>
-          </wp:inline>
+            <wp14:sizeRelH relativeFrom="margin">
+              <wp14:pctWidth>0</wp14:pctWidth>
+            </wp14:sizeRelH>
+            <wp14:sizeRelV relativeFrom="margin">
+              <wp14:pctHeight>0</wp14:pctHeight>
+            </wp14:sizeRelV>
+          </wp:anchor>
         </w:drawing>
+      </w:r>
+      <w:r>
+        <w:rPr>
+          <w:rFonts w:asciiTheme="minorHAnsi" w:hAnsiTheme="minorHAnsi" w:cstheme="minorHAnsi"/>
+          <w:b/>
+          <w:bCs/>
+          <w:color w:val="000000"/>
+          <w:sz w:val="24"/>
+          <w:szCs w:val="24"/>
+        </w:rPr>
+        <w:tab/>
       </w:r>
     </w:p>
     <w:p>
@@ -338,6 +350,7 @@
         <w:autoSpaceDN w:val="0"/>
         <w:adjustRightInd w:val="0"/>
         <w:spacing w:after="0" w:line="360" w:lineRule="auto"/>
+        <w:ind w:left="7088"/>
         <w:rPr>
           <w:rFonts w:asciiTheme="minorHAnsi" w:hAnsiTheme="minorHAnsi" w:cstheme="minorHAnsi"/>
           <w:color w:val="000000"/>
@@ -345,34 +358,15 @@
           <w:szCs w:val="24"/>
         </w:rPr>
       </w:pPr>
-    </w:p>
-    <w:p>
-      <w:pPr>
-        <w:autoSpaceDE w:val="0"/>
-        <w:autoSpaceDN w:val="0"/>
-        <w:adjustRightInd w:val="0"/>
-        <w:spacing w:after="0" w:line="360" w:lineRule="auto"/>
+      <w:r>
         <w:rPr>
           <w:rFonts w:asciiTheme="minorHAnsi" w:hAnsiTheme="minorHAnsi" w:cstheme="minorHAnsi"/>
           <w:color w:val="000000"/>
           <w:sz w:val="24"/>
           <w:szCs w:val="24"/>
         </w:rPr>
-      </w:pPr>
-    </w:p>
-    <w:p>
-      <w:pPr>
-        <w:autoSpaceDE w:val="0"/>
-        <w:autoSpaceDN w:val="0"/>
-        <w:adjustRightInd w:val="0"/>
-        <w:spacing w:after="0" w:line="360" w:lineRule="auto"/>
-        <w:rPr>
-          <w:rFonts w:asciiTheme="minorHAnsi" w:hAnsiTheme="minorHAnsi" w:cstheme="minorHAnsi"/>
-          <w:color w:val="000000"/>
-          <w:sz w:val="24"/>
-          <w:szCs w:val="24"/>
-        </w:rPr>
-      </w:pPr>
+        <w:br/>
+      </w:r>
     </w:p>
     <w:p>
       <w:pPr>
@@ -397,12 +391,30 @@
           <w:sz w:val="24"/>
           <w:szCs w:val="24"/>
         </w:rPr>
-        <w:t xml:space="preserve">                                                 </w:t>
+        <w:br/>
       </w:r>
       <w:r>
         <w:rPr>
           <w:rFonts w:asciiTheme="minorHAnsi" w:hAnsiTheme="minorHAnsi" w:cstheme="minorHAnsi"/>
           <w:color w:val="000000"/>
+          <w:sz w:val="24"/>
+          <w:szCs w:val="24"/>
+        </w:rPr>
+        <w:br/>
+      </w:r>
+      <w:r>
+        <w:rPr>
+          <w:rFonts w:asciiTheme="minorHAnsi" w:hAnsiTheme="minorHAnsi" w:cstheme="minorHAnsi"/>
+          <w:color w:val="000000"/>
+          <w:sz w:val="24"/>
+          <w:szCs w:val="24"/>
+        </w:rPr>
+        <w:br/>
+      </w:r>
+      <w:r>
+        <w:rPr>
+          <w:rFonts w:asciiTheme="minorHAnsi" w:hAnsiTheme="minorHAnsi" w:cstheme="minorHAnsi"/>
+          <w:color w:val="000000"/>
           <w:sz w:val="32"/>
           <w:szCs w:val="32"/>
           <w:lang w:val="hu-HU"/>
@@ -412,27 +424,95 @@
     </w:p>
     <w:p>
       <w:pPr>
-        <w:autoSpaceDE w:val="0"/>
-        <w:autoSpaceDN w:val="0"/>
-        <w:adjustRightInd w:val="0"/>
         <w:spacing w:after="0" w:line="360" w:lineRule="auto"/>
-        <w:rPr>
-          <w:rFonts w:asciiTheme="minorHAnsi" w:hAnsiTheme="minorHAnsi" w:cstheme="minorHAnsi"/>
-          <w:color w:val="000000"/>
-          <w:sz w:val="32"/>
-          <w:szCs w:val="32"/>
-          <w:lang w:val="hu-HU"/>
-        </w:rPr>
-      </w:pPr>
-      <w:r>
-        <w:rPr>
-          <w:rFonts w:asciiTheme="minorHAnsi" w:hAnsiTheme="minorHAnsi" w:cstheme="minorHAnsi"/>
-          <w:color w:val="000000"/>
-          <w:sz w:val="32"/>
-          <w:szCs w:val="32"/>
-          <w:lang w:val="hu-HU"/>
-        </w:rPr>
-        <w:t xml:space="preserve">                                    Bolgár Milán, Csömör Lajos Marcell, Zádor Tamás</w:t>
+        <w:jc w:val="right"/>
+        <w:rPr>
+          <w:rFonts w:asciiTheme="minorHAnsi" w:hAnsiTheme="minorHAnsi" w:cstheme="minorHAnsi"/>
+          <w:sz w:val="24"/>
+          <w:szCs w:val="24"/>
+          <w:lang w:val="hu-HU"/>
+        </w:rPr>
+      </w:pPr>
+      <w:r>
+        <w:rPr>
+          <w:rFonts w:asciiTheme="minorHAnsi" w:hAnsiTheme="minorHAnsi" w:cstheme="minorHAnsi"/>
+          <w:sz w:val="24"/>
+          <w:szCs w:val="24"/>
+          <w:lang w:val="hu-HU"/>
+        </w:rPr>
+        <w:t>Bolgár Milán</w:t>
+      </w:r>
+      <w:r>
+        <w:rPr>
+          <w:rFonts w:asciiTheme="minorHAnsi" w:hAnsiTheme="minorHAnsi" w:cstheme="minorHAnsi"/>
+          <w:sz w:val="24"/>
+          <w:szCs w:val="24"/>
+          <w:lang w:val="hu-HU"/>
+        </w:rPr>
+        <w:t xml:space="preserve"> – </w:t>
+      </w:r>
+      <w:r>
+        <w:rPr>
+          <w:rFonts w:asciiTheme="minorHAnsi" w:hAnsiTheme="minorHAnsi" w:cstheme="minorHAnsi"/>
+          <w:sz w:val="24"/>
+          <w:szCs w:val="24"/>
+          <w:lang w:val="hu-HU"/>
+        </w:rPr>
+        <w:t>Csömör</w:t>
+      </w:r>
+      <w:r>
+        <w:rPr>
+          <w:rFonts w:asciiTheme="minorHAnsi" w:hAnsiTheme="minorHAnsi" w:cstheme="minorHAnsi"/>
+          <w:sz w:val="24"/>
+          <w:szCs w:val="24"/>
+          <w:lang w:val="hu-HU"/>
+        </w:rPr>
+        <w:t xml:space="preserve"> </w:t>
+      </w:r>
+      <w:r>
+        <w:rPr>
+          <w:rFonts w:asciiTheme="minorHAnsi" w:hAnsiTheme="minorHAnsi" w:cstheme="minorHAnsi"/>
+          <w:sz w:val="24"/>
+          <w:szCs w:val="24"/>
+          <w:lang w:val="hu-HU"/>
+        </w:rPr>
+        <w:t>Lajos Marcell</w:t>
+      </w:r>
+      <w:r>
+        <w:rPr>
+          <w:rFonts w:asciiTheme="minorHAnsi" w:hAnsiTheme="minorHAnsi" w:cstheme="minorHAnsi"/>
+          <w:sz w:val="24"/>
+          <w:szCs w:val="24"/>
+          <w:lang w:val="hu-HU"/>
+        </w:rPr>
+        <w:t xml:space="preserve"> - </w:t>
+      </w:r>
+      <w:r>
+        <w:rPr>
+          <w:rFonts w:asciiTheme="minorHAnsi" w:hAnsiTheme="minorHAnsi" w:cstheme="minorHAnsi"/>
+          <w:sz w:val="24"/>
+          <w:szCs w:val="24"/>
+          <w:lang w:val="hu-HU"/>
+        </w:rPr>
+        <w:t>Zádor</w:t>
+      </w:r>
+      <w:r>
+        <w:rPr>
+          <w:rFonts w:asciiTheme="minorHAnsi" w:hAnsiTheme="minorHAnsi" w:cstheme="minorHAnsi"/>
+          <w:sz w:val="24"/>
+          <w:szCs w:val="24"/>
+          <w:lang w:val="hu-HU"/>
+        </w:rPr>
+        <w:t xml:space="preserve"> </w:t>
+      </w:r>
+      <w:r>
+        <w:rPr>
+          <w:rFonts w:asciiTheme="minorHAnsi" w:hAnsiTheme="minorHAnsi" w:cstheme="minorHAnsi"/>
+          <w:sz w:val="24"/>
+          <w:szCs w:val="24"/>
+          <w:lang w:val="hu-HU"/>
+        </w:rPr>
+        <w:t>Tamás</w:t>
       </w:r>
     </w:p>
     <w:p>
@@ -448,7 +528,7 @@
           <w:color w:val="000000"/>
           <w:sz w:val="24"/>
           <w:szCs w:val="24"/>
-          <w:lang w:val="de-DE"/>
+          <w:lang w:val="hu-HU"/>
         </w:rPr>
       </w:pPr>
       <w:r>
@@ -468,20 +548,40 @@
         <w:jc w:val="right"/>
         <w:rPr>
           <w:rFonts w:asciiTheme="minorHAnsi" w:hAnsiTheme="minorHAnsi" w:cstheme="minorHAnsi"/>
-          <w:sz w:val="32"/>
-          <w:szCs w:val="32"/>
-          <w:lang w:val="hu-HU"/>
-        </w:rPr>
-      </w:pPr>
-      <w:r>
-        <w:rPr>
-          <w:rFonts w:asciiTheme="minorHAnsi" w:hAnsiTheme="minorHAnsi" w:cstheme="minorHAnsi"/>
-          <w:sz w:val="32"/>
-          <w:szCs w:val="32"/>
-          <w:lang w:val="hu-HU"/>
-        </w:rPr>
-        <w:t>Kasza László Róbert</w:t>
-      </w:r>
+          <w:sz w:val="24"/>
+          <w:szCs w:val="24"/>
+          <w:lang w:val="hu-HU"/>
+        </w:rPr>
+      </w:pPr>
+      <w:r>
+        <w:rPr>
+          <w:rFonts w:asciiTheme="minorHAnsi" w:hAnsiTheme="minorHAnsi" w:cstheme="minorHAnsi"/>
+          <w:sz w:val="24"/>
+          <w:szCs w:val="24"/>
+          <w:lang w:val="hu-HU"/>
+        </w:rPr>
+        <w:t>Kasza</w:t>
+      </w:r>
+      <w:r>
+        <w:rPr>
+          <w:rFonts w:asciiTheme="minorHAnsi" w:hAnsiTheme="minorHAnsi" w:cstheme="minorHAnsi"/>
+          <w:sz w:val="24"/>
+          <w:szCs w:val="24"/>
+          <w:lang w:val="hu-HU"/>
+        </w:rPr>
+        <w:t xml:space="preserve"> </w:t>
+      </w:r>
+      <w:r>
+        <w:rPr>
+          <w:rFonts w:asciiTheme="minorHAnsi" w:hAnsiTheme="minorHAnsi" w:cstheme="minorHAnsi"/>
+          <w:sz w:val="24"/>
+          <w:szCs w:val="24"/>
+          <w:lang w:val="hu-HU"/>
+        </w:rPr>
+        <w:t>László Róbert</w:t>
+      </w:r>
+      <w:bookmarkStart w:id="0" w:name="_GoBack"/>
+      <w:bookmarkEnd w:id="0"/>
     </w:p>
     <w:p>
       <w:pPr>
@@ -614,7 +714,6 @@
           <w:szCs w:val="32"/>
           <w:lang w:val="hu-HU"/>
         </w:rPr>
-        <w:lastRenderedPageBreak/>
         <w:t>Miskolci SZC Kandó Kálmán Informatikai Technikum</w:t>
       </w:r>
     </w:p>
@@ -664,6 +763,7 @@
           <w:sz w:val="32"/>
           <w:szCs w:val="32"/>
         </w:rPr>
+        <w:lastRenderedPageBreak/>
         <w:t>SZOFTVERFEJLESZTŐ- ÉS TESZTELŐ SZAK</w:t>
       </w:r>
     </w:p>
@@ -702,6 +802,7 @@
           <w:lang w:val="hu-HU"/>
         </w:rPr>
       </w:pPr>
+      <w:proofErr w:type="gramStart"/>
       <w:r>
         <w:rPr>
           <w:rFonts w:asciiTheme="minorHAnsi" w:hAnsiTheme="minorHAnsi" w:cstheme="minorHAnsi"/>
@@ -710,7 +811,18 @@
           <w:szCs w:val="48"/>
           <w:lang w:val="hu-HU"/>
         </w:rPr>
-        <w:t>online vásárlóprogram</w:t>
+        <w:t>online</w:t>
+      </w:r>
+      <w:proofErr w:type="gramEnd"/>
+      <w:r>
+        <w:rPr>
+          <w:rFonts w:asciiTheme="minorHAnsi" w:hAnsiTheme="minorHAnsi" w:cstheme="minorHAnsi"/>
+          <w:snapToGrid w:val="0"/>
+          <w:sz w:val="48"/>
+          <w:szCs w:val="48"/>
+          <w:lang w:val="hu-HU"/>
+        </w:rPr>
+        <w:t xml:space="preserve"> vásárlóprogram</w:t>
       </w:r>
     </w:p>
     <w:p>
@@ -2867,7 +2979,7 @@
           <w:lang w:val="hu-HU"/>
         </w:rPr>
       </w:pPr>
-      <w:bookmarkStart w:id="0" w:name="_Toc165919195"/>
+      <w:bookmarkStart w:id="1" w:name="_Toc165919195"/>
       <w:r>
         <w:rPr>
           <w:rFonts w:asciiTheme="minorHAnsi" w:hAnsiTheme="minorHAnsi" w:cstheme="minorHAnsi"/>
@@ -2876,7 +2988,7 @@
         <w:lastRenderedPageBreak/>
         <w:t>Bevezetés</w:t>
       </w:r>
-      <w:bookmarkEnd w:id="0"/>
+      <w:bookmarkEnd w:id="1"/>
     </w:p>
     <w:p>
       <w:pPr>
@@ -2934,7 +3046,29 @@
           <w:szCs w:val="28"/>
           <w:lang w:val="hu-HU"/>
         </w:rPr>
-        <w:t>A fejlesztés során különböző backend és frontend technológiákat alkalmaztunk, hogy egy gyors, biztonságos és felhasználóbarát webalkalmazást hozzunk létre. A backend fejlesztéshez az ASP.NET Core Web API technológiát használtuk, amely lehetővé teszi a szerveroldali logika és az adatkezelés hatékony megvalósítását. Az adatok tárolásához XAMPP környezetet és MySQL adatbázist alkalmaztunk.</w:t>
+        <w:t>A fejlesztés során különböző backend és frontend technológiákat alkalmaztunk, hogy egy gyors, biztonságos és felhasználóbarát webalkalmazást hozzunk létre. A backend fejlesztéshez az ASP</w:t>
+      </w:r>
+      <w:proofErr w:type="gramStart"/>
+      <w:r>
+        <w:rPr>
+          <w:rFonts w:asciiTheme="minorHAnsi" w:hAnsiTheme="minorHAnsi" w:cstheme="minorHAnsi"/>
+          <w:bCs/>
+          <w:sz w:val="28"/>
+          <w:szCs w:val="28"/>
+          <w:lang w:val="hu-HU"/>
+        </w:rPr>
+        <w:t>.NET</w:t>
+      </w:r>
+      <w:proofErr w:type="gramEnd"/>
+      <w:r>
+        <w:rPr>
+          <w:rFonts w:asciiTheme="minorHAnsi" w:hAnsiTheme="minorHAnsi" w:cstheme="minorHAnsi"/>
+          <w:bCs/>
+          <w:sz w:val="28"/>
+          <w:szCs w:val="28"/>
+          <w:lang w:val="hu-HU"/>
+        </w:rPr>
+        <w:t xml:space="preserve"> Core Web API technológiát használtuk, amely lehetővé teszi a szerveroldali logika és az adatkezelés hatékony megvalósítását. Az adatok tárolásához XAMPP környezetet és MySQL adatbázist alkalmaztunk.</w:t>
       </w:r>
     </w:p>
     <w:p>
@@ -3066,7 +3200,27 @@
           <w:szCs w:val="28"/>
           <w:lang w:val="hu-HU"/>
         </w:rPr>
-        <w:t xml:space="preserve"> ASP.NET Core Web API, C#</w:t>
+        <w:t xml:space="preserve"> ASP</w:t>
+      </w:r>
+      <w:proofErr w:type="gramStart"/>
+      <w:r>
+        <w:rPr>
+          <w:rFonts w:asciiTheme="minorHAnsi" w:hAnsiTheme="minorHAnsi" w:cstheme="minorHAnsi"/>
+          <w:sz w:val="28"/>
+          <w:szCs w:val="28"/>
+          <w:lang w:val="hu-HU"/>
+        </w:rPr>
+        <w:t>.NET</w:t>
+      </w:r>
+      <w:proofErr w:type="gramEnd"/>
+      <w:r>
+        <w:rPr>
+          <w:rFonts w:asciiTheme="minorHAnsi" w:hAnsiTheme="minorHAnsi" w:cstheme="minorHAnsi"/>
+          <w:sz w:val="28"/>
+          <w:szCs w:val="28"/>
+          <w:lang w:val="hu-HU"/>
+        </w:rPr>
+        <w:t xml:space="preserve"> Core Web API, C#</w:t>
       </w:r>
     </w:p>
     <w:p>
@@ -3241,7 +3395,31 @@
           <w:szCs w:val="28"/>
           <w:lang w:val="hu-HU"/>
         </w:rPr>
-        <w:t>Backend: ASP.NET Core Web API, C#</w:t>
+        <w:t>Backend: ASP</w:t>
+      </w:r>
+      <w:proofErr w:type="gramStart"/>
+      <w:r>
+        <w:rPr>
+          <w:rFonts w:asciiTheme="minorHAnsi" w:hAnsiTheme="minorHAnsi" w:cstheme="minorHAnsi"/>
+          <w:b/>
+          <w:bCs/>
+          <w:sz w:val="28"/>
+          <w:szCs w:val="28"/>
+          <w:lang w:val="hu-HU"/>
+        </w:rPr>
+        <w:t>.NET</w:t>
+      </w:r>
+      <w:proofErr w:type="gramEnd"/>
+      <w:r>
+        <w:rPr>
+          <w:rFonts w:asciiTheme="minorHAnsi" w:hAnsiTheme="minorHAnsi" w:cstheme="minorHAnsi"/>
+          <w:b/>
+          <w:bCs/>
+          <w:sz w:val="28"/>
+          <w:szCs w:val="28"/>
+          <w:lang w:val="hu-HU"/>
+        </w:rPr>
+        <w:t xml:space="preserve"> Core Web API, C#</w:t>
       </w:r>
     </w:p>
     <w:p>
@@ -3272,7 +3450,31 @@
           <w:szCs w:val="28"/>
           <w:lang w:val="hu-HU"/>
         </w:rPr>
-        <w:t>ASP.NET Core Web API</w:t>
+        <w:t>ASP</w:t>
+      </w:r>
+      <w:proofErr w:type="gramStart"/>
+      <w:r>
+        <w:rPr>
+          <w:rFonts w:asciiTheme="minorHAnsi" w:hAnsiTheme="minorHAnsi" w:cstheme="minorHAnsi"/>
+          <w:b/>
+          <w:bCs/>
+          <w:sz w:val="28"/>
+          <w:szCs w:val="28"/>
+          <w:lang w:val="hu-HU"/>
+        </w:rPr>
+        <w:t>.NET</w:t>
+      </w:r>
+      <w:proofErr w:type="gramEnd"/>
+      <w:r>
+        <w:rPr>
+          <w:rFonts w:asciiTheme="minorHAnsi" w:hAnsiTheme="minorHAnsi" w:cstheme="minorHAnsi"/>
+          <w:b/>
+          <w:bCs/>
+          <w:sz w:val="28"/>
+          <w:szCs w:val="28"/>
+          <w:lang w:val="hu-HU"/>
+        </w:rPr>
+        <w:t xml:space="preserve"> Core Web API</w:t>
       </w:r>
       <w:r>
         <w:rPr>
@@ -3301,51 +3503,115 @@
           <w:szCs w:val="28"/>
           <w:lang w:val="hu-HU"/>
         </w:rPr>
-        <w:t xml:space="preserve"> programozási nyelvet használtuk. Az ASP.NET Core egy moduláris, nyílt forráskódú keretrendszer, amely kifejezetten webes alkalmazások és API-k fejlesztésére lett tervezve. A rendszer fő célja, hogy gyors, biztonságos és skálázható szerveroldali megoldást biztosítson.</w:t>
-      </w:r>
-    </w:p>
-    <w:p>
-      <w:pPr>
-        <w:spacing w:line="360" w:lineRule="auto"/>
-        <w:rPr>
-          <w:rFonts w:asciiTheme="minorHAnsi" w:hAnsiTheme="minorHAnsi" w:cstheme="minorHAnsi"/>
-          <w:b/>
-          <w:bCs/>
-          <w:sz w:val="28"/>
-          <w:szCs w:val="28"/>
-          <w:lang w:val="hu-HU"/>
-        </w:rPr>
-      </w:pPr>
-      <w:r>
-        <w:rPr>
-          <w:rFonts w:asciiTheme="minorHAnsi" w:hAnsiTheme="minorHAnsi" w:cstheme="minorHAnsi"/>
-          <w:b/>
-          <w:bCs/>
-          <w:sz w:val="28"/>
-          <w:szCs w:val="28"/>
-          <w:lang w:val="hu-HU"/>
-        </w:rPr>
-        <w:t>1. ASP.NET Core Web API</w:t>
-      </w:r>
-    </w:p>
-    <w:p>
-      <w:pPr>
-        <w:spacing w:line="360" w:lineRule="auto"/>
-        <w:rPr>
-          <w:rFonts w:asciiTheme="minorHAnsi" w:hAnsiTheme="minorHAnsi" w:cstheme="minorHAnsi"/>
-          <w:sz w:val="28"/>
-          <w:szCs w:val="28"/>
-          <w:lang w:val="hu-HU"/>
-        </w:rPr>
-      </w:pPr>
-      <w:r>
-        <w:rPr>
-          <w:rFonts w:asciiTheme="minorHAnsi" w:hAnsiTheme="minorHAnsi" w:cstheme="minorHAnsi"/>
-          <w:sz w:val="28"/>
-          <w:szCs w:val="28"/>
-          <w:lang w:val="hu-HU"/>
-        </w:rPr>
-        <w:t>Az ASP.NET Core Web API segítségével RESTful szolgáltatásokat hoztunk létre, amelyek lehetővé teszik az adatok biztonságos kezelését és továbbítását a frontend és az adatbázis között.</w:t>
+        <w:t xml:space="preserve"> programozási nyelvet használtuk. Az ASP</w:t>
+      </w:r>
+      <w:proofErr w:type="gramStart"/>
+      <w:r>
+        <w:rPr>
+          <w:rFonts w:asciiTheme="minorHAnsi" w:hAnsiTheme="minorHAnsi" w:cstheme="minorHAnsi"/>
+          <w:sz w:val="28"/>
+          <w:szCs w:val="28"/>
+          <w:lang w:val="hu-HU"/>
+        </w:rPr>
+        <w:t>.NET</w:t>
+      </w:r>
+      <w:proofErr w:type="gramEnd"/>
+      <w:r>
+        <w:rPr>
+          <w:rFonts w:asciiTheme="minorHAnsi" w:hAnsiTheme="minorHAnsi" w:cstheme="minorHAnsi"/>
+          <w:sz w:val="28"/>
+          <w:szCs w:val="28"/>
+          <w:lang w:val="hu-HU"/>
+        </w:rPr>
+        <w:t xml:space="preserve"> Core egy moduláris, nyílt forráskódú keretrendszer, amely kifejezetten webes alkalmazások és API-k fejlesztésére lett tervezve. A rendszer fő célja, hogy gyors, biztonságos és skálázható szerveroldali megoldást biztosítson.</w:t>
+      </w:r>
+    </w:p>
+    <w:p>
+      <w:pPr>
+        <w:spacing w:line="360" w:lineRule="auto"/>
+        <w:rPr>
+          <w:rFonts w:asciiTheme="minorHAnsi" w:hAnsiTheme="minorHAnsi" w:cstheme="minorHAnsi"/>
+          <w:b/>
+          <w:bCs/>
+          <w:sz w:val="28"/>
+          <w:szCs w:val="28"/>
+          <w:lang w:val="hu-HU"/>
+        </w:rPr>
+      </w:pPr>
+      <w:r>
+        <w:rPr>
+          <w:rFonts w:asciiTheme="minorHAnsi" w:hAnsiTheme="minorHAnsi" w:cstheme="minorHAnsi"/>
+          <w:b/>
+          <w:bCs/>
+          <w:sz w:val="28"/>
+          <w:szCs w:val="28"/>
+          <w:lang w:val="hu-HU"/>
+        </w:rPr>
+        <w:t>1. ASP</w:t>
+      </w:r>
+      <w:proofErr w:type="gramStart"/>
+      <w:r>
+        <w:rPr>
+          <w:rFonts w:asciiTheme="minorHAnsi" w:hAnsiTheme="minorHAnsi" w:cstheme="minorHAnsi"/>
+          <w:b/>
+          <w:bCs/>
+          <w:sz w:val="28"/>
+          <w:szCs w:val="28"/>
+          <w:lang w:val="hu-HU"/>
+        </w:rPr>
+        <w:t>.NET</w:t>
+      </w:r>
+      <w:proofErr w:type="gramEnd"/>
+      <w:r>
+        <w:rPr>
+          <w:rFonts w:asciiTheme="minorHAnsi" w:hAnsiTheme="minorHAnsi" w:cstheme="minorHAnsi"/>
+          <w:b/>
+          <w:bCs/>
+          <w:sz w:val="28"/>
+          <w:szCs w:val="28"/>
+          <w:lang w:val="hu-HU"/>
+        </w:rPr>
+        <w:t xml:space="preserve"> Core Web API</w:t>
+      </w:r>
+    </w:p>
+    <w:p>
+      <w:pPr>
+        <w:spacing w:line="360" w:lineRule="auto"/>
+        <w:rPr>
+          <w:rFonts w:asciiTheme="minorHAnsi" w:hAnsiTheme="minorHAnsi" w:cstheme="minorHAnsi"/>
+          <w:sz w:val="28"/>
+          <w:szCs w:val="28"/>
+          <w:lang w:val="hu-HU"/>
+        </w:rPr>
+      </w:pPr>
+      <w:r>
+        <w:rPr>
+          <w:rFonts w:asciiTheme="minorHAnsi" w:hAnsiTheme="minorHAnsi" w:cstheme="minorHAnsi"/>
+          <w:sz w:val="28"/>
+          <w:szCs w:val="28"/>
+          <w:lang w:val="hu-HU"/>
+        </w:rPr>
+        <w:t>Az ASP</w:t>
+      </w:r>
+      <w:proofErr w:type="gramStart"/>
+      <w:r>
+        <w:rPr>
+          <w:rFonts w:asciiTheme="minorHAnsi" w:hAnsiTheme="minorHAnsi" w:cstheme="minorHAnsi"/>
+          <w:sz w:val="28"/>
+          <w:szCs w:val="28"/>
+          <w:lang w:val="hu-HU"/>
+        </w:rPr>
+        <w:t>.NET</w:t>
+      </w:r>
+      <w:proofErr w:type="gramEnd"/>
+      <w:r>
+        <w:rPr>
+          <w:rFonts w:asciiTheme="minorHAnsi" w:hAnsiTheme="minorHAnsi" w:cstheme="minorHAnsi"/>
+          <w:sz w:val="28"/>
+          <w:szCs w:val="28"/>
+          <w:lang w:val="hu-HU"/>
+        </w:rPr>
+        <w:t xml:space="preserve"> Core Web API segítségével RESTful szolgáltatásokat hoztunk létre, amelyek lehetővé teszik az adatok biztonságos kezelését és továbbítását a frontend és az adatbázis között.</w:t>
       </w:r>
     </w:p>
     <w:p>
@@ -3510,7 +3776,27 @@
           <w:szCs w:val="28"/>
           <w:lang w:val="hu-HU"/>
         </w:rPr>
-        <w:t xml:space="preserve"> Az ASP.NET Core az Entity Framework Core ORM-et használja az adatok lekérdezésére és módosítására.</w:t>
+        <w:t xml:space="preserve"> Az ASP</w:t>
+      </w:r>
+      <w:proofErr w:type="gramStart"/>
+      <w:r>
+        <w:rPr>
+          <w:rFonts w:asciiTheme="minorHAnsi" w:hAnsiTheme="minorHAnsi" w:cstheme="minorHAnsi"/>
+          <w:sz w:val="28"/>
+          <w:szCs w:val="28"/>
+          <w:lang w:val="hu-HU"/>
+        </w:rPr>
+        <w:t>.NET</w:t>
+      </w:r>
+      <w:proofErr w:type="gramEnd"/>
+      <w:r>
+        <w:rPr>
+          <w:rFonts w:asciiTheme="minorHAnsi" w:hAnsiTheme="minorHAnsi" w:cstheme="minorHAnsi"/>
+          <w:sz w:val="28"/>
+          <w:szCs w:val="28"/>
+          <w:lang w:val="hu-HU"/>
+        </w:rPr>
+        <w:t xml:space="preserve"> Core az Entity Framework Core ORM-et használja az adatok lekérdezésére és módosítására.</w:t>
       </w:r>
     </w:p>
     <w:p>
@@ -3609,7 +3895,27 @@
           <w:szCs w:val="28"/>
           <w:lang w:val="hu-HU"/>
         </w:rPr>
-        <w:t xml:space="preserve"> programozási nyelven valósítottuk meg, amely egy erős típusos, objektumorientált nyelv. Az ASP.NET Core és C# kombinációja lehetővé teszi az üzleti logika moduláris és hatékony implementálását.</w:t>
+        <w:t xml:space="preserve"> programozási nyelven valósítottuk meg, amely egy erős típusos, objektumorientált nyelv. Az ASP</w:t>
+      </w:r>
+      <w:proofErr w:type="gramStart"/>
+      <w:r>
+        <w:rPr>
+          <w:rFonts w:asciiTheme="minorHAnsi" w:hAnsiTheme="minorHAnsi" w:cstheme="minorHAnsi"/>
+          <w:sz w:val="28"/>
+          <w:szCs w:val="28"/>
+          <w:lang w:val="hu-HU"/>
+        </w:rPr>
+        <w:t>.NET</w:t>
+      </w:r>
+      <w:proofErr w:type="gramEnd"/>
+      <w:r>
+        <w:rPr>
+          <w:rFonts w:asciiTheme="minorHAnsi" w:hAnsiTheme="minorHAnsi" w:cstheme="minorHAnsi"/>
+          <w:sz w:val="28"/>
+          <w:szCs w:val="28"/>
+          <w:lang w:val="hu-HU"/>
+        </w:rPr>
+        <w:t xml:space="preserve"> Core és C# kombinációja lehetővé teszi az üzleti logika moduláris és hatékony implementálását.</w:t>
       </w:r>
     </w:p>
     <w:p>
@@ -4990,7 +5296,27 @@
           <w:szCs w:val="28"/>
           <w:lang w:val="hu-HU"/>
         </w:rPr>
-        <w:t xml:space="preserve"> Az ASP.NET Core backend segítségével SQL lekérdezéseken keresztül kommunikálunk az adatbázissal.</w:t>
+        <w:t xml:space="preserve"> Az ASP</w:t>
+      </w:r>
+      <w:proofErr w:type="gramStart"/>
+      <w:r>
+        <w:rPr>
+          <w:rFonts w:asciiTheme="minorHAnsi" w:hAnsiTheme="minorHAnsi" w:cstheme="minorHAnsi"/>
+          <w:sz w:val="28"/>
+          <w:szCs w:val="28"/>
+          <w:lang w:val="hu-HU"/>
+        </w:rPr>
+        <w:t>.NET</w:t>
+      </w:r>
+      <w:proofErr w:type="gramEnd"/>
+      <w:r>
+        <w:rPr>
+          <w:rFonts w:asciiTheme="minorHAnsi" w:hAnsiTheme="minorHAnsi" w:cstheme="minorHAnsi"/>
+          <w:sz w:val="28"/>
+          <w:szCs w:val="28"/>
+          <w:lang w:val="hu-HU"/>
+        </w:rPr>
+        <w:t xml:space="preserve"> Core backend segítségével SQL lekérdezéseken keresztül kommunikálunk az adatbázissal.</w:t>
       </w:r>
     </w:p>
     <w:p>
@@ -5010,7 +5336,7 @@
           <w:noProof/>
           <w:sz w:val="28"/>
           <w:szCs w:val="28"/>
-          <w:lang w:val="hu-HU"/>
+          <w:lang w:val="hu-HU" w:eastAsia="hu-HU"/>
         </w:rPr>
         <w:lastRenderedPageBreak/>
         <w:drawing>
@@ -5252,7 +5578,7 @@
           <w:noProof/>
           <w:sz w:val="32"/>
           <w:szCs w:val="32"/>
-          <w:lang w:val="hu-HU"/>
+          <w:lang w:val="hu-HU" w:eastAsia="hu-HU"/>
         </w:rPr>
         <w:lastRenderedPageBreak/>
         <w:drawing>
@@ -5506,7 +5832,7 @@
           <w:noProof/>
           <w:sz w:val="32"/>
           <w:szCs w:val="32"/>
-          <w:lang w:val="hu-HU"/>
+          <w:lang w:val="hu-HU" w:eastAsia="hu-HU"/>
         </w:rPr>
         <w:drawing>
           <wp:inline distT="0" distB="0" distL="0" distR="0" wp14:anchorId="573F8DFB" wp14:editId="3C36A7C8">
@@ -6511,7 +6837,7 @@
           <w:noProof/>
           <w:sz w:val="32"/>
           <w:szCs w:val="32"/>
-          <w:lang w:val="hu-HU"/>
+          <w:lang w:val="hu-HU" w:eastAsia="hu-HU"/>
         </w:rPr>
         <w:drawing>
           <wp:anchor distT="0" distB="0" distL="114300" distR="114300" simplePos="0" relativeHeight="251658240" behindDoc="0" locked="0" layoutInCell="1" allowOverlap="1">
@@ -6571,7 +6897,7 @@
           <w:noProof/>
           <w:sz w:val="32"/>
           <w:szCs w:val="32"/>
-          <w:lang w:val="hu-HU"/>
+          <w:lang w:val="hu-HU" w:eastAsia="hu-HU"/>
         </w:rPr>
         <w:drawing>
           <wp:inline distT="0" distB="0" distL="0" distR="0">
@@ -6710,7 +7036,7 @@
           <w:noProof/>
           <w:sz w:val="32"/>
           <w:szCs w:val="32"/>
-          <w:lang w:val="hu-HU"/>
+          <w:lang w:val="hu-HU" w:eastAsia="hu-HU"/>
         </w:rPr>
         <w:lastRenderedPageBreak/>
         <w:drawing>
@@ -6755,8 +7081,6 @@
           </wp:inline>
         </w:drawing>
       </w:r>
-      <w:bookmarkStart w:id="1" w:name="_GoBack"/>
-      <w:bookmarkEnd w:id="1"/>
     </w:p>
     <w:sectPr>
       <w:footerReference w:type="default" r:id="rId17"/>
@@ -6771,7 +7095,7 @@
 </file>
 
 <file path=word/endnotes.xml><?xml version="1.0" encoding="utf-8"?>
-<w:endnotes xmlns:wpc="http://schemas.microsoft.com/office/word/2010/wordprocessingCanvas" xmlns:cx="http://schemas.microsoft.com/office/drawing/2014/chartex" xmlns:cx1="http://schemas.microsoft.com/office/drawing/2015/9/8/chartex" xmlns:cx2="http://schemas.microsoft.com/office/drawing/2015/10/21/chartex" xmlns:cx3="http://schemas.microsoft.com/office/drawing/2016/5/9/chartex" xmlns:cx4="http://schemas.microsoft.com/office/drawing/2016/5/10/chartex" xmlns:cx5="http://schemas.microsoft.com/office/drawing/2016/5/11/chartex" xmlns:cx6="http://schemas.microsoft.com/office/drawing/2016/5/12/chartex" xmlns:cx7="http://schemas.microsoft.com/office/drawing/2016/5/13/chartex" xmlns:cx8="http://schemas.microsoft.com/office/drawing/2016/5/14/chartex" xmlns:mc="http://schemas.openxmlformats.org/markup-compatibility/2006" xmlns:aink="http://schemas.microsoft.com/office/drawing/2016/ink" xmlns:am3d="http://schemas.microsoft.com/office/drawing/2017/model3d" xmlns:o="urn:schemas-microsoft-com:office:office" xmlns:r="http://schemas.openxmlformats.org/officeDocument/2006/relationships" xmlns:m="http://schemas.openxmlformats.org/officeDocument/2006/math" xmlns:v="urn:schemas-microsoft-com:vml" xmlns:wp14="http://schemas.microsoft.com/office/word/2010/wordprocessingDrawing" xmlns:wp="http://schemas.openxmlformats.org/drawingml/2006/wordprocessingDrawing" xmlns:w10="urn:schemas-microsoft-com:office:word" xmlns:w="http://schemas.openxmlformats.org/wordprocessingml/2006/main" xmlns:w14="http://schemas.microsoft.com/office/word/2010/wordml" xmlns:w15="http://schemas.microsoft.com/office/word/2012/wordml" xmlns:w16cid="http://schemas.microsoft.com/office/word/2016/wordml/cid" xmlns:w16se="http://schemas.microsoft.com/office/word/2015/wordml/symex" xmlns:wpg="http://schemas.microsoft.com/office/word/2010/wordprocessingGroup" xmlns:wpi="http://schemas.microsoft.com/office/word/2010/wordprocessingInk" xmlns:wne="http://schemas.microsoft.com/office/word/2006/wordml" xmlns:wps="http://schemas.microsoft.com/office/word/2010/wordprocessingShape" mc:Ignorable="w14 w15 w16se w16cid wp14">
+<w:endnotes xmlns:wpc="http://schemas.microsoft.com/office/word/2010/wordprocessingCanvas" xmlns:cx="http://schemas.microsoft.com/office/drawing/2014/chartex" xmlns:cx1="http://schemas.microsoft.com/office/drawing/2015/9/8/chartex" xmlns:mc="http://schemas.openxmlformats.org/markup-compatibility/2006" xmlns:o="urn:schemas-microsoft-com:office:office" xmlns:r="http://schemas.openxmlformats.org/officeDocument/2006/relationships" xmlns:m="http://schemas.openxmlformats.org/officeDocument/2006/math" xmlns:v="urn:schemas-microsoft-com:vml" xmlns:wp14="http://schemas.microsoft.com/office/word/2010/wordprocessingDrawing" xmlns:wp="http://schemas.openxmlformats.org/drawingml/2006/wordprocessingDrawing" xmlns:w10="urn:schemas-microsoft-com:office:word" xmlns:w="http://schemas.openxmlformats.org/wordprocessingml/2006/main" xmlns:w14="http://schemas.microsoft.com/office/word/2010/wordml" xmlns:w15="http://schemas.microsoft.com/office/word/2012/wordml" xmlns:w16se="http://schemas.microsoft.com/office/word/2015/wordml/symex" xmlns:wpg="http://schemas.microsoft.com/office/word/2010/wordprocessingGroup" xmlns:wpi="http://schemas.microsoft.com/office/word/2010/wordprocessingInk" xmlns:wne="http://schemas.microsoft.com/office/word/2006/wordml" xmlns:wps="http://schemas.microsoft.com/office/word/2010/wordprocessingShape" mc:Ignorable="w14 w15 w16se wp14">
   <w:endnote w:type="separator" w:id="-1">
     <w:p>
       <w:pPr>
@@ -6796,7 +7120,7 @@
 </file>
 
 <file path=word/footer1.xml><?xml version="1.0" encoding="utf-8"?>
-<w:ftr xmlns:wpc="http://schemas.microsoft.com/office/word/2010/wordprocessingCanvas" xmlns:cx="http://schemas.microsoft.com/office/drawing/2014/chartex" xmlns:cx1="http://schemas.microsoft.com/office/drawing/2015/9/8/chartex" xmlns:cx2="http://schemas.microsoft.com/office/drawing/2015/10/21/chartex" xmlns:cx3="http://schemas.microsoft.com/office/drawing/2016/5/9/chartex" xmlns:cx4="http://schemas.microsoft.com/office/drawing/2016/5/10/chartex" xmlns:cx5="http://schemas.microsoft.com/office/drawing/2016/5/11/chartex" xmlns:cx6="http://schemas.microsoft.com/office/drawing/2016/5/12/chartex" xmlns:cx7="http://schemas.microsoft.com/office/drawing/2016/5/13/chartex" xmlns:cx8="http://schemas.microsoft.com/office/drawing/2016/5/14/chartex" xmlns:mc="http://schemas.openxmlformats.org/markup-compatibility/2006" xmlns:aink="http://schemas.microsoft.com/office/drawing/2016/ink" xmlns:am3d="http://schemas.microsoft.com/office/drawing/2017/model3d" xmlns:o="urn:schemas-microsoft-com:office:office" xmlns:r="http://schemas.openxmlformats.org/officeDocument/2006/relationships" xmlns:m="http://schemas.openxmlformats.org/officeDocument/2006/math" xmlns:v="urn:schemas-microsoft-com:vml" xmlns:wp14="http://schemas.microsoft.com/office/word/2010/wordprocessingDrawing" xmlns:wp="http://schemas.openxmlformats.org/drawingml/2006/wordprocessingDrawing" xmlns:w10="urn:schemas-microsoft-com:office:word" xmlns:w="http://schemas.openxmlformats.org/wordprocessingml/2006/main" xmlns:w14="http://schemas.microsoft.com/office/word/2010/wordml" xmlns:w15="http://schemas.microsoft.com/office/word/2012/wordml" xmlns:w16cid="http://schemas.microsoft.com/office/word/2016/wordml/cid" xmlns:w16se="http://schemas.microsoft.com/office/word/2015/wordml/symex" xmlns:wpg="http://schemas.microsoft.com/office/word/2010/wordprocessingGroup" xmlns:wpi="http://schemas.microsoft.com/office/word/2010/wordprocessingInk" xmlns:wne="http://schemas.microsoft.com/office/word/2006/wordml" xmlns:wps="http://schemas.microsoft.com/office/word/2010/wordprocessingShape" mc:Ignorable="w14 w15 w16se w16cid wp14">
+<w:ftr xmlns:wpc="http://schemas.microsoft.com/office/word/2010/wordprocessingCanvas" xmlns:cx="http://schemas.microsoft.com/office/drawing/2014/chartex" xmlns:cx1="http://schemas.microsoft.com/office/drawing/2015/9/8/chartex" xmlns:mc="http://schemas.openxmlformats.org/markup-compatibility/2006" xmlns:o="urn:schemas-microsoft-com:office:office" xmlns:r="http://schemas.openxmlformats.org/officeDocument/2006/relationships" xmlns:m="http://schemas.openxmlformats.org/officeDocument/2006/math" xmlns:v="urn:schemas-microsoft-com:vml" xmlns:wp14="http://schemas.microsoft.com/office/word/2010/wordprocessingDrawing" xmlns:wp="http://schemas.openxmlformats.org/drawingml/2006/wordprocessingDrawing" xmlns:w10="urn:schemas-microsoft-com:office:word" xmlns:w="http://schemas.openxmlformats.org/wordprocessingml/2006/main" xmlns:w14="http://schemas.microsoft.com/office/word/2010/wordml" xmlns:w15="http://schemas.microsoft.com/office/word/2012/wordml" xmlns:w16se="http://schemas.microsoft.com/office/word/2015/wordml/symex" xmlns:wpg="http://schemas.microsoft.com/office/word/2010/wordprocessingGroup" xmlns:wpi="http://schemas.microsoft.com/office/word/2010/wordprocessingInk" xmlns:wne="http://schemas.microsoft.com/office/word/2006/wordml" xmlns:wps="http://schemas.microsoft.com/office/word/2010/wordprocessingShape" mc:Ignorable="w14 w15 w16se wp14">
   <w:sdt>
     <w:sdtPr>
       <w:rPr>
@@ -6944,7 +7268,7 @@
 </file>
 
 <file path=word/footer2.xml><?xml version="1.0" encoding="utf-8"?>
-<w:ftr xmlns:wpc="http://schemas.microsoft.com/office/word/2010/wordprocessingCanvas" xmlns:cx="http://schemas.microsoft.com/office/drawing/2014/chartex" xmlns:cx1="http://schemas.microsoft.com/office/drawing/2015/9/8/chartex" xmlns:cx2="http://schemas.microsoft.com/office/drawing/2015/10/21/chartex" xmlns:cx3="http://schemas.microsoft.com/office/drawing/2016/5/9/chartex" xmlns:cx4="http://schemas.microsoft.com/office/drawing/2016/5/10/chartex" xmlns:cx5="http://schemas.microsoft.com/office/drawing/2016/5/11/chartex" xmlns:cx6="http://schemas.microsoft.com/office/drawing/2016/5/12/chartex" xmlns:cx7="http://schemas.microsoft.com/office/drawing/2016/5/13/chartex" xmlns:cx8="http://schemas.microsoft.com/office/drawing/2016/5/14/chartex" xmlns:mc="http://schemas.openxmlformats.org/markup-compatibility/2006" xmlns:aink="http://schemas.microsoft.com/office/drawing/2016/ink" xmlns:am3d="http://schemas.microsoft.com/office/drawing/2017/model3d" xmlns:o="urn:schemas-microsoft-com:office:office" xmlns:r="http://schemas.openxmlformats.org/officeDocument/2006/relationships" xmlns:m="http://schemas.openxmlformats.org/officeDocument/2006/math" xmlns:v="urn:schemas-microsoft-com:vml" xmlns:wp14="http://schemas.microsoft.com/office/word/2010/wordprocessingDrawing" xmlns:wp="http://schemas.openxmlformats.org/drawingml/2006/wordprocessingDrawing" xmlns:w10="urn:schemas-microsoft-com:office:word" xmlns:w="http://schemas.openxmlformats.org/wordprocessingml/2006/main" xmlns:w14="http://schemas.microsoft.com/office/word/2010/wordml" xmlns:w15="http://schemas.microsoft.com/office/word/2012/wordml" xmlns:w16cid="http://schemas.microsoft.com/office/word/2016/wordml/cid" xmlns:w16se="http://schemas.microsoft.com/office/word/2015/wordml/symex" xmlns:wpg="http://schemas.microsoft.com/office/word/2010/wordprocessingGroup" xmlns:wpi="http://schemas.microsoft.com/office/word/2010/wordprocessingInk" xmlns:wne="http://schemas.microsoft.com/office/word/2006/wordml" xmlns:wps="http://schemas.microsoft.com/office/word/2010/wordprocessingShape" mc:Ignorable="w14 w15 w16se w16cid wp14">
+<w:ftr xmlns:wpc="http://schemas.microsoft.com/office/word/2010/wordprocessingCanvas" xmlns:cx="http://schemas.microsoft.com/office/drawing/2014/chartex" xmlns:cx1="http://schemas.microsoft.com/office/drawing/2015/9/8/chartex" xmlns:mc="http://schemas.openxmlformats.org/markup-compatibility/2006" xmlns:o="urn:schemas-microsoft-com:office:office" xmlns:r="http://schemas.openxmlformats.org/officeDocument/2006/relationships" xmlns:m="http://schemas.openxmlformats.org/officeDocument/2006/math" xmlns:v="urn:schemas-microsoft-com:vml" xmlns:wp14="http://schemas.microsoft.com/office/word/2010/wordprocessingDrawing" xmlns:wp="http://schemas.openxmlformats.org/drawingml/2006/wordprocessingDrawing" xmlns:w10="urn:schemas-microsoft-com:office:word" xmlns:w="http://schemas.openxmlformats.org/wordprocessingml/2006/main" xmlns:w14="http://schemas.microsoft.com/office/word/2010/wordml" xmlns:w15="http://schemas.microsoft.com/office/word/2012/wordml" xmlns:w16se="http://schemas.microsoft.com/office/word/2015/wordml/symex" xmlns:wpg="http://schemas.microsoft.com/office/word/2010/wordprocessingGroup" xmlns:wpi="http://schemas.microsoft.com/office/word/2010/wordprocessingInk" xmlns:wne="http://schemas.microsoft.com/office/word/2006/wordml" xmlns:wps="http://schemas.microsoft.com/office/word/2010/wordprocessingShape" mc:Ignorable="w14 w15 w16se wp14">
   <w:p>
     <w:pPr>
       <w:pStyle w:val="llb"/>
@@ -6964,7 +7288,7 @@
 </file>
 
 <file path=word/footer3.xml><?xml version="1.0" encoding="utf-8"?>
-<w:ftr xmlns:wpc="http://schemas.microsoft.com/office/word/2010/wordprocessingCanvas" xmlns:cx="http://schemas.microsoft.com/office/drawing/2014/chartex" xmlns:cx1="http://schemas.microsoft.com/office/drawing/2015/9/8/chartex" xmlns:cx2="http://schemas.microsoft.com/office/drawing/2015/10/21/chartex" xmlns:cx3="http://schemas.microsoft.com/office/drawing/2016/5/9/chartex" xmlns:cx4="http://schemas.microsoft.com/office/drawing/2016/5/10/chartex" xmlns:cx5="http://schemas.microsoft.com/office/drawing/2016/5/11/chartex" xmlns:cx6="http://schemas.microsoft.com/office/drawing/2016/5/12/chartex" xmlns:cx7="http://schemas.microsoft.com/office/drawing/2016/5/13/chartex" xmlns:cx8="http://schemas.microsoft.com/office/drawing/2016/5/14/chartex" xmlns:mc="http://schemas.openxmlformats.org/markup-compatibility/2006" xmlns:aink="http://schemas.microsoft.com/office/drawing/2016/ink" xmlns:am3d="http://schemas.microsoft.com/office/drawing/2017/model3d" xmlns:o="urn:schemas-microsoft-com:office:office" xmlns:r="http://schemas.openxmlformats.org/officeDocument/2006/relationships" xmlns:m="http://schemas.openxmlformats.org/officeDocument/2006/math" xmlns:v="urn:schemas-microsoft-com:vml" xmlns:wp14="http://schemas.microsoft.com/office/word/2010/wordprocessingDrawing" xmlns:wp="http://schemas.openxmlformats.org/drawingml/2006/wordprocessingDrawing" xmlns:w10="urn:schemas-microsoft-com:office:word" xmlns:w="http://schemas.openxmlformats.org/wordprocessingml/2006/main" xmlns:w14="http://schemas.microsoft.com/office/word/2010/wordml" xmlns:w15="http://schemas.microsoft.com/office/word/2012/wordml" xmlns:w16cid="http://schemas.microsoft.com/office/word/2016/wordml/cid" xmlns:w16se="http://schemas.microsoft.com/office/word/2015/wordml/symex" xmlns:wpg="http://schemas.microsoft.com/office/word/2010/wordprocessingGroup" xmlns:wpi="http://schemas.microsoft.com/office/word/2010/wordprocessingInk" xmlns:wne="http://schemas.microsoft.com/office/word/2006/wordml" xmlns:wps="http://schemas.microsoft.com/office/word/2010/wordprocessingShape" mc:Ignorable="w14 w15 w16se w16cid wp14">
+<w:ftr xmlns:wpc="http://schemas.microsoft.com/office/word/2010/wordprocessingCanvas" xmlns:cx="http://schemas.microsoft.com/office/drawing/2014/chartex" xmlns:cx1="http://schemas.microsoft.com/office/drawing/2015/9/8/chartex" xmlns:mc="http://schemas.openxmlformats.org/markup-compatibility/2006" xmlns:o="urn:schemas-microsoft-com:office:office" xmlns:r="http://schemas.openxmlformats.org/officeDocument/2006/relationships" xmlns:m="http://schemas.openxmlformats.org/officeDocument/2006/math" xmlns:v="urn:schemas-microsoft-com:vml" xmlns:wp14="http://schemas.microsoft.com/office/word/2010/wordprocessingDrawing" xmlns:wp="http://schemas.openxmlformats.org/drawingml/2006/wordprocessingDrawing" xmlns:w10="urn:schemas-microsoft-com:office:word" xmlns:w="http://schemas.openxmlformats.org/wordprocessingml/2006/main" xmlns:w14="http://schemas.microsoft.com/office/word/2010/wordml" xmlns:w15="http://schemas.microsoft.com/office/word/2012/wordml" xmlns:w16se="http://schemas.microsoft.com/office/word/2015/wordml/symex" xmlns:wpg="http://schemas.microsoft.com/office/word/2010/wordprocessingGroup" xmlns:wpi="http://schemas.microsoft.com/office/word/2010/wordprocessingInk" xmlns:wne="http://schemas.microsoft.com/office/word/2006/wordml" xmlns:wps="http://schemas.microsoft.com/office/word/2010/wordprocessingShape" mc:Ignorable="w14 w15 w16se wp14">
   <w:sdt>
     <w:sdtPr>
       <w:rPr>
@@ -7073,7 +7397,7 @@
 </file>
 
 <file path=word/footnotes.xml><?xml version="1.0" encoding="utf-8"?>
-<w:footnotes xmlns:wpc="http://schemas.microsoft.com/office/word/2010/wordprocessingCanvas" xmlns:cx="http://schemas.microsoft.com/office/drawing/2014/chartex" xmlns:cx1="http://schemas.microsoft.com/office/drawing/2015/9/8/chartex" xmlns:cx2="http://schemas.microsoft.com/office/drawing/2015/10/21/chartex" xmlns:cx3="http://schemas.microsoft.com/office/drawing/2016/5/9/chartex" xmlns:cx4="http://schemas.microsoft.com/office/drawing/2016/5/10/chartex" xmlns:cx5="http://schemas.microsoft.com/office/drawing/2016/5/11/chartex" xmlns:cx6="http://schemas.microsoft.com/office/drawing/2016/5/12/chartex" xmlns:cx7="http://schemas.microsoft.com/office/drawing/2016/5/13/chartex" xmlns:cx8="http://schemas.microsoft.com/office/drawing/2016/5/14/chartex" xmlns:mc="http://schemas.openxmlformats.org/markup-compatibility/2006" xmlns:aink="http://schemas.microsoft.com/office/drawing/2016/ink" xmlns:am3d="http://schemas.microsoft.com/office/drawing/2017/model3d" xmlns:o="urn:schemas-microsoft-com:office:office" xmlns:r="http://schemas.openxmlformats.org/officeDocument/2006/relationships" xmlns:m="http://schemas.openxmlformats.org/officeDocument/2006/math" xmlns:v="urn:schemas-microsoft-com:vml" xmlns:wp14="http://schemas.microsoft.com/office/word/2010/wordprocessingDrawing" xmlns:wp="http://schemas.openxmlformats.org/drawingml/2006/wordprocessingDrawing" xmlns:w10="urn:schemas-microsoft-com:office:word" xmlns:w="http://schemas.openxmlformats.org/wordprocessingml/2006/main" xmlns:w14="http://schemas.microsoft.com/office/word/2010/wordml" xmlns:w15="http://schemas.microsoft.com/office/word/2012/wordml" xmlns:w16cid="http://schemas.microsoft.com/office/word/2016/wordml/cid" xmlns:w16se="http://schemas.microsoft.com/office/word/2015/wordml/symex" xmlns:wpg="http://schemas.microsoft.com/office/word/2010/wordprocessingGroup" xmlns:wpi="http://schemas.microsoft.com/office/word/2010/wordprocessingInk" xmlns:wne="http://schemas.microsoft.com/office/word/2006/wordml" xmlns:wps="http://schemas.microsoft.com/office/word/2010/wordprocessingShape" mc:Ignorable="w14 w15 w16se w16cid wp14">
+<w:footnotes xmlns:wpc="http://schemas.microsoft.com/office/word/2010/wordprocessingCanvas" xmlns:cx="http://schemas.microsoft.com/office/drawing/2014/chartex" xmlns:cx1="http://schemas.microsoft.com/office/drawing/2015/9/8/chartex" xmlns:mc="http://schemas.openxmlformats.org/markup-compatibility/2006" xmlns:o="urn:schemas-microsoft-com:office:office" xmlns:r="http://schemas.openxmlformats.org/officeDocument/2006/relationships" xmlns:m="http://schemas.openxmlformats.org/officeDocument/2006/math" xmlns:v="urn:schemas-microsoft-com:vml" xmlns:wp14="http://schemas.microsoft.com/office/word/2010/wordprocessingDrawing" xmlns:wp="http://schemas.openxmlformats.org/drawingml/2006/wordprocessingDrawing" xmlns:w10="urn:schemas-microsoft-com:office:word" xmlns:w="http://schemas.openxmlformats.org/wordprocessingml/2006/main" xmlns:w14="http://schemas.microsoft.com/office/word/2010/wordml" xmlns:w15="http://schemas.microsoft.com/office/word/2012/wordml" xmlns:w16se="http://schemas.microsoft.com/office/word/2015/wordml/symex" xmlns:wpg="http://schemas.microsoft.com/office/word/2010/wordprocessingGroup" xmlns:wpi="http://schemas.microsoft.com/office/word/2010/wordprocessingInk" xmlns:wne="http://schemas.microsoft.com/office/word/2006/wordml" xmlns:wps="http://schemas.microsoft.com/office/word/2010/wordprocessingShape" mc:Ignorable="w14 w15 w16se wp14">
   <w:footnote w:type="separator" w:id="-1">
     <w:p>
       <w:pPr>
@@ -7098,7 +7422,7 @@
 </file>
 
 <file path=word/numbering.xml><?xml version="1.0" encoding="utf-8"?>
-<w:numbering xmlns:wpc="http://schemas.microsoft.com/office/word/2010/wordprocessingCanvas" xmlns:cx="http://schemas.microsoft.com/office/drawing/2014/chartex" xmlns:cx1="http://schemas.microsoft.com/office/drawing/2015/9/8/chartex" xmlns:cx2="http://schemas.microsoft.com/office/drawing/2015/10/21/chartex" xmlns:cx3="http://schemas.microsoft.com/office/drawing/2016/5/9/chartex" xmlns:cx4="http://schemas.microsoft.com/office/drawing/2016/5/10/chartex" xmlns:cx5="http://schemas.microsoft.com/office/drawing/2016/5/11/chartex" xmlns:cx6="http://schemas.microsoft.com/office/drawing/2016/5/12/chartex" xmlns:cx7="http://schemas.microsoft.com/office/drawing/2016/5/13/chartex" xmlns:cx8="http://schemas.microsoft.com/office/drawing/2016/5/14/chartex" xmlns:mc="http://schemas.openxmlformats.org/markup-compatibility/2006" xmlns:aink="http://schemas.microsoft.com/office/drawing/2016/ink" xmlns:am3d="http://schemas.microsoft.com/office/drawing/2017/model3d" xmlns:o="urn:schemas-microsoft-com:office:office" xmlns:r="http://schemas.openxmlformats.org/officeDocument/2006/relationships" xmlns:m="http://schemas.openxmlformats.org/officeDocument/2006/math" xmlns:v="urn:schemas-microsoft-com:vml" xmlns:wp14="http://schemas.microsoft.com/office/word/2010/wordprocessingDrawing" xmlns:wp="http://schemas.openxmlformats.org/drawingml/2006/wordprocessingDrawing" xmlns:w10="urn:schemas-microsoft-com:office:word" xmlns:w="http://schemas.openxmlformats.org/wordprocessingml/2006/main" xmlns:w14="http://schemas.microsoft.com/office/word/2010/wordml" xmlns:w15="http://schemas.microsoft.com/office/word/2012/wordml" xmlns:w16cid="http://schemas.microsoft.com/office/word/2016/wordml/cid" xmlns:w16se="http://schemas.microsoft.com/office/word/2015/wordml/symex" xmlns:wpg="http://schemas.microsoft.com/office/word/2010/wordprocessingGroup" xmlns:wpi="http://schemas.microsoft.com/office/word/2010/wordprocessingInk" xmlns:wne="http://schemas.microsoft.com/office/word/2006/wordml" xmlns:wps="http://schemas.microsoft.com/office/word/2010/wordprocessingShape" mc:Ignorable="w14 w15 w16se w16cid wp14">
+<w:numbering xmlns:wpc="http://schemas.microsoft.com/office/word/2010/wordprocessingCanvas" xmlns:cx="http://schemas.microsoft.com/office/drawing/2014/chartex" xmlns:cx1="http://schemas.microsoft.com/office/drawing/2015/9/8/chartex" xmlns:mc="http://schemas.openxmlformats.org/markup-compatibility/2006" xmlns:o="urn:schemas-microsoft-com:office:office" xmlns:r="http://schemas.openxmlformats.org/officeDocument/2006/relationships" xmlns:m="http://schemas.openxmlformats.org/officeDocument/2006/math" xmlns:v="urn:schemas-microsoft-com:vml" xmlns:wp14="http://schemas.microsoft.com/office/word/2010/wordprocessingDrawing" xmlns:wp="http://schemas.openxmlformats.org/drawingml/2006/wordprocessingDrawing" xmlns:w10="urn:schemas-microsoft-com:office:word" xmlns:w="http://schemas.openxmlformats.org/wordprocessingml/2006/main" xmlns:w14="http://schemas.microsoft.com/office/word/2010/wordml" xmlns:w15="http://schemas.microsoft.com/office/word/2012/wordml" xmlns:w16se="http://schemas.microsoft.com/office/word/2015/wordml/symex" xmlns:wpg="http://schemas.microsoft.com/office/word/2010/wordprocessingGroup" xmlns:wpi="http://schemas.microsoft.com/office/word/2010/wordprocessingInk" xmlns:wne="http://schemas.microsoft.com/office/word/2006/wordml" xmlns:wps="http://schemas.microsoft.com/office/word/2010/wordprocessingShape" mc:Ignorable="w14 w15 w16se wp14">
   <w:abstractNum w:abstractNumId="0" w15:restartNumberingAfterBreak="0">
     <w:nsid w:val="110100D3"/>
     <w:multiLevelType w:val="multilevel"/>
@@ -9407,7 +9731,7 @@
 </file>
 
 <file path=word/styles.xml><?xml version="1.0" encoding="utf-8"?>
-<w:styles xmlns:mc="http://schemas.openxmlformats.org/markup-compatibility/2006" xmlns:r="http://schemas.openxmlformats.org/officeDocument/2006/relationships" xmlns:w="http://schemas.openxmlformats.org/wordprocessingml/2006/main" xmlns:w14="http://schemas.microsoft.com/office/word/2010/wordml" xmlns:w15="http://schemas.microsoft.com/office/word/2012/wordml" xmlns:w16cid="http://schemas.microsoft.com/office/word/2016/wordml/cid" xmlns:w16se="http://schemas.microsoft.com/office/word/2015/wordml/symex" mc:Ignorable="w14 w15 w16se w16cid">
+<w:styles xmlns:mc="http://schemas.openxmlformats.org/markup-compatibility/2006" xmlns:r="http://schemas.openxmlformats.org/officeDocument/2006/relationships" xmlns:w="http://schemas.openxmlformats.org/wordprocessingml/2006/main" xmlns:w14="http://schemas.microsoft.com/office/word/2010/wordml" xmlns:w15="http://schemas.microsoft.com/office/word/2012/wordml" xmlns:w16se="http://schemas.microsoft.com/office/word/2015/wordml/symex" mc:Ignorable="w14 w15 w16se">
   <w:docDefaults>
     <w:rPrDefault>
       <w:rPr>
@@ -9423,7 +9747,7 @@
       </w:pPr>
     </w:pPrDefault>
   </w:docDefaults>
-  <w:latentStyles w:defLockedState="0" w:defUIPriority="99" w:defSemiHidden="0" w:defUnhideWhenUsed="0" w:defQFormat="0" w:count="375">
+  <w:latentStyles w:defLockedState="0" w:defUIPriority="99" w:defSemiHidden="0" w:defUnhideWhenUsed="0" w:defQFormat="0" w:count="371">
     <w:lsdException w:name="Normal" w:uiPriority="0" w:qFormat="1"/>
     <w:lsdException w:name="heading 1" w:uiPriority="9" w:qFormat="1"/>
     <w:lsdException w:name="heading 2" w:semiHidden="1" w:uiPriority="9" w:unhideWhenUsed="1" w:qFormat="1"/>
@@ -9529,6 +9853,7 @@
     <w:lsdException w:name="HTML Sample" w:semiHidden="1" w:unhideWhenUsed="1"/>
     <w:lsdException w:name="HTML Typewriter" w:semiHidden="1" w:unhideWhenUsed="1"/>
     <w:lsdException w:name="HTML Variable" w:semiHidden="1" w:unhideWhenUsed="1"/>
+    <w:lsdException w:name="Normal Table" w:semiHidden="1" w:unhideWhenUsed="1"/>
     <w:lsdException w:name="annotation subject" w:semiHidden="1" w:unhideWhenUsed="1"/>
     <w:lsdException w:name="No List" w:semiHidden="1" w:unhideWhenUsed="1"/>
     <w:lsdException w:name="Outline List 1" w:semiHidden="1" w:unhideWhenUsed="1"/>
@@ -9572,8 +9897,10 @@
     <w:lsdException w:name="Table Elegant" w:semiHidden="1" w:unhideWhenUsed="1"/>
     <w:lsdException w:name="Table Professional" w:semiHidden="1" w:unhideWhenUsed="1"/>
     <w:lsdException w:name="Table Subtle 1" w:semiHidden="1" w:unhideWhenUsed="1"/>
+    <w:lsdException w:name="Table Subtle 2" w:semiHidden="1" w:unhideWhenUsed="1"/>
     <w:lsdException w:name="Table Web 1" w:semiHidden="1" w:unhideWhenUsed="1"/>
     <w:lsdException w:name="Table Web 2" w:semiHidden="1" w:unhideWhenUsed="1"/>
+    <w:lsdException w:name="Table Web 3" w:semiHidden="1" w:unhideWhenUsed="1"/>
     <w:lsdException w:name="Balloon Text" w:semiHidden="1" w:unhideWhenUsed="1"/>
     <w:lsdException w:name="Table Grid" w:uiPriority="39"/>
     <w:lsdException w:name="Table Theme" w:semiHidden="1" w:unhideWhenUsed="1"/>
@@ -9792,10 +10119,6 @@
     <w:lsdException w:name="List Table 5 Dark Accent 6" w:uiPriority="50"/>
     <w:lsdException w:name="List Table 6 Colorful Accent 6" w:uiPriority="51"/>
     <w:lsdException w:name="List Table 7 Colorful Accent 6" w:uiPriority="52"/>
-    <w:lsdException w:name="Mention" w:semiHidden="1" w:unhideWhenUsed="1"/>
-    <w:lsdException w:name="Smart Hyperlink" w:semiHidden="1" w:unhideWhenUsed="1"/>
-    <w:lsdException w:name="Hashtag" w:semiHidden="1" w:unhideWhenUsed="1"/>
-    <w:lsdException w:name="Unresolved Mention" w:semiHidden="1" w:unhideWhenUsed="1"/>
   </w:latentStyles>
   <w:style w:type="paragraph" w:default="1" w:styleId="Norml">
     <w:name w:val="Normal"/>
@@ -9898,6 +10221,7 @@
   <w:style w:type="character" w:default="1" w:styleId="Bekezdsalapbettpusa">
     <w:name w:val="Default Paragraph Font"/>
     <w:uiPriority w:val="1"/>
+    <w:semiHidden/>
     <w:unhideWhenUsed/>
   </w:style>
   <w:style w:type="table" w:default="1" w:styleId="Normltblzat">

--- a/Szakdolgozat.docx
+++ b/Szakdolgozat.docx
@@ -49,7 +49,7 @@
                     </pic:cNvPicPr>
                   </pic:nvPicPr>
                   <pic:blipFill>
-                    <a:blip r:embed="rId7">
+                    <a:blip r:embed="rId8">
                       <a:extLst>
                         <a:ext uri="{28A0092B-C50C-407E-A947-70E740481C1C}">
                           <a14:useLocalDpi xmlns:a14="http://schemas.microsoft.com/office/drawing/2010/main" val="0"/>
@@ -114,7 +114,7 @@
                     </pic:cNvPicPr>
                   </pic:nvPicPr>
                   <pic:blipFill>
-                    <a:blip r:embed="rId8">
+                    <a:blip r:embed="rId9">
                       <a:extLst>
                         <a:ext uri="{28A0092B-C50C-407E-A947-70E740481C1C}">
                           <a14:useLocalDpi xmlns:a14="http://schemas.microsoft.com/office/drawing/2010/main" val="0"/>
@@ -440,79 +440,7 @@
           <w:szCs w:val="24"/>
           <w:lang w:val="hu-HU"/>
         </w:rPr>
-        <w:t>Bolgár Milán</w:t>
-      </w:r>
-      <w:r>
-        <w:rPr>
-          <w:rFonts w:asciiTheme="minorHAnsi" w:hAnsiTheme="minorHAnsi" w:cstheme="minorHAnsi"/>
-          <w:sz w:val="24"/>
-          <w:szCs w:val="24"/>
-          <w:lang w:val="hu-HU"/>
-        </w:rPr>
-        <w:t xml:space="preserve"> – </w:t>
-      </w:r>
-      <w:r>
-        <w:rPr>
-          <w:rFonts w:asciiTheme="minorHAnsi" w:hAnsiTheme="minorHAnsi" w:cstheme="minorHAnsi"/>
-          <w:sz w:val="24"/>
-          <w:szCs w:val="24"/>
-          <w:lang w:val="hu-HU"/>
-        </w:rPr>
-        <w:t>Csömör</w:t>
-      </w:r>
-      <w:r>
-        <w:rPr>
-          <w:rFonts w:asciiTheme="minorHAnsi" w:hAnsiTheme="minorHAnsi" w:cstheme="minorHAnsi"/>
-          <w:sz w:val="24"/>
-          <w:szCs w:val="24"/>
-          <w:lang w:val="hu-HU"/>
-        </w:rPr>
-        <w:t xml:space="preserve"> </w:t>
-      </w:r>
-      <w:r>
-        <w:rPr>
-          <w:rFonts w:asciiTheme="minorHAnsi" w:hAnsiTheme="minorHAnsi" w:cstheme="minorHAnsi"/>
-          <w:sz w:val="24"/>
-          <w:szCs w:val="24"/>
-          <w:lang w:val="hu-HU"/>
-        </w:rPr>
-        <w:t>Lajos Marcell</w:t>
-      </w:r>
-      <w:r>
-        <w:rPr>
-          <w:rFonts w:asciiTheme="minorHAnsi" w:hAnsiTheme="minorHAnsi" w:cstheme="minorHAnsi"/>
-          <w:sz w:val="24"/>
-          <w:szCs w:val="24"/>
-          <w:lang w:val="hu-HU"/>
-        </w:rPr>
-        <w:t xml:space="preserve"> - </w:t>
-      </w:r>
-      <w:r>
-        <w:rPr>
-          <w:rFonts w:asciiTheme="minorHAnsi" w:hAnsiTheme="minorHAnsi" w:cstheme="minorHAnsi"/>
-          <w:sz w:val="24"/>
-          <w:szCs w:val="24"/>
-          <w:lang w:val="hu-HU"/>
-        </w:rPr>
-        <w:t>Zádor</w:t>
-      </w:r>
-      <w:r>
-        <w:rPr>
-          <w:rFonts w:asciiTheme="minorHAnsi" w:hAnsiTheme="minorHAnsi" w:cstheme="minorHAnsi"/>
-          <w:sz w:val="24"/>
-          <w:szCs w:val="24"/>
-          <w:lang w:val="hu-HU"/>
-        </w:rPr>
-        <w:t xml:space="preserve"> </w:t>
-      </w:r>
-      <w:r>
-        <w:rPr>
-          <w:rFonts w:asciiTheme="minorHAnsi" w:hAnsiTheme="minorHAnsi" w:cstheme="minorHAnsi"/>
-          <w:sz w:val="24"/>
-          <w:szCs w:val="24"/>
-          <w:lang w:val="hu-HU"/>
-        </w:rPr>
-        <w:t>Tamás</w:t>
+        <w:t>Bolgár Milán – Csömör Lajos Marcell - Zádor Tamás</w:t>
       </w:r>
     </w:p>
     <w:p>
@@ -560,28 +488,8 @@
           <w:szCs w:val="24"/>
           <w:lang w:val="hu-HU"/>
         </w:rPr>
-        <w:t>Kasza</w:t>
-      </w:r>
-      <w:r>
-        <w:rPr>
-          <w:rFonts w:asciiTheme="minorHAnsi" w:hAnsiTheme="minorHAnsi" w:cstheme="minorHAnsi"/>
-          <w:sz w:val="24"/>
-          <w:szCs w:val="24"/>
-          <w:lang w:val="hu-HU"/>
-        </w:rPr>
-        <w:t xml:space="preserve"> </w:t>
-      </w:r>
-      <w:r>
-        <w:rPr>
-          <w:rFonts w:asciiTheme="minorHAnsi" w:hAnsiTheme="minorHAnsi" w:cstheme="minorHAnsi"/>
-          <w:sz w:val="24"/>
-          <w:szCs w:val="24"/>
-          <w:lang w:val="hu-HU"/>
-        </w:rPr>
-        <w:t>László Róbert</w:t>
-      </w:r>
-      <w:bookmarkStart w:id="0" w:name="_GoBack"/>
-      <w:bookmarkEnd w:id="0"/>
+        <w:t>Kasza László Róbert</w:t>
+      </w:r>
     </w:p>
     <w:p>
       <w:pPr>
@@ -2953,8 +2861,8 @@
           <w:lang w:val="hu-HU"/>
         </w:rPr>
         <w:sectPr>
-          <w:footerReference w:type="even" r:id="rId9"/>
-          <w:footerReference w:type="default" r:id="rId10"/>
+          <w:footerReference w:type="even" r:id="rId10"/>
+          <w:footerReference w:type="default" r:id="rId11"/>
           <w:pgSz w:w="11906" w:h="16838"/>
           <w:pgMar w:top="1417" w:right="1417" w:bottom="1417" w:left="1417" w:header="708" w:footer="708" w:gutter="0"/>
           <w:cols w:space="708"/>
@@ -2979,7 +2887,7 @@
           <w:lang w:val="hu-HU"/>
         </w:rPr>
       </w:pPr>
-      <w:bookmarkStart w:id="1" w:name="_Toc165919195"/>
+      <w:bookmarkStart w:id="0" w:name="_Toc165919195"/>
       <w:r>
         <w:rPr>
           <w:rFonts w:asciiTheme="minorHAnsi" w:hAnsiTheme="minorHAnsi" w:cstheme="minorHAnsi"/>
@@ -2988,7 +2896,7 @@
         <w:lastRenderedPageBreak/>
         <w:t>Bevezetés</w:t>
       </w:r>
-      <w:bookmarkEnd w:id="1"/>
+      <w:bookmarkEnd w:id="0"/>
     </w:p>
     <w:p>
       <w:pPr>
@@ -5355,7 +5263,7 @@
                     <pic:cNvPicPr/>
                   </pic:nvPicPr>
                   <pic:blipFill>
-                    <a:blip r:embed="rId11">
+                    <a:blip r:embed="rId12">
                       <a:extLst>
                         <a:ext uri="{28A0092B-C50C-407E-A947-70E740481C1C}">
                           <a14:useLocalDpi xmlns:a14="http://schemas.microsoft.com/office/drawing/2010/main" val="0"/>
@@ -5597,7 +5505,7 @@
                     <pic:cNvPicPr/>
                   </pic:nvPicPr>
                   <pic:blipFill>
-                    <a:blip r:embed="rId12" cstate="print">
+                    <a:blip r:embed="rId13" cstate="print">
                       <a:extLst>
                         <a:ext uri="{28A0092B-C50C-407E-A947-70E740481C1C}">
                           <a14:useLocalDpi xmlns:a14="http://schemas.microsoft.com/office/drawing/2010/main" val="0"/>
@@ -5850,7 +5758,7 @@
                     <pic:cNvPicPr/>
                   </pic:nvPicPr>
                   <pic:blipFill>
-                    <a:blip r:embed="rId13" cstate="print">
+                    <a:blip r:embed="rId14" cstate="print">
                       <a:extLst>
                         <a:ext uri="{28A0092B-C50C-407E-A947-70E740481C1C}">
                           <a14:useLocalDpi xmlns:a14="http://schemas.microsoft.com/office/drawing/2010/main" val="0"/>
@@ -6863,7 +6771,7 @@
                     <pic:cNvPicPr/>
                   </pic:nvPicPr>
                   <pic:blipFill>
-                    <a:blip r:embed="rId14">
+                    <a:blip r:embed="rId15">
                       <a:extLst>
                         <a:ext uri="{28A0092B-C50C-407E-A947-70E740481C1C}">
                           <a14:useLocalDpi xmlns:a14="http://schemas.microsoft.com/office/drawing/2010/main" val="0"/>
@@ -6915,7 +6823,7 @@
                     <pic:cNvPicPr/>
                   </pic:nvPicPr>
                   <pic:blipFill>
-                    <a:blip r:embed="rId15">
+                    <a:blip r:embed="rId16">
                       <a:extLst>
                         <a:ext uri="{28A0092B-C50C-407E-A947-70E740481C1C}">
                           <a14:useLocalDpi xmlns:a14="http://schemas.microsoft.com/office/drawing/2010/main" val="0"/>
@@ -7026,19 +6934,29 @@
       <w:pPr>
         <w:spacing w:line="360" w:lineRule="auto"/>
         <w:rPr>
-          <w:sz w:val="32"/>
-          <w:szCs w:val="32"/>
-          <w:lang w:val="hu-HU"/>
-        </w:rPr>
-      </w:pPr>
-      <w:r>
-        <w:rPr>
           <w:noProof/>
           <w:sz w:val="32"/>
           <w:szCs w:val="32"/>
           <w:lang w:val="hu-HU" w:eastAsia="hu-HU"/>
         </w:rPr>
-        <w:lastRenderedPageBreak/>
+      </w:pPr>
+    </w:p>
+    <w:p>
+      <w:pPr>
+        <w:spacing w:line="360" w:lineRule="auto"/>
+        <w:rPr>
+          <w:sz w:val="32"/>
+          <w:szCs w:val="32"/>
+          <w:lang w:val="hu-HU"/>
+        </w:rPr>
+      </w:pPr>
+      <w:r>
+        <w:rPr>
+          <w:noProof/>
+          <w:sz w:val="32"/>
+          <w:szCs w:val="32"/>
+          <w:lang w:val="hu-HU" w:eastAsia="hu-HU"/>
+        </w:rPr>
         <w:drawing>
           <wp:inline distT="0" distB="0" distL="0" distR="0">
             <wp:extent cx="5760720" cy="4328795"/>
@@ -7055,7 +6973,7 @@
                     <pic:cNvPicPr/>
                   </pic:nvPicPr>
                   <pic:blipFill>
-                    <a:blip r:embed="rId16">
+                    <a:blip r:embed="rId17">
                       <a:extLst>
                         <a:ext uri="{28A0092B-C50C-407E-A947-70E740481C1C}">
                           <a14:useLocalDpi xmlns:a14="http://schemas.microsoft.com/office/drawing/2010/main" val="0"/>
@@ -7082,8 +7000,3716 @@
         </w:drawing>
       </w:r>
     </w:p>
+    <w:p>
+      <w:pPr>
+        <w:spacing w:line="360" w:lineRule="auto"/>
+        <w:rPr>
+          <w:sz w:val="32"/>
+          <w:szCs w:val="32"/>
+          <w:lang w:val="hu-HU"/>
+        </w:rPr>
+      </w:pPr>
+    </w:p>
+    <w:p>
+      <w:pPr>
+        <w:spacing w:line="360" w:lineRule="auto"/>
+        <w:rPr>
+          <w:b/>
+          <w:sz w:val="32"/>
+          <w:szCs w:val="32"/>
+          <w:lang w:val="hu-HU"/>
+        </w:rPr>
+      </w:pPr>
+      <w:r>
+        <w:rPr>
+          <w:b/>
+          <w:sz w:val="32"/>
+          <w:szCs w:val="32"/>
+          <w:lang w:val="hu-HU"/>
+        </w:rPr>
+        <w:t>Frontend főbb részei:</w:t>
+      </w:r>
+    </w:p>
+    <w:p>
+      <w:pPr>
+        <w:spacing w:line="360" w:lineRule="auto"/>
+        <w:rPr>
+          <w:sz w:val="32"/>
+          <w:szCs w:val="32"/>
+          <w:lang w:val="hu-HU"/>
+        </w:rPr>
+      </w:pPr>
+      <w:r>
+        <w:rPr>
+          <w:noProof/>
+          <w:sz w:val="32"/>
+          <w:szCs w:val="32"/>
+          <w:lang w:val="hu-HU" w:eastAsia="hu-HU"/>
+        </w:rPr>
+        <w:drawing>
+          <wp:inline distT="0" distB="0" distL="0" distR="0">
+            <wp:extent cx="5760720" cy="2674620"/>
+            <wp:effectExtent l="0" t="0" r="0" b="0"/>
+            <wp:docPr id="2" name="Kép 2"/>
+            <wp:cNvGraphicFramePr>
+              <a:graphicFrameLocks xmlns:a="http://schemas.openxmlformats.org/drawingml/2006/main" noChangeAspect="1"/>
+            </wp:cNvGraphicFramePr>
+            <a:graphic xmlns:a="http://schemas.openxmlformats.org/drawingml/2006/main">
+              <a:graphicData uri="http://schemas.openxmlformats.org/drawingml/2006/picture">
+                <pic:pic xmlns:pic="http://schemas.openxmlformats.org/drawingml/2006/picture">
+                  <pic:nvPicPr>
+                    <pic:cNvPr id="2" name="1.png"/>
+                    <pic:cNvPicPr/>
+                  </pic:nvPicPr>
+                  <pic:blipFill>
+                    <a:blip r:embed="rId18" cstate="print">
+                      <a:extLst>
+                        <a:ext uri="{28A0092B-C50C-407E-A947-70E740481C1C}">
+                          <a14:useLocalDpi xmlns:a14="http://schemas.microsoft.com/office/drawing/2010/main" val="0"/>
+                        </a:ext>
+                      </a:extLst>
+                    </a:blip>
+                    <a:stretch>
+                      <a:fillRect/>
+                    </a:stretch>
+                  </pic:blipFill>
+                  <pic:spPr>
+                    <a:xfrm>
+                      <a:off x="0" y="0"/>
+                      <a:ext cx="5760720" cy="2674620"/>
+                    </a:xfrm>
+                    <a:prstGeom prst="rect">
+                      <a:avLst/>
+                    </a:prstGeom>
+                  </pic:spPr>
+                </pic:pic>
+              </a:graphicData>
+            </a:graphic>
+          </wp:inline>
+        </w:drawing>
+      </w:r>
+    </w:p>
+    <w:p>
+      <w:pPr>
+        <w:spacing w:line="360" w:lineRule="auto"/>
+        <w:rPr>
+          <w:b/>
+          <w:sz w:val="32"/>
+          <w:szCs w:val="32"/>
+          <w:lang w:val="hu-HU"/>
+        </w:rPr>
+      </w:pPr>
+      <w:r>
+        <w:rPr>
+          <w:b/>
+          <w:sz w:val="32"/>
+          <w:szCs w:val="32"/>
+          <w:lang w:val="hu-HU"/>
+        </w:rPr>
+        <w:lastRenderedPageBreak/>
+        <w:t>1.</w:t>
+      </w:r>
+      <w:r>
+        <w:rPr>
+          <w:b/>
+          <w:sz w:val="32"/>
+          <w:szCs w:val="32"/>
+          <w:lang w:val="hu-HU"/>
+        </w:rPr>
+        <w:t>Navigációs menü</w:t>
+      </w:r>
+    </w:p>
+    <w:p>
+      <w:pPr>
+        <w:pStyle w:val="ds-markdown-paragraph"/>
+        <w:rPr>
+          <w:rFonts w:asciiTheme="minorHAnsi" w:hAnsiTheme="minorHAnsi" w:cstheme="minorHAnsi"/>
+          <w:sz w:val="32"/>
+          <w:szCs w:val="32"/>
+        </w:rPr>
+      </w:pPr>
+      <w:r>
+        <w:rPr>
+          <w:rFonts w:asciiTheme="minorHAnsi" w:hAnsiTheme="minorHAnsi" w:cstheme="minorHAnsi"/>
+          <w:sz w:val="32"/>
+          <w:szCs w:val="32"/>
+        </w:rPr>
+        <w:t>A weboldal tetején található menü segítségével könnyedén navigálhat az alábbi szekciók között:</w:t>
+      </w:r>
+    </w:p>
+    <w:p>
+      <w:pPr>
+        <w:pStyle w:val="ds-markdown-paragraph"/>
+        <w:numPr>
+          <w:ilvl w:val="0"/>
+          <w:numId w:val="17"/>
+        </w:numPr>
+        <w:rPr>
+          <w:rFonts w:asciiTheme="minorHAnsi" w:hAnsiTheme="minorHAnsi" w:cstheme="minorHAnsi"/>
+          <w:sz w:val="32"/>
+          <w:szCs w:val="32"/>
+        </w:rPr>
+      </w:pPr>
+      <w:proofErr w:type="spellStart"/>
+      <w:r>
+        <w:rPr>
+          <w:rStyle w:val="Kiemels2"/>
+          <w:rFonts w:asciiTheme="minorHAnsi" w:eastAsiaTheme="majorEastAsia" w:hAnsiTheme="minorHAnsi" w:cstheme="minorHAnsi"/>
+          <w:sz w:val="32"/>
+          <w:szCs w:val="32"/>
+        </w:rPr>
+        <w:t>Rezológia</w:t>
+      </w:r>
+      <w:proofErr w:type="spellEnd"/>
+      <w:r>
+        <w:rPr>
+          <w:rFonts w:asciiTheme="minorHAnsi" w:hAnsiTheme="minorHAnsi" w:cstheme="minorHAnsi"/>
+          <w:sz w:val="32"/>
+          <w:szCs w:val="32"/>
+        </w:rPr>
+        <w:t>: Az alapvető kategóriák és termékek fő csoportosítása</w:t>
+      </w:r>
+    </w:p>
+    <w:p>
+      <w:pPr>
+        <w:pStyle w:val="ds-markdown-paragraph"/>
+        <w:numPr>
+          <w:ilvl w:val="0"/>
+          <w:numId w:val="17"/>
+        </w:numPr>
+        <w:rPr>
+          <w:rFonts w:asciiTheme="minorHAnsi" w:hAnsiTheme="minorHAnsi" w:cstheme="minorHAnsi"/>
+          <w:sz w:val="32"/>
+          <w:szCs w:val="32"/>
+        </w:rPr>
+      </w:pPr>
+      <w:r>
+        <w:rPr>
+          <w:rStyle w:val="Kiemels2"/>
+          <w:rFonts w:asciiTheme="minorHAnsi" w:eastAsiaTheme="majorEastAsia" w:hAnsiTheme="minorHAnsi" w:cstheme="minorHAnsi"/>
+          <w:sz w:val="32"/>
+          <w:szCs w:val="32"/>
+        </w:rPr>
+        <w:t>Kategóriák</w:t>
+      </w:r>
+      <w:r>
+        <w:rPr>
+          <w:rFonts w:asciiTheme="minorHAnsi" w:hAnsiTheme="minorHAnsi" w:cstheme="minorHAnsi"/>
+          <w:sz w:val="32"/>
+          <w:szCs w:val="32"/>
+        </w:rPr>
+        <w:t>: Termékek böngészése kategóriánként</w:t>
+      </w:r>
+    </w:p>
+    <w:p>
+      <w:pPr>
+        <w:pStyle w:val="ds-markdown-paragraph"/>
+        <w:numPr>
+          <w:ilvl w:val="0"/>
+          <w:numId w:val="17"/>
+        </w:numPr>
+        <w:rPr>
+          <w:rFonts w:asciiTheme="minorHAnsi" w:hAnsiTheme="minorHAnsi" w:cstheme="minorHAnsi"/>
+          <w:sz w:val="32"/>
+          <w:szCs w:val="32"/>
+        </w:rPr>
+      </w:pPr>
+      <w:r>
+        <w:rPr>
+          <w:rStyle w:val="Kiemels2"/>
+          <w:rFonts w:asciiTheme="minorHAnsi" w:eastAsiaTheme="majorEastAsia" w:hAnsiTheme="minorHAnsi" w:cstheme="minorHAnsi"/>
+          <w:sz w:val="32"/>
+          <w:szCs w:val="32"/>
+        </w:rPr>
+        <w:t>Termékek</w:t>
+      </w:r>
+      <w:r>
+        <w:rPr>
+          <w:rFonts w:asciiTheme="minorHAnsi" w:hAnsiTheme="minorHAnsi" w:cstheme="minorHAnsi"/>
+          <w:sz w:val="32"/>
+          <w:szCs w:val="32"/>
+        </w:rPr>
+        <w:t>: Az összes elérhető termék listája</w:t>
+      </w:r>
+    </w:p>
+    <w:p>
+      <w:pPr>
+        <w:pStyle w:val="ds-markdown-paragraph"/>
+        <w:numPr>
+          <w:ilvl w:val="0"/>
+          <w:numId w:val="17"/>
+        </w:numPr>
+        <w:rPr>
+          <w:rFonts w:asciiTheme="minorHAnsi" w:hAnsiTheme="minorHAnsi" w:cstheme="minorHAnsi"/>
+          <w:sz w:val="32"/>
+          <w:szCs w:val="32"/>
+        </w:rPr>
+      </w:pPr>
+      <w:r>
+        <w:rPr>
+          <w:rStyle w:val="Kiemels2"/>
+          <w:rFonts w:asciiTheme="minorHAnsi" w:eastAsiaTheme="majorEastAsia" w:hAnsiTheme="minorHAnsi" w:cstheme="minorHAnsi"/>
+          <w:sz w:val="32"/>
+          <w:szCs w:val="32"/>
+        </w:rPr>
+        <w:t>Kapcsolat</w:t>
+      </w:r>
+      <w:r>
+        <w:rPr>
+          <w:rFonts w:asciiTheme="minorHAnsi" w:hAnsiTheme="minorHAnsi" w:cstheme="minorHAnsi"/>
+          <w:sz w:val="32"/>
+          <w:szCs w:val="32"/>
+        </w:rPr>
+        <w:t>: Elérhetőségeink és ügyfélszolgálatunk</w:t>
+      </w:r>
+    </w:p>
+    <w:p>
+      <w:pPr>
+        <w:pStyle w:val="ds-markdown-paragraph"/>
+        <w:rPr>
+          <w:rFonts w:asciiTheme="minorHAnsi" w:hAnsiTheme="minorHAnsi" w:cstheme="minorHAnsi"/>
+          <w:b/>
+          <w:sz w:val="32"/>
+          <w:szCs w:val="32"/>
+        </w:rPr>
+      </w:pPr>
+      <w:r>
+        <w:rPr>
+          <w:rFonts w:asciiTheme="minorHAnsi" w:hAnsiTheme="minorHAnsi" w:cstheme="minorHAnsi"/>
+          <w:b/>
+          <w:sz w:val="32"/>
+          <w:szCs w:val="32"/>
+        </w:rPr>
+        <w:t>2. Főoldal tartalma</w:t>
+      </w:r>
+    </w:p>
+    <w:p>
+      <w:pPr>
+        <w:pStyle w:val="ds-markdown-paragraph"/>
+        <w:rPr>
+          <w:rFonts w:asciiTheme="minorHAnsi" w:hAnsiTheme="minorHAnsi" w:cstheme="minorHAnsi"/>
+          <w:sz w:val="32"/>
+          <w:szCs w:val="32"/>
+        </w:rPr>
+      </w:pPr>
+      <w:r>
+        <w:rPr>
+          <w:rFonts w:asciiTheme="minorHAnsi" w:hAnsiTheme="minorHAnsi" w:cstheme="minorHAnsi"/>
+          <w:sz w:val="32"/>
+          <w:szCs w:val="32"/>
+        </w:rPr>
+        <w:t>A főoldalon megtalálhatóak:</w:t>
+      </w:r>
+    </w:p>
+    <w:p>
+      <w:pPr>
+        <w:pStyle w:val="ds-markdown-paragraph"/>
+        <w:numPr>
+          <w:ilvl w:val="0"/>
+          <w:numId w:val="18"/>
+        </w:numPr>
+        <w:rPr>
+          <w:rFonts w:asciiTheme="minorHAnsi" w:hAnsiTheme="minorHAnsi" w:cstheme="minorHAnsi"/>
+          <w:sz w:val="32"/>
+          <w:szCs w:val="32"/>
+        </w:rPr>
+      </w:pPr>
+      <w:r>
+        <w:rPr>
+          <w:rStyle w:val="Kiemels2"/>
+          <w:rFonts w:asciiTheme="minorHAnsi" w:eastAsiaTheme="majorEastAsia" w:hAnsiTheme="minorHAnsi" w:cstheme="minorHAnsi"/>
+          <w:sz w:val="32"/>
+          <w:szCs w:val="32"/>
+        </w:rPr>
+        <w:t>Üdvözlő üzenet</w:t>
+      </w:r>
+      <w:r>
+        <w:rPr>
+          <w:rFonts w:asciiTheme="minorHAnsi" w:hAnsiTheme="minorHAnsi" w:cstheme="minorHAnsi"/>
+          <w:sz w:val="32"/>
+          <w:szCs w:val="32"/>
+        </w:rPr>
+        <w:t xml:space="preserve">: Bemutatkozik a </w:t>
+      </w:r>
+      <w:proofErr w:type="spellStart"/>
+      <w:r>
+        <w:rPr>
+          <w:rFonts w:asciiTheme="minorHAnsi" w:hAnsiTheme="minorHAnsi" w:cstheme="minorHAnsi"/>
+          <w:sz w:val="32"/>
+          <w:szCs w:val="32"/>
+        </w:rPr>
+        <w:t>TechNest</w:t>
+      </w:r>
+      <w:proofErr w:type="spellEnd"/>
+      <w:r>
+        <w:rPr>
+          <w:rFonts w:asciiTheme="minorHAnsi" w:hAnsiTheme="minorHAnsi" w:cstheme="minorHAnsi"/>
+          <w:sz w:val="32"/>
+          <w:szCs w:val="32"/>
+        </w:rPr>
+        <w:t xml:space="preserve"> és ajánlata</w:t>
+      </w:r>
+    </w:p>
+    <w:p>
+      <w:pPr>
+        <w:pStyle w:val="ds-markdown-paragraph"/>
+        <w:numPr>
+          <w:ilvl w:val="0"/>
+          <w:numId w:val="18"/>
+        </w:numPr>
+        <w:rPr>
+          <w:rFonts w:asciiTheme="minorHAnsi" w:hAnsiTheme="minorHAnsi" w:cstheme="minorHAnsi"/>
+          <w:sz w:val="32"/>
+          <w:szCs w:val="32"/>
+        </w:rPr>
+      </w:pPr>
+      <w:r>
+        <w:rPr>
+          <w:rStyle w:val="Kiemels2"/>
+          <w:rFonts w:asciiTheme="minorHAnsi" w:eastAsiaTheme="majorEastAsia" w:hAnsiTheme="minorHAnsi" w:cstheme="minorHAnsi"/>
+          <w:sz w:val="32"/>
+          <w:szCs w:val="32"/>
+        </w:rPr>
+        <w:t>Kiemelt termékek</w:t>
+      </w:r>
+      <w:r>
+        <w:rPr>
+          <w:rFonts w:asciiTheme="minorHAnsi" w:hAnsiTheme="minorHAnsi" w:cstheme="minorHAnsi"/>
+          <w:sz w:val="32"/>
+          <w:szCs w:val="32"/>
+        </w:rPr>
+        <w:t xml:space="preserve">: Legnépszerűbb termékeink és </w:t>
+      </w:r>
+      <w:proofErr w:type="spellStart"/>
+      <w:r>
+        <w:rPr>
+          <w:rFonts w:asciiTheme="minorHAnsi" w:hAnsiTheme="minorHAnsi" w:cstheme="minorHAnsi"/>
+          <w:sz w:val="32"/>
+          <w:szCs w:val="32"/>
+        </w:rPr>
+        <w:t>áraik</w:t>
+      </w:r>
+      <w:proofErr w:type="spellEnd"/>
+    </w:p>
+    <w:p>
+      <w:pPr>
+        <w:pStyle w:val="ds-markdown-paragraph"/>
+        <w:numPr>
+          <w:ilvl w:val="1"/>
+          <w:numId w:val="18"/>
+        </w:numPr>
+        <w:rPr>
+          <w:rFonts w:asciiTheme="minorHAnsi" w:hAnsiTheme="minorHAnsi" w:cstheme="minorHAnsi"/>
+          <w:sz w:val="32"/>
+          <w:szCs w:val="32"/>
+        </w:rPr>
+      </w:pPr>
+      <w:r>
+        <w:rPr>
+          <w:rFonts w:asciiTheme="minorHAnsi" w:hAnsiTheme="minorHAnsi" w:cstheme="minorHAnsi"/>
+          <w:sz w:val="32"/>
+          <w:szCs w:val="32"/>
+        </w:rPr>
+        <w:t>Dell XPS 13 (500.000 Ft)</w:t>
+      </w:r>
+    </w:p>
+    <w:p>
+      <w:pPr>
+        <w:pStyle w:val="ds-markdown-paragraph"/>
+        <w:numPr>
+          <w:ilvl w:val="1"/>
+          <w:numId w:val="18"/>
+        </w:numPr>
+        <w:rPr>
+          <w:rFonts w:asciiTheme="minorHAnsi" w:hAnsiTheme="minorHAnsi" w:cstheme="minorHAnsi"/>
+          <w:sz w:val="32"/>
+          <w:szCs w:val="32"/>
+        </w:rPr>
+      </w:pPr>
+      <w:r>
+        <w:rPr>
+          <w:rFonts w:asciiTheme="minorHAnsi" w:hAnsiTheme="minorHAnsi" w:cstheme="minorHAnsi"/>
+          <w:sz w:val="32"/>
+          <w:szCs w:val="32"/>
+        </w:rPr>
+        <w:t>Apple MacBook Air M2 (450.000 Ft)</w:t>
+      </w:r>
+    </w:p>
+    <w:p>
+      <w:pPr>
+        <w:pStyle w:val="ds-markdown-paragraph"/>
+        <w:numPr>
+          <w:ilvl w:val="1"/>
+          <w:numId w:val="18"/>
+        </w:numPr>
+        <w:rPr>
+          <w:rFonts w:asciiTheme="minorHAnsi" w:hAnsiTheme="minorHAnsi" w:cstheme="minorHAnsi"/>
+          <w:sz w:val="32"/>
+          <w:szCs w:val="32"/>
+        </w:rPr>
+      </w:pPr>
+      <w:proofErr w:type="spellStart"/>
+      <w:r>
+        <w:rPr>
+          <w:rFonts w:asciiTheme="minorHAnsi" w:hAnsiTheme="minorHAnsi" w:cstheme="minorHAnsi"/>
+          <w:sz w:val="32"/>
+          <w:szCs w:val="32"/>
+        </w:rPr>
+        <w:t>Lenovo</w:t>
+      </w:r>
+      <w:proofErr w:type="spellEnd"/>
+      <w:r>
+        <w:rPr>
+          <w:rFonts w:asciiTheme="minorHAnsi" w:hAnsiTheme="minorHAnsi" w:cstheme="minorHAnsi"/>
+          <w:sz w:val="32"/>
+          <w:szCs w:val="32"/>
+        </w:rPr>
+        <w:t xml:space="preserve"> </w:t>
+      </w:r>
+      <w:proofErr w:type="spellStart"/>
+      <w:r>
+        <w:rPr>
+          <w:rFonts w:asciiTheme="minorHAnsi" w:hAnsiTheme="minorHAnsi" w:cstheme="minorHAnsi"/>
+          <w:sz w:val="32"/>
+          <w:szCs w:val="32"/>
+        </w:rPr>
+        <w:t>ThinkPad</w:t>
+      </w:r>
+      <w:proofErr w:type="spellEnd"/>
+      <w:r>
+        <w:rPr>
+          <w:rFonts w:asciiTheme="minorHAnsi" w:hAnsiTheme="minorHAnsi" w:cstheme="minorHAnsi"/>
+          <w:sz w:val="32"/>
+          <w:szCs w:val="32"/>
+        </w:rPr>
+        <w:t xml:space="preserve"> X1 C4 (600.000 Ft)</w:t>
+      </w:r>
+    </w:p>
+    <w:p>
+      <w:pPr>
+        <w:pStyle w:val="ds-markdown-paragraph"/>
+        <w:rPr>
+          <w:rFonts w:asciiTheme="minorHAnsi" w:hAnsiTheme="minorHAnsi" w:cstheme="minorHAnsi"/>
+          <w:sz w:val="32"/>
+          <w:szCs w:val="32"/>
+        </w:rPr>
+      </w:pPr>
+    </w:p>
+    <w:p>
+      <w:pPr>
+        <w:pStyle w:val="ds-markdown-paragraph"/>
+        <w:rPr>
+          <w:rFonts w:asciiTheme="minorHAnsi" w:hAnsiTheme="minorHAnsi" w:cstheme="minorHAnsi"/>
+          <w:b/>
+          <w:sz w:val="32"/>
+          <w:szCs w:val="32"/>
+        </w:rPr>
+      </w:pPr>
+      <w:r>
+        <w:rPr>
+          <w:rFonts w:asciiTheme="minorHAnsi" w:hAnsiTheme="minorHAnsi" w:cstheme="minorHAnsi"/>
+          <w:b/>
+          <w:sz w:val="32"/>
+          <w:szCs w:val="32"/>
+        </w:rPr>
+        <w:t>3.Termékek kezelése</w:t>
+      </w:r>
+    </w:p>
+    <w:p>
+      <w:pPr>
+        <w:pStyle w:val="ds-markdown-paragraph"/>
+        <w:rPr>
+          <w:rFonts w:asciiTheme="minorHAnsi" w:hAnsiTheme="minorHAnsi" w:cstheme="minorHAnsi"/>
+          <w:sz w:val="32"/>
+          <w:szCs w:val="32"/>
+        </w:rPr>
+      </w:pPr>
+      <w:r>
+        <w:rPr>
+          <w:rFonts w:asciiTheme="minorHAnsi" w:hAnsiTheme="minorHAnsi" w:cstheme="minorHAnsi"/>
+          <w:sz w:val="32"/>
+          <w:szCs w:val="32"/>
+        </w:rPr>
+        <w:t>Minden terméknél megtalálható a "Kosárba" gomb, mellyel:</w:t>
+      </w:r>
+    </w:p>
+    <w:p>
+      <w:pPr>
+        <w:pStyle w:val="ds-markdown-paragraph"/>
+        <w:numPr>
+          <w:ilvl w:val="0"/>
+          <w:numId w:val="19"/>
+        </w:numPr>
+        <w:rPr>
+          <w:rFonts w:asciiTheme="minorHAnsi" w:hAnsiTheme="minorHAnsi" w:cstheme="minorHAnsi"/>
+          <w:sz w:val="32"/>
+          <w:szCs w:val="32"/>
+        </w:rPr>
+      </w:pPr>
+      <w:r>
+        <w:rPr>
+          <w:rFonts w:asciiTheme="minorHAnsi" w:hAnsiTheme="minorHAnsi" w:cstheme="minorHAnsi"/>
+          <w:sz w:val="32"/>
+          <w:szCs w:val="32"/>
+        </w:rPr>
+        <w:t>Kattintson a "Kosárba" gombra a kívánt terméknél</w:t>
+      </w:r>
+    </w:p>
+    <w:p>
+      <w:pPr>
+        <w:pStyle w:val="ds-markdown-paragraph"/>
+        <w:numPr>
+          <w:ilvl w:val="0"/>
+          <w:numId w:val="19"/>
+        </w:numPr>
+        <w:rPr>
+          <w:rFonts w:asciiTheme="minorHAnsi" w:hAnsiTheme="minorHAnsi" w:cstheme="minorHAnsi"/>
+          <w:sz w:val="32"/>
+          <w:szCs w:val="32"/>
+        </w:rPr>
+      </w:pPr>
+      <w:r>
+        <w:rPr>
+          <w:rFonts w:asciiTheme="minorHAnsi" w:hAnsiTheme="minorHAnsi" w:cstheme="minorHAnsi"/>
+          <w:sz w:val="32"/>
+          <w:szCs w:val="32"/>
+        </w:rPr>
+        <w:t>A termék hozzáadódik a virtuális kosarához</w:t>
+      </w:r>
+    </w:p>
+    <w:p>
+      <w:pPr>
+        <w:pStyle w:val="ds-markdown-paragraph"/>
+        <w:numPr>
+          <w:ilvl w:val="0"/>
+          <w:numId w:val="19"/>
+        </w:numPr>
+        <w:rPr>
+          <w:rFonts w:asciiTheme="minorHAnsi" w:hAnsiTheme="minorHAnsi" w:cstheme="minorHAnsi"/>
+          <w:sz w:val="32"/>
+          <w:szCs w:val="32"/>
+        </w:rPr>
+      </w:pPr>
+      <w:r>
+        <w:rPr>
+          <w:rFonts w:asciiTheme="minorHAnsi" w:hAnsiTheme="minorHAnsi" w:cstheme="minorHAnsi"/>
+          <w:sz w:val="32"/>
+          <w:szCs w:val="32"/>
+        </w:rPr>
+        <w:t>A kosár tartalmát később megtekintheti és módosíthatja</w:t>
+      </w:r>
+    </w:p>
+    <w:p>
+      <w:pPr>
+        <w:pStyle w:val="ds-markdown-paragraph"/>
+        <w:rPr>
+          <w:rFonts w:asciiTheme="minorHAnsi" w:hAnsiTheme="minorHAnsi" w:cstheme="minorHAnsi"/>
+          <w:sz w:val="32"/>
+          <w:szCs w:val="32"/>
+        </w:rPr>
+      </w:pPr>
+    </w:p>
+    <w:p>
+      <w:pPr>
+        <w:pStyle w:val="ds-markdown-paragraph"/>
+        <w:rPr>
+          <w:rFonts w:asciiTheme="minorHAnsi" w:hAnsiTheme="minorHAnsi" w:cstheme="minorHAnsi"/>
+          <w:b/>
+          <w:sz w:val="32"/>
+          <w:szCs w:val="32"/>
+        </w:rPr>
+      </w:pPr>
+      <w:r>
+        <w:rPr>
+          <w:rFonts w:asciiTheme="minorHAnsi" w:hAnsiTheme="minorHAnsi" w:cstheme="minorHAnsi"/>
+          <w:b/>
+          <w:sz w:val="32"/>
+          <w:szCs w:val="32"/>
+        </w:rPr>
+        <w:t>4.Kosár funkciók</w:t>
+      </w:r>
+    </w:p>
+    <w:p>
+      <w:pPr>
+        <w:pStyle w:val="ds-markdown-paragraph"/>
+        <w:numPr>
+          <w:ilvl w:val="0"/>
+          <w:numId w:val="20"/>
+        </w:numPr>
+        <w:rPr>
+          <w:rFonts w:asciiTheme="minorHAnsi" w:hAnsiTheme="minorHAnsi" w:cstheme="minorHAnsi"/>
+          <w:sz w:val="32"/>
+          <w:szCs w:val="32"/>
+        </w:rPr>
+      </w:pPr>
+      <w:r>
+        <w:rPr>
+          <w:rStyle w:val="Kiemels2"/>
+          <w:rFonts w:asciiTheme="minorHAnsi" w:hAnsiTheme="minorHAnsi" w:cstheme="minorHAnsi"/>
+          <w:sz w:val="32"/>
+          <w:szCs w:val="32"/>
+        </w:rPr>
+        <w:t>Termékek hozzáadása</w:t>
+      </w:r>
+      <w:r>
+        <w:rPr>
+          <w:rFonts w:asciiTheme="minorHAnsi" w:hAnsiTheme="minorHAnsi" w:cstheme="minorHAnsi"/>
+          <w:sz w:val="32"/>
+          <w:szCs w:val="32"/>
+        </w:rPr>
+        <w:t>: Több terméket is helyezhet a kosarába</w:t>
+      </w:r>
+    </w:p>
+    <w:p>
+      <w:pPr>
+        <w:pStyle w:val="ds-markdown-paragraph"/>
+        <w:numPr>
+          <w:ilvl w:val="0"/>
+          <w:numId w:val="20"/>
+        </w:numPr>
+        <w:rPr>
+          <w:rFonts w:asciiTheme="minorHAnsi" w:hAnsiTheme="minorHAnsi" w:cstheme="minorHAnsi"/>
+          <w:sz w:val="32"/>
+          <w:szCs w:val="32"/>
+        </w:rPr>
+      </w:pPr>
+      <w:r>
+        <w:rPr>
+          <w:rStyle w:val="Kiemels2"/>
+          <w:rFonts w:asciiTheme="minorHAnsi" w:hAnsiTheme="minorHAnsi" w:cstheme="minorHAnsi"/>
+          <w:sz w:val="32"/>
+          <w:szCs w:val="32"/>
+        </w:rPr>
+        <w:t>Kosár megtekintése</w:t>
+      </w:r>
+      <w:r>
+        <w:rPr>
+          <w:rFonts w:asciiTheme="minorHAnsi" w:hAnsiTheme="minorHAnsi" w:cstheme="minorHAnsi"/>
+          <w:sz w:val="32"/>
+          <w:szCs w:val="32"/>
+        </w:rPr>
+        <w:t>: A kosár tartalmának áttekintése</w:t>
+      </w:r>
+    </w:p>
+    <w:p>
+      <w:pPr>
+        <w:pStyle w:val="ds-markdown-paragraph"/>
+        <w:numPr>
+          <w:ilvl w:val="0"/>
+          <w:numId w:val="20"/>
+        </w:numPr>
+        <w:rPr>
+          <w:rFonts w:asciiTheme="minorHAnsi" w:hAnsiTheme="minorHAnsi" w:cstheme="minorHAnsi"/>
+          <w:sz w:val="32"/>
+          <w:szCs w:val="32"/>
+        </w:rPr>
+      </w:pPr>
+      <w:r>
+        <w:rPr>
+          <w:rStyle w:val="Kiemels2"/>
+          <w:rFonts w:asciiTheme="minorHAnsi" w:hAnsiTheme="minorHAnsi" w:cstheme="minorHAnsi"/>
+          <w:sz w:val="32"/>
+          <w:szCs w:val="32"/>
+        </w:rPr>
+        <w:t>Vásárlás folytatása</w:t>
+      </w:r>
+      <w:r>
+        <w:rPr>
+          <w:rFonts w:asciiTheme="minorHAnsi" w:hAnsiTheme="minorHAnsi" w:cstheme="minorHAnsi"/>
+          <w:sz w:val="32"/>
+          <w:szCs w:val="32"/>
+        </w:rPr>
+        <w:t>: A kosárban lévő termékek megvásárlása</w:t>
+      </w:r>
+    </w:p>
+    <w:p>
+      <w:pPr>
+        <w:pStyle w:val="ds-markdown-paragraph"/>
+        <w:rPr>
+          <w:rFonts w:asciiTheme="minorHAnsi" w:hAnsiTheme="minorHAnsi" w:cstheme="minorHAnsi"/>
+          <w:b/>
+          <w:sz w:val="32"/>
+          <w:szCs w:val="32"/>
+        </w:rPr>
+      </w:pPr>
+      <w:r>
+        <w:rPr>
+          <w:rFonts w:asciiTheme="minorHAnsi" w:hAnsiTheme="minorHAnsi" w:cstheme="minorHAnsi"/>
+          <w:b/>
+          <w:noProof/>
+          <w:sz w:val="32"/>
+          <w:szCs w:val="32"/>
+        </w:rPr>
+        <w:lastRenderedPageBreak/>
+        <w:drawing>
+          <wp:inline distT="0" distB="0" distL="0" distR="0">
+            <wp:extent cx="5760720" cy="2702560"/>
+            <wp:effectExtent l="0" t="0" r="0" b="2540"/>
+            <wp:docPr id="5" name="Kép 5"/>
+            <wp:cNvGraphicFramePr>
+              <a:graphicFrameLocks xmlns:a="http://schemas.openxmlformats.org/drawingml/2006/main" noChangeAspect="1"/>
+            </wp:cNvGraphicFramePr>
+            <a:graphic xmlns:a="http://schemas.openxmlformats.org/drawingml/2006/main">
+              <a:graphicData uri="http://schemas.openxmlformats.org/drawingml/2006/picture">
+                <pic:pic xmlns:pic="http://schemas.openxmlformats.org/drawingml/2006/picture">
+                  <pic:nvPicPr>
+                    <pic:cNvPr id="5" name="2.png"/>
+                    <pic:cNvPicPr/>
+                  </pic:nvPicPr>
+                  <pic:blipFill>
+                    <a:blip r:embed="rId19" cstate="print">
+                      <a:extLst>
+                        <a:ext uri="{28A0092B-C50C-407E-A947-70E740481C1C}">
+                          <a14:useLocalDpi xmlns:a14="http://schemas.microsoft.com/office/drawing/2010/main" val="0"/>
+                        </a:ext>
+                      </a:extLst>
+                    </a:blip>
+                    <a:stretch>
+                      <a:fillRect/>
+                    </a:stretch>
+                  </pic:blipFill>
+                  <pic:spPr>
+                    <a:xfrm>
+                      <a:off x="0" y="0"/>
+                      <a:ext cx="5760720" cy="2702560"/>
+                    </a:xfrm>
+                    <a:prstGeom prst="rect">
+                      <a:avLst/>
+                    </a:prstGeom>
+                  </pic:spPr>
+                </pic:pic>
+              </a:graphicData>
+            </a:graphic>
+          </wp:inline>
+        </w:drawing>
+      </w:r>
+    </w:p>
+    <w:p>
+      <w:pPr>
+        <w:pStyle w:val="ds-markdown-paragraph"/>
+        <w:rPr>
+          <w:rFonts w:asciiTheme="minorHAnsi" w:hAnsiTheme="minorHAnsi" w:cstheme="minorHAnsi"/>
+          <w:b/>
+          <w:sz w:val="32"/>
+          <w:szCs w:val="32"/>
+        </w:rPr>
+      </w:pPr>
+    </w:p>
+    <w:p>
+      <w:pPr>
+        <w:pStyle w:val="ds-markdown-paragraph"/>
+        <w:rPr>
+          <w:rFonts w:asciiTheme="minorHAnsi" w:hAnsiTheme="minorHAnsi" w:cstheme="minorHAnsi"/>
+          <w:b/>
+          <w:sz w:val="32"/>
+          <w:szCs w:val="32"/>
+        </w:rPr>
+      </w:pPr>
+      <w:r>
+        <w:rPr>
+          <w:rFonts w:asciiTheme="minorHAnsi" w:hAnsiTheme="minorHAnsi" w:cstheme="minorHAnsi"/>
+          <w:b/>
+          <w:sz w:val="32"/>
+          <w:szCs w:val="32"/>
+        </w:rPr>
+        <w:t>A kategóriák oldal áttekintése</w:t>
+      </w:r>
+    </w:p>
+    <w:p>
+      <w:pPr>
+        <w:pStyle w:val="ds-markdown-paragraph"/>
+        <w:rPr>
+          <w:rFonts w:asciiTheme="minorHAnsi" w:hAnsiTheme="minorHAnsi" w:cstheme="minorHAnsi"/>
+          <w:sz w:val="32"/>
+          <w:szCs w:val="32"/>
+        </w:rPr>
+      </w:pPr>
+      <w:r>
+        <w:rPr>
+          <w:rFonts w:asciiTheme="minorHAnsi" w:hAnsiTheme="minorHAnsi" w:cstheme="minorHAnsi"/>
+          <w:sz w:val="32"/>
+          <w:szCs w:val="32"/>
+        </w:rPr>
+        <w:t xml:space="preserve">A Kategóriák oldalon a </w:t>
+      </w:r>
+      <w:proofErr w:type="spellStart"/>
+      <w:r>
+        <w:rPr>
+          <w:rFonts w:asciiTheme="minorHAnsi" w:hAnsiTheme="minorHAnsi" w:cstheme="minorHAnsi"/>
+          <w:sz w:val="32"/>
+          <w:szCs w:val="32"/>
+        </w:rPr>
+        <w:t>TechNest</w:t>
+      </w:r>
+      <w:proofErr w:type="spellEnd"/>
+      <w:r>
+        <w:rPr>
+          <w:rFonts w:asciiTheme="minorHAnsi" w:hAnsiTheme="minorHAnsi" w:cstheme="minorHAnsi"/>
+          <w:sz w:val="32"/>
+          <w:szCs w:val="32"/>
+        </w:rPr>
+        <w:t xml:space="preserve"> webáruház termékkínálatát tekintheti meg kategóriánként. Az oldal a következő fő részekből áll:</w:t>
+      </w:r>
+    </w:p>
+    <w:p>
+      <w:pPr>
+        <w:pStyle w:val="ds-markdown-paragraph"/>
+        <w:rPr>
+          <w:rFonts w:asciiTheme="minorHAnsi" w:hAnsiTheme="minorHAnsi" w:cstheme="minorHAnsi"/>
+          <w:b/>
+          <w:sz w:val="32"/>
+          <w:szCs w:val="32"/>
+        </w:rPr>
+      </w:pPr>
+      <w:r>
+        <w:rPr>
+          <w:rFonts w:asciiTheme="minorHAnsi" w:hAnsiTheme="minorHAnsi" w:cstheme="minorHAnsi"/>
+          <w:b/>
+          <w:sz w:val="32"/>
+          <w:szCs w:val="32"/>
+        </w:rPr>
+        <w:t>1.Kategória lista</w:t>
+      </w:r>
+    </w:p>
+    <w:p>
+      <w:pPr>
+        <w:pStyle w:val="ds-markdown-paragraph"/>
+        <w:rPr>
+          <w:rFonts w:asciiTheme="minorHAnsi" w:hAnsiTheme="minorHAnsi" w:cstheme="minorHAnsi"/>
+          <w:sz w:val="32"/>
+          <w:szCs w:val="32"/>
+        </w:rPr>
+      </w:pPr>
+      <w:r>
+        <w:rPr>
+          <w:rFonts w:asciiTheme="minorHAnsi" w:hAnsiTheme="minorHAnsi" w:cstheme="minorHAnsi"/>
+          <w:sz w:val="32"/>
+          <w:szCs w:val="32"/>
+        </w:rPr>
+        <w:t>Az oldal tetején található a termékkategóriák listája:</w:t>
+      </w:r>
+    </w:p>
+    <w:p>
+      <w:pPr>
+        <w:pStyle w:val="ds-markdown-paragraph"/>
+        <w:numPr>
+          <w:ilvl w:val="0"/>
+          <w:numId w:val="21"/>
+        </w:numPr>
+        <w:rPr>
+          <w:rFonts w:asciiTheme="minorHAnsi" w:hAnsiTheme="minorHAnsi" w:cstheme="minorHAnsi"/>
+          <w:sz w:val="32"/>
+          <w:szCs w:val="32"/>
+        </w:rPr>
+      </w:pPr>
+      <w:r>
+        <w:rPr>
+          <w:rFonts w:asciiTheme="minorHAnsi" w:hAnsiTheme="minorHAnsi" w:cstheme="minorHAnsi"/>
+          <w:sz w:val="32"/>
+          <w:szCs w:val="32"/>
+        </w:rPr>
+        <w:t>Notebook</w:t>
+      </w:r>
+    </w:p>
+    <w:p>
+      <w:pPr>
+        <w:pStyle w:val="ds-markdown-paragraph"/>
+        <w:numPr>
+          <w:ilvl w:val="0"/>
+          <w:numId w:val="21"/>
+        </w:numPr>
+        <w:rPr>
+          <w:rFonts w:asciiTheme="minorHAnsi" w:hAnsiTheme="minorHAnsi" w:cstheme="minorHAnsi"/>
+          <w:sz w:val="32"/>
+          <w:szCs w:val="32"/>
+        </w:rPr>
+      </w:pPr>
+      <w:r>
+        <w:rPr>
+          <w:rFonts w:asciiTheme="minorHAnsi" w:hAnsiTheme="minorHAnsi" w:cstheme="minorHAnsi"/>
+          <w:sz w:val="32"/>
+          <w:szCs w:val="32"/>
+        </w:rPr>
+        <w:t>Okostelefon</w:t>
+      </w:r>
+    </w:p>
+    <w:p>
+      <w:pPr>
+        <w:pStyle w:val="ds-markdown-paragraph"/>
+        <w:numPr>
+          <w:ilvl w:val="0"/>
+          <w:numId w:val="21"/>
+        </w:numPr>
+        <w:rPr>
+          <w:rFonts w:asciiTheme="minorHAnsi" w:hAnsiTheme="minorHAnsi" w:cstheme="minorHAnsi"/>
+          <w:sz w:val="32"/>
+          <w:szCs w:val="32"/>
+        </w:rPr>
+      </w:pPr>
+      <w:r>
+        <w:rPr>
+          <w:rFonts w:asciiTheme="minorHAnsi" w:hAnsiTheme="minorHAnsi" w:cstheme="minorHAnsi"/>
+          <w:sz w:val="32"/>
+          <w:szCs w:val="32"/>
+        </w:rPr>
+        <w:t>Fülhal</w:t>
+      </w:r>
+      <w:r>
+        <w:rPr>
+          <w:rFonts w:asciiTheme="minorHAnsi" w:hAnsiTheme="minorHAnsi" w:cstheme="minorHAnsi"/>
+          <w:sz w:val="32"/>
+          <w:szCs w:val="32"/>
+        </w:rPr>
+        <w:t>l</w:t>
+      </w:r>
+      <w:r>
+        <w:rPr>
+          <w:rFonts w:asciiTheme="minorHAnsi" w:hAnsiTheme="minorHAnsi" w:cstheme="minorHAnsi"/>
+          <w:sz w:val="32"/>
+          <w:szCs w:val="32"/>
+        </w:rPr>
+        <w:t>gató</w:t>
+      </w:r>
+    </w:p>
+    <w:p>
+      <w:pPr>
+        <w:pStyle w:val="ds-markdown-paragraph"/>
+        <w:numPr>
+          <w:ilvl w:val="0"/>
+          <w:numId w:val="21"/>
+        </w:numPr>
+        <w:rPr>
+          <w:rFonts w:asciiTheme="minorHAnsi" w:hAnsiTheme="minorHAnsi" w:cstheme="minorHAnsi"/>
+          <w:sz w:val="32"/>
+          <w:szCs w:val="32"/>
+        </w:rPr>
+      </w:pPr>
+      <w:r>
+        <w:rPr>
+          <w:rFonts w:asciiTheme="minorHAnsi" w:hAnsiTheme="minorHAnsi" w:cstheme="minorHAnsi"/>
+          <w:sz w:val="32"/>
+          <w:szCs w:val="32"/>
+        </w:rPr>
+        <w:t>Okosóra</w:t>
+      </w:r>
+    </w:p>
+    <w:p>
+      <w:pPr>
+        <w:pStyle w:val="ds-markdown-paragraph"/>
+        <w:numPr>
+          <w:ilvl w:val="0"/>
+          <w:numId w:val="21"/>
+        </w:numPr>
+        <w:rPr>
+          <w:rFonts w:asciiTheme="minorHAnsi" w:hAnsiTheme="minorHAnsi" w:cstheme="minorHAnsi"/>
+          <w:sz w:val="32"/>
+          <w:szCs w:val="32"/>
+        </w:rPr>
+      </w:pPr>
+      <w:r>
+        <w:rPr>
+          <w:rFonts w:asciiTheme="minorHAnsi" w:hAnsiTheme="minorHAnsi" w:cstheme="minorHAnsi"/>
+          <w:sz w:val="32"/>
+          <w:szCs w:val="32"/>
+        </w:rPr>
+        <w:t>Tablet</w:t>
+      </w:r>
+    </w:p>
+    <w:p>
+      <w:pPr>
+        <w:pStyle w:val="ds-markdown-paragraph"/>
+        <w:numPr>
+          <w:ilvl w:val="0"/>
+          <w:numId w:val="21"/>
+        </w:numPr>
+        <w:rPr>
+          <w:rFonts w:asciiTheme="minorHAnsi" w:hAnsiTheme="minorHAnsi" w:cstheme="minorHAnsi"/>
+          <w:sz w:val="32"/>
+          <w:szCs w:val="32"/>
+        </w:rPr>
+      </w:pPr>
+      <w:r>
+        <w:rPr>
+          <w:rFonts w:asciiTheme="minorHAnsi" w:hAnsiTheme="minorHAnsi" w:cstheme="minorHAnsi"/>
+          <w:sz w:val="32"/>
+          <w:szCs w:val="32"/>
+        </w:rPr>
+        <w:t>VR Szemüveg</w:t>
+      </w:r>
+    </w:p>
+    <w:p>
+      <w:pPr>
+        <w:pStyle w:val="ds-markdown-paragraph"/>
+        <w:rPr>
+          <w:rFonts w:asciiTheme="minorHAnsi" w:hAnsiTheme="minorHAnsi" w:cstheme="minorHAnsi"/>
+          <w:b/>
+          <w:sz w:val="32"/>
+          <w:szCs w:val="32"/>
+        </w:rPr>
+      </w:pPr>
+      <w:r>
+        <w:rPr>
+          <w:rFonts w:asciiTheme="minorHAnsi" w:hAnsiTheme="minorHAnsi" w:cstheme="minorHAnsi"/>
+          <w:b/>
+          <w:sz w:val="32"/>
+          <w:szCs w:val="32"/>
+        </w:rPr>
+        <w:t>2.Terméklistázás</w:t>
+      </w:r>
+    </w:p>
+    <w:p>
+      <w:pPr>
+        <w:pStyle w:val="ds-markdown-paragraph"/>
+        <w:rPr>
+          <w:rFonts w:asciiTheme="minorHAnsi" w:hAnsiTheme="minorHAnsi" w:cstheme="minorHAnsi"/>
+          <w:sz w:val="32"/>
+          <w:szCs w:val="32"/>
+        </w:rPr>
+      </w:pPr>
+      <w:r>
+        <w:rPr>
+          <w:rFonts w:asciiTheme="minorHAnsi" w:hAnsiTheme="minorHAnsi" w:cstheme="minorHAnsi"/>
+          <w:sz w:val="32"/>
+          <w:szCs w:val="32"/>
+        </w:rPr>
+        <w:t>A kategória kiválasztása után az alábbi információkkal rendelkező termékek jelennek meg:</w:t>
+      </w:r>
+    </w:p>
+    <w:p>
+      <w:pPr>
+        <w:pStyle w:val="ds-markdown-paragraph"/>
+        <w:rPr>
+          <w:rFonts w:asciiTheme="minorHAnsi" w:hAnsiTheme="minorHAnsi" w:cstheme="minorHAnsi"/>
+          <w:sz w:val="32"/>
+          <w:szCs w:val="32"/>
+        </w:rPr>
+      </w:pPr>
+    </w:p>
+    <w:p>
+      <w:pPr>
+        <w:pStyle w:val="ds-markdown-paragraph"/>
+        <w:rPr>
+          <w:rFonts w:asciiTheme="minorHAnsi" w:hAnsiTheme="minorHAnsi" w:cstheme="minorHAnsi"/>
+          <w:sz w:val="32"/>
+          <w:szCs w:val="32"/>
+        </w:rPr>
+      </w:pPr>
+    </w:p>
+    <w:p>
+      <w:pPr>
+        <w:pStyle w:val="ds-markdown-paragraph"/>
+        <w:rPr>
+          <w:rFonts w:asciiTheme="minorHAnsi" w:hAnsiTheme="minorHAnsi" w:cstheme="minorHAnsi"/>
+          <w:b/>
+          <w:sz w:val="32"/>
+          <w:szCs w:val="32"/>
+        </w:rPr>
+      </w:pPr>
+      <w:r>
+        <w:rPr>
+          <w:rFonts w:asciiTheme="minorHAnsi" w:hAnsiTheme="minorHAnsi" w:cstheme="minorHAnsi"/>
+          <w:b/>
+          <w:sz w:val="32"/>
+          <w:szCs w:val="32"/>
+        </w:rPr>
+        <w:lastRenderedPageBreak/>
+        <w:t>Termékinformációk</w:t>
+      </w:r>
+    </w:p>
+    <w:p>
+      <w:pPr>
+        <w:pStyle w:val="ds-markdown-paragraph"/>
+        <w:numPr>
+          <w:ilvl w:val="0"/>
+          <w:numId w:val="22"/>
+        </w:numPr>
+        <w:rPr>
+          <w:rFonts w:asciiTheme="minorHAnsi" w:hAnsiTheme="minorHAnsi" w:cstheme="minorHAnsi"/>
+          <w:sz w:val="32"/>
+          <w:szCs w:val="32"/>
+        </w:rPr>
+      </w:pPr>
+      <w:r>
+        <w:rPr>
+          <w:rFonts w:asciiTheme="minorHAnsi" w:hAnsiTheme="minorHAnsi" w:cstheme="minorHAnsi"/>
+          <w:sz w:val="32"/>
+          <w:szCs w:val="32"/>
+        </w:rPr>
+        <w:t xml:space="preserve">Termék neve (pl. "Samsung Galaxy S24 Ultra 5G 256GB 12GB RAM </w:t>
+      </w:r>
+      <w:proofErr w:type="spellStart"/>
+      <w:r>
+        <w:rPr>
+          <w:rFonts w:asciiTheme="minorHAnsi" w:hAnsiTheme="minorHAnsi" w:cstheme="minorHAnsi"/>
+          <w:sz w:val="32"/>
+          <w:szCs w:val="32"/>
+        </w:rPr>
+        <w:t>Dual</w:t>
+      </w:r>
+      <w:proofErr w:type="spellEnd"/>
+      <w:r>
+        <w:rPr>
+          <w:rFonts w:asciiTheme="minorHAnsi" w:hAnsiTheme="minorHAnsi" w:cstheme="minorHAnsi"/>
+          <w:sz w:val="32"/>
+          <w:szCs w:val="32"/>
+        </w:rPr>
+        <w:t>")</w:t>
+      </w:r>
+    </w:p>
+    <w:p>
+      <w:pPr>
+        <w:pStyle w:val="ds-markdown-paragraph"/>
+        <w:numPr>
+          <w:ilvl w:val="0"/>
+          <w:numId w:val="22"/>
+        </w:numPr>
+        <w:rPr>
+          <w:rFonts w:asciiTheme="minorHAnsi" w:hAnsiTheme="minorHAnsi" w:cstheme="minorHAnsi"/>
+          <w:sz w:val="32"/>
+          <w:szCs w:val="32"/>
+        </w:rPr>
+      </w:pPr>
+      <w:r>
+        <w:rPr>
+          <w:rFonts w:asciiTheme="minorHAnsi" w:hAnsiTheme="minorHAnsi" w:cstheme="minorHAnsi"/>
+          <w:sz w:val="32"/>
+          <w:szCs w:val="32"/>
+        </w:rPr>
+        <w:t>Ár (pl. "500000 Ft")</w:t>
+      </w:r>
+    </w:p>
+    <w:p>
+      <w:pPr>
+        <w:pStyle w:val="ds-markdown-paragraph"/>
+        <w:numPr>
+          <w:ilvl w:val="0"/>
+          <w:numId w:val="22"/>
+        </w:numPr>
+        <w:rPr>
+          <w:rFonts w:asciiTheme="minorHAnsi" w:hAnsiTheme="minorHAnsi" w:cstheme="minorHAnsi"/>
+          <w:sz w:val="32"/>
+          <w:szCs w:val="32"/>
+        </w:rPr>
+      </w:pPr>
+      <w:r>
+        <w:rPr>
+          <w:rFonts w:asciiTheme="minorHAnsi" w:hAnsiTheme="minorHAnsi" w:cstheme="minorHAnsi"/>
+          <w:sz w:val="32"/>
+          <w:szCs w:val="32"/>
+        </w:rPr>
+        <w:t>Mennyiség jelzés (a felhasználó mennyit szeretne az adott termékből)</w:t>
+      </w:r>
+    </w:p>
+    <w:p>
+      <w:pPr>
+        <w:pStyle w:val="ds-markdown-paragraph"/>
+        <w:rPr>
+          <w:rFonts w:asciiTheme="minorHAnsi" w:hAnsiTheme="minorHAnsi" w:cstheme="minorHAnsi"/>
+          <w:b/>
+          <w:sz w:val="32"/>
+          <w:szCs w:val="32"/>
+        </w:rPr>
+      </w:pPr>
+      <w:r>
+        <w:rPr>
+          <w:rFonts w:asciiTheme="minorHAnsi" w:hAnsiTheme="minorHAnsi" w:cstheme="minorHAnsi"/>
+          <w:b/>
+          <w:sz w:val="32"/>
+          <w:szCs w:val="32"/>
+        </w:rPr>
+        <w:t>3.Kosárba helyezés</w:t>
+      </w:r>
+    </w:p>
+    <w:p>
+      <w:pPr>
+        <w:pStyle w:val="ds-markdown-paragraph"/>
+        <w:rPr>
+          <w:rFonts w:asciiTheme="minorHAnsi" w:hAnsiTheme="minorHAnsi" w:cstheme="minorHAnsi"/>
+          <w:sz w:val="32"/>
+          <w:szCs w:val="32"/>
+        </w:rPr>
+      </w:pPr>
+      <w:r>
+        <w:rPr>
+          <w:rFonts w:asciiTheme="minorHAnsi" w:hAnsiTheme="minorHAnsi" w:cstheme="minorHAnsi"/>
+          <w:sz w:val="32"/>
+          <w:szCs w:val="32"/>
+        </w:rPr>
+        <w:t>Minden termék alatt található egy "Kosárba" gomb, mellyel a terméket a virtuális kosárba helyezheti.</w:t>
+      </w:r>
+    </w:p>
+    <w:p>
+      <w:pPr>
+        <w:pStyle w:val="ds-markdown-paragraph"/>
+        <w:rPr>
+          <w:rFonts w:asciiTheme="minorHAnsi" w:hAnsiTheme="minorHAnsi" w:cstheme="minorHAnsi"/>
+          <w:sz w:val="32"/>
+          <w:szCs w:val="32"/>
+        </w:rPr>
+      </w:pPr>
+    </w:p>
+    <w:p>
+      <w:pPr>
+        <w:pStyle w:val="ds-markdown-paragraph"/>
+        <w:rPr>
+          <w:rFonts w:asciiTheme="minorHAnsi" w:hAnsiTheme="minorHAnsi" w:cstheme="minorHAnsi"/>
+          <w:sz w:val="32"/>
+          <w:szCs w:val="32"/>
+        </w:rPr>
+      </w:pPr>
+      <w:r>
+        <w:rPr>
+          <w:rFonts w:asciiTheme="minorHAnsi" w:hAnsiTheme="minorHAnsi" w:cstheme="minorHAnsi"/>
+          <w:noProof/>
+          <w:sz w:val="32"/>
+          <w:szCs w:val="32"/>
+        </w:rPr>
+        <w:drawing>
+          <wp:inline distT="0" distB="0" distL="0" distR="0">
+            <wp:extent cx="5760720" cy="2651760"/>
+            <wp:effectExtent l="0" t="0" r="0" b="0"/>
+            <wp:docPr id="6" name="Kép 6"/>
+            <wp:cNvGraphicFramePr>
+              <a:graphicFrameLocks xmlns:a="http://schemas.openxmlformats.org/drawingml/2006/main" noChangeAspect="1"/>
+            </wp:cNvGraphicFramePr>
+            <a:graphic xmlns:a="http://schemas.openxmlformats.org/drawingml/2006/main">
+              <a:graphicData uri="http://schemas.openxmlformats.org/drawingml/2006/picture">
+                <pic:pic xmlns:pic="http://schemas.openxmlformats.org/drawingml/2006/picture">
+                  <pic:nvPicPr>
+                    <pic:cNvPr id="6" name="3.png"/>
+                    <pic:cNvPicPr/>
+                  </pic:nvPicPr>
+                  <pic:blipFill>
+                    <a:blip r:embed="rId20" cstate="print">
+                      <a:extLst>
+                        <a:ext uri="{28A0092B-C50C-407E-A947-70E740481C1C}">
+                          <a14:useLocalDpi xmlns:a14="http://schemas.microsoft.com/office/drawing/2010/main" val="0"/>
+                        </a:ext>
+                      </a:extLst>
+                    </a:blip>
+                    <a:stretch>
+                      <a:fillRect/>
+                    </a:stretch>
+                  </pic:blipFill>
+                  <pic:spPr>
+                    <a:xfrm>
+                      <a:off x="0" y="0"/>
+                      <a:ext cx="5760720" cy="2651760"/>
+                    </a:xfrm>
+                    <a:prstGeom prst="rect">
+                      <a:avLst/>
+                    </a:prstGeom>
+                  </pic:spPr>
+                </pic:pic>
+              </a:graphicData>
+            </a:graphic>
+          </wp:inline>
+        </w:drawing>
+      </w:r>
+    </w:p>
+    <w:p>
+      <w:pPr>
+        <w:pStyle w:val="ds-markdown-paragraph"/>
+        <w:rPr>
+          <w:rFonts w:asciiTheme="minorHAnsi" w:hAnsiTheme="minorHAnsi" w:cstheme="minorHAnsi"/>
+          <w:sz w:val="32"/>
+          <w:szCs w:val="32"/>
+        </w:rPr>
+      </w:pPr>
+    </w:p>
+    <w:p>
+      <w:pPr>
+        <w:pStyle w:val="ds-markdown-paragraph"/>
+        <w:rPr>
+          <w:rFonts w:asciiTheme="minorHAnsi" w:hAnsiTheme="minorHAnsi" w:cstheme="minorHAnsi"/>
+          <w:b/>
+          <w:sz w:val="32"/>
+          <w:szCs w:val="32"/>
+        </w:rPr>
+      </w:pPr>
+      <w:r>
+        <w:rPr>
+          <w:rFonts w:asciiTheme="minorHAnsi" w:hAnsiTheme="minorHAnsi" w:cstheme="minorHAnsi"/>
+          <w:b/>
+          <w:sz w:val="32"/>
+          <w:szCs w:val="32"/>
+        </w:rPr>
+        <w:t>Funkciók használata</w:t>
+      </w:r>
+    </w:p>
+    <w:p>
+      <w:pPr>
+        <w:pStyle w:val="ds-markdown-paragraph"/>
+        <w:rPr>
+          <w:rFonts w:asciiTheme="minorHAnsi" w:hAnsiTheme="minorHAnsi" w:cstheme="minorHAnsi"/>
+          <w:b/>
+          <w:sz w:val="32"/>
+          <w:szCs w:val="32"/>
+        </w:rPr>
+      </w:pPr>
+      <w:r>
+        <w:rPr>
+          <w:rFonts w:asciiTheme="minorHAnsi" w:hAnsiTheme="minorHAnsi" w:cstheme="minorHAnsi"/>
+          <w:b/>
+          <w:sz w:val="32"/>
+          <w:szCs w:val="32"/>
+        </w:rPr>
+        <w:t>Termék kiválasztása:</w:t>
+      </w:r>
+    </w:p>
+    <w:p>
+      <w:pPr>
+        <w:pStyle w:val="ds-markdown-paragraph"/>
+        <w:numPr>
+          <w:ilvl w:val="0"/>
+          <w:numId w:val="23"/>
+        </w:numPr>
+        <w:rPr>
+          <w:rFonts w:asciiTheme="minorHAnsi" w:hAnsiTheme="minorHAnsi" w:cstheme="minorHAnsi"/>
+          <w:sz w:val="32"/>
+          <w:szCs w:val="32"/>
+        </w:rPr>
+      </w:pPr>
+      <w:r>
+        <w:rPr>
+          <w:rFonts w:asciiTheme="minorHAnsi" w:hAnsiTheme="minorHAnsi" w:cstheme="minorHAnsi"/>
+          <w:sz w:val="32"/>
+          <w:szCs w:val="32"/>
+        </w:rPr>
+        <w:t>A termék neve alatt látható:</w:t>
+      </w:r>
+    </w:p>
+    <w:p>
+      <w:pPr>
+        <w:pStyle w:val="ds-markdown-paragraph"/>
+        <w:numPr>
+          <w:ilvl w:val="1"/>
+          <w:numId w:val="23"/>
+        </w:numPr>
+        <w:rPr>
+          <w:rFonts w:asciiTheme="minorHAnsi" w:hAnsiTheme="minorHAnsi" w:cstheme="minorHAnsi"/>
+          <w:sz w:val="32"/>
+          <w:szCs w:val="32"/>
+        </w:rPr>
+      </w:pPr>
+      <w:r>
+        <w:rPr>
+          <w:rFonts w:asciiTheme="minorHAnsi" w:hAnsiTheme="minorHAnsi" w:cstheme="minorHAnsi"/>
+          <w:sz w:val="32"/>
+          <w:szCs w:val="32"/>
+        </w:rPr>
+        <w:t>A termék ára</w:t>
+      </w:r>
+    </w:p>
+    <w:p>
+      <w:pPr>
+        <w:pStyle w:val="ds-markdown-paragraph"/>
+        <w:numPr>
+          <w:ilvl w:val="1"/>
+          <w:numId w:val="23"/>
+        </w:numPr>
+        <w:rPr>
+          <w:rFonts w:asciiTheme="minorHAnsi" w:hAnsiTheme="minorHAnsi" w:cstheme="minorHAnsi"/>
+          <w:sz w:val="32"/>
+          <w:szCs w:val="32"/>
+        </w:rPr>
+      </w:pPr>
+      <w:r>
+        <w:rPr>
+          <w:rFonts w:asciiTheme="minorHAnsi" w:hAnsiTheme="minorHAnsi" w:cstheme="minorHAnsi"/>
+          <w:sz w:val="32"/>
+          <w:szCs w:val="32"/>
+        </w:rPr>
+        <w:t>Mennyiségjelző</w:t>
+      </w:r>
+    </w:p>
+    <w:p>
+      <w:pPr>
+        <w:pStyle w:val="ds-markdown-paragraph"/>
+        <w:numPr>
+          <w:ilvl w:val="0"/>
+          <w:numId w:val="23"/>
+        </w:numPr>
+        <w:rPr>
+          <w:rFonts w:asciiTheme="minorHAnsi" w:hAnsiTheme="minorHAnsi" w:cstheme="minorHAnsi"/>
+          <w:sz w:val="32"/>
+          <w:szCs w:val="32"/>
+        </w:rPr>
+      </w:pPr>
+      <w:r>
+        <w:rPr>
+          <w:rFonts w:asciiTheme="minorHAnsi" w:hAnsiTheme="minorHAnsi" w:cstheme="minorHAnsi"/>
+          <w:sz w:val="32"/>
+          <w:szCs w:val="32"/>
+        </w:rPr>
+        <w:t xml:space="preserve">Görgessen az oldalon, hogy </w:t>
+      </w:r>
+      <w:proofErr w:type="spellStart"/>
+      <w:r>
+        <w:rPr>
+          <w:rFonts w:asciiTheme="minorHAnsi" w:hAnsiTheme="minorHAnsi" w:cstheme="minorHAnsi"/>
+          <w:sz w:val="32"/>
+          <w:szCs w:val="32"/>
+        </w:rPr>
+        <w:t>áttekintse</w:t>
+      </w:r>
+      <w:proofErr w:type="spellEnd"/>
+      <w:r>
+        <w:rPr>
+          <w:rFonts w:asciiTheme="minorHAnsi" w:hAnsiTheme="minorHAnsi" w:cstheme="minorHAnsi"/>
+          <w:sz w:val="32"/>
+          <w:szCs w:val="32"/>
+        </w:rPr>
+        <w:t xml:space="preserve"> az összes terméket</w:t>
+      </w:r>
+    </w:p>
+    <w:p>
+      <w:pPr>
+        <w:pStyle w:val="ds-markdown-paragraph"/>
+        <w:rPr>
+          <w:rFonts w:asciiTheme="minorHAnsi" w:hAnsiTheme="minorHAnsi" w:cstheme="minorHAnsi"/>
+          <w:b/>
+          <w:sz w:val="32"/>
+          <w:szCs w:val="32"/>
+        </w:rPr>
+      </w:pPr>
+      <w:r>
+        <w:rPr>
+          <w:rFonts w:asciiTheme="minorHAnsi" w:hAnsiTheme="minorHAnsi" w:cstheme="minorHAnsi"/>
+          <w:b/>
+          <w:sz w:val="32"/>
+          <w:szCs w:val="32"/>
+        </w:rPr>
+        <w:lastRenderedPageBreak/>
+        <w:t>Hasznos tippek</w:t>
+      </w:r>
+    </w:p>
+    <w:p>
+      <w:pPr>
+        <w:pStyle w:val="ds-markdown-paragraph"/>
+        <w:numPr>
+          <w:ilvl w:val="0"/>
+          <w:numId w:val="24"/>
+        </w:numPr>
+        <w:rPr>
+          <w:rFonts w:asciiTheme="minorHAnsi" w:hAnsiTheme="minorHAnsi" w:cstheme="minorHAnsi"/>
+          <w:sz w:val="32"/>
+          <w:szCs w:val="32"/>
+        </w:rPr>
+      </w:pPr>
+      <w:r>
+        <w:rPr>
+          <w:rFonts w:asciiTheme="minorHAnsi" w:hAnsiTheme="minorHAnsi" w:cstheme="minorHAnsi"/>
+          <w:sz w:val="32"/>
+          <w:szCs w:val="32"/>
+        </w:rPr>
+        <w:t>A keresősáv segítségével gyorsan megtalálhatja a kívánt terméket</w:t>
+      </w:r>
+    </w:p>
+    <w:p>
+      <w:pPr>
+        <w:pStyle w:val="ds-markdown-paragraph"/>
+        <w:rPr>
+          <w:rFonts w:asciiTheme="minorHAnsi" w:hAnsiTheme="minorHAnsi" w:cstheme="minorHAnsi"/>
+          <w:sz w:val="32"/>
+          <w:szCs w:val="32"/>
+        </w:rPr>
+      </w:pPr>
+    </w:p>
+    <w:p>
+      <w:pPr>
+        <w:pStyle w:val="ds-markdown-paragraph"/>
+        <w:rPr>
+          <w:rFonts w:asciiTheme="minorHAnsi" w:hAnsiTheme="minorHAnsi" w:cstheme="minorHAnsi"/>
+          <w:sz w:val="32"/>
+          <w:szCs w:val="32"/>
+        </w:rPr>
+      </w:pPr>
+      <w:r>
+        <w:rPr>
+          <w:rFonts w:asciiTheme="minorHAnsi" w:hAnsiTheme="minorHAnsi" w:cstheme="minorHAnsi"/>
+          <w:noProof/>
+          <w:sz w:val="32"/>
+          <w:szCs w:val="32"/>
+        </w:rPr>
+        <w:drawing>
+          <wp:inline distT="0" distB="0" distL="0" distR="0">
+            <wp:extent cx="5760720" cy="2711450"/>
+            <wp:effectExtent l="0" t="0" r="0" b="0"/>
+            <wp:docPr id="7" name="Kép 7"/>
+            <wp:cNvGraphicFramePr>
+              <a:graphicFrameLocks xmlns:a="http://schemas.openxmlformats.org/drawingml/2006/main" noChangeAspect="1"/>
+            </wp:cNvGraphicFramePr>
+            <a:graphic xmlns:a="http://schemas.openxmlformats.org/drawingml/2006/main">
+              <a:graphicData uri="http://schemas.openxmlformats.org/drawingml/2006/picture">
+                <pic:pic xmlns:pic="http://schemas.openxmlformats.org/drawingml/2006/picture">
+                  <pic:nvPicPr>
+                    <pic:cNvPr id="7" name="4.png"/>
+                    <pic:cNvPicPr/>
+                  </pic:nvPicPr>
+                  <pic:blipFill>
+                    <a:blip r:embed="rId21" cstate="print">
+                      <a:extLst>
+                        <a:ext uri="{28A0092B-C50C-407E-A947-70E740481C1C}">
+                          <a14:useLocalDpi xmlns:a14="http://schemas.microsoft.com/office/drawing/2010/main" val="0"/>
+                        </a:ext>
+                      </a:extLst>
+                    </a:blip>
+                    <a:stretch>
+                      <a:fillRect/>
+                    </a:stretch>
+                  </pic:blipFill>
+                  <pic:spPr>
+                    <a:xfrm>
+                      <a:off x="0" y="0"/>
+                      <a:ext cx="5760720" cy="2711450"/>
+                    </a:xfrm>
+                    <a:prstGeom prst="rect">
+                      <a:avLst/>
+                    </a:prstGeom>
+                  </pic:spPr>
+                </pic:pic>
+              </a:graphicData>
+            </a:graphic>
+          </wp:inline>
+        </w:drawing>
+      </w:r>
+    </w:p>
+    <w:p>
+      <w:pPr>
+        <w:rPr>
+          <w:rFonts w:asciiTheme="minorHAnsi" w:hAnsiTheme="minorHAnsi" w:cstheme="minorHAnsi"/>
+          <w:sz w:val="32"/>
+          <w:szCs w:val="32"/>
+          <w:lang w:val="hu-HU" w:eastAsia="hu-HU"/>
+        </w:rPr>
+      </w:pPr>
+    </w:p>
+    <w:p>
+      <w:pPr>
+        <w:rPr>
+          <w:b/>
+          <w:sz w:val="32"/>
+          <w:szCs w:val="32"/>
+          <w:lang w:val="hu-HU" w:eastAsia="hu-HU"/>
+        </w:rPr>
+      </w:pPr>
+      <w:r>
+        <w:rPr>
+          <w:b/>
+          <w:sz w:val="32"/>
+          <w:szCs w:val="32"/>
+          <w:lang w:val="hu-HU" w:eastAsia="hu-HU"/>
+        </w:rPr>
+        <w:t>1.Online űrlap kitöltése</w:t>
+      </w:r>
+    </w:p>
+    <w:p>
+      <w:pPr>
+        <w:pStyle w:val="ds-markdown-paragraph"/>
+        <w:rPr>
+          <w:rFonts w:asciiTheme="minorHAnsi" w:hAnsiTheme="minorHAnsi" w:cstheme="minorHAnsi"/>
+          <w:sz w:val="32"/>
+          <w:szCs w:val="32"/>
+        </w:rPr>
+      </w:pPr>
+      <w:r>
+        <w:rPr>
+          <w:rFonts w:asciiTheme="minorHAnsi" w:hAnsiTheme="minorHAnsi" w:cstheme="minorHAnsi"/>
+          <w:sz w:val="32"/>
+          <w:szCs w:val="32"/>
+        </w:rPr>
+        <w:t>Az üzenetküldés folyamata:</w:t>
+      </w:r>
+    </w:p>
+    <w:p>
+      <w:pPr>
+        <w:pStyle w:val="ds-markdown-paragraph"/>
+        <w:numPr>
+          <w:ilvl w:val="0"/>
+          <w:numId w:val="25"/>
+        </w:numPr>
+        <w:rPr>
+          <w:rFonts w:asciiTheme="minorHAnsi" w:hAnsiTheme="minorHAnsi" w:cstheme="minorHAnsi"/>
+          <w:sz w:val="32"/>
+          <w:szCs w:val="32"/>
+        </w:rPr>
+      </w:pPr>
+      <w:r>
+        <w:rPr>
+          <w:rStyle w:val="Kiemels2"/>
+          <w:rFonts w:asciiTheme="minorHAnsi" w:hAnsiTheme="minorHAnsi" w:cstheme="minorHAnsi"/>
+          <w:sz w:val="32"/>
+          <w:szCs w:val="32"/>
+        </w:rPr>
+        <w:t>Név megadása</w:t>
+      </w:r>
+      <w:r>
+        <w:rPr>
+          <w:rFonts w:asciiTheme="minorHAnsi" w:hAnsiTheme="minorHAnsi" w:cstheme="minorHAnsi"/>
+          <w:sz w:val="32"/>
+          <w:szCs w:val="32"/>
+        </w:rPr>
+        <w:t xml:space="preserve"> (kötelező mező)</w:t>
+      </w:r>
+    </w:p>
+    <w:p>
+      <w:pPr>
+        <w:pStyle w:val="ds-markdown-paragraph"/>
+        <w:numPr>
+          <w:ilvl w:val="1"/>
+          <w:numId w:val="25"/>
+        </w:numPr>
+        <w:rPr>
+          <w:rFonts w:asciiTheme="minorHAnsi" w:hAnsiTheme="minorHAnsi" w:cstheme="minorHAnsi"/>
+          <w:sz w:val="32"/>
+          <w:szCs w:val="32"/>
+        </w:rPr>
+      </w:pPr>
+      <w:r>
+        <w:rPr>
+          <w:rFonts w:asciiTheme="minorHAnsi" w:hAnsiTheme="minorHAnsi" w:cstheme="minorHAnsi"/>
+          <w:sz w:val="32"/>
+          <w:szCs w:val="32"/>
+        </w:rPr>
+        <w:t>Adja meg teljes nevét</w:t>
+      </w:r>
+    </w:p>
+    <w:p>
+      <w:pPr>
+        <w:pStyle w:val="ds-markdown-paragraph"/>
+        <w:numPr>
+          <w:ilvl w:val="0"/>
+          <w:numId w:val="25"/>
+        </w:numPr>
+        <w:rPr>
+          <w:rFonts w:asciiTheme="minorHAnsi" w:hAnsiTheme="minorHAnsi" w:cstheme="minorHAnsi"/>
+          <w:sz w:val="32"/>
+          <w:szCs w:val="32"/>
+        </w:rPr>
+      </w:pPr>
+      <w:r>
+        <w:rPr>
+          <w:rStyle w:val="Kiemels2"/>
+          <w:rFonts w:asciiTheme="minorHAnsi" w:hAnsiTheme="minorHAnsi" w:cstheme="minorHAnsi"/>
+          <w:sz w:val="32"/>
+          <w:szCs w:val="32"/>
+        </w:rPr>
+        <w:t>E-mail cím</w:t>
+      </w:r>
+      <w:r>
+        <w:rPr>
+          <w:rFonts w:asciiTheme="minorHAnsi" w:hAnsiTheme="minorHAnsi" w:cstheme="minorHAnsi"/>
+          <w:sz w:val="32"/>
+          <w:szCs w:val="32"/>
+        </w:rPr>
+        <w:t xml:space="preserve"> (kötelező mező)</w:t>
+      </w:r>
+    </w:p>
+    <w:p>
+      <w:pPr>
+        <w:pStyle w:val="ds-markdown-paragraph"/>
+        <w:numPr>
+          <w:ilvl w:val="1"/>
+          <w:numId w:val="25"/>
+        </w:numPr>
+        <w:rPr>
+          <w:rFonts w:asciiTheme="minorHAnsi" w:hAnsiTheme="minorHAnsi" w:cstheme="minorHAnsi"/>
+          <w:sz w:val="32"/>
+          <w:szCs w:val="32"/>
+        </w:rPr>
+      </w:pPr>
+      <w:r>
+        <w:rPr>
+          <w:rFonts w:asciiTheme="minorHAnsi" w:hAnsiTheme="minorHAnsi" w:cstheme="minorHAnsi"/>
+          <w:sz w:val="32"/>
+          <w:szCs w:val="32"/>
+        </w:rPr>
+        <w:t>Olyan e-mail címet adjon meg, amely aktív és rendszeresen ellenőrzi</w:t>
+      </w:r>
+    </w:p>
+    <w:p>
+      <w:pPr>
+        <w:pStyle w:val="ds-markdown-paragraph"/>
+        <w:numPr>
+          <w:ilvl w:val="0"/>
+          <w:numId w:val="25"/>
+        </w:numPr>
+        <w:rPr>
+          <w:rFonts w:asciiTheme="minorHAnsi" w:hAnsiTheme="minorHAnsi" w:cstheme="minorHAnsi"/>
+          <w:sz w:val="32"/>
+          <w:szCs w:val="32"/>
+        </w:rPr>
+      </w:pPr>
+      <w:r>
+        <w:rPr>
+          <w:rStyle w:val="Kiemels2"/>
+          <w:rFonts w:asciiTheme="minorHAnsi" w:hAnsiTheme="minorHAnsi" w:cstheme="minorHAnsi"/>
+          <w:sz w:val="32"/>
+          <w:szCs w:val="32"/>
+        </w:rPr>
+        <w:t>Üzenet szövege</w:t>
+      </w:r>
+      <w:r>
+        <w:rPr>
+          <w:rFonts w:asciiTheme="minorHAnsi" w:hAnsiTheme="minorHAnsi" w:cstheme="minorHAnsi"/>
+          <w:sz w:val="32"/>
+          <w:szCs w:val="32"/>
+        </w:rPr>
+        <w:t xml:space="preserve"> (kötelező mező)</w:t>
+      </w:r>
+    </w:p>
+    <w:p>
+      <w:pPr>
+        <w:pStyle w:val="ds-markdown-paragraph"/>
+        <w:numPr>
+          <w:ilvl w:val="1"/>
+          <w:numId w:val="25"/>
+        </w:numPr>
+        <w:rPr>
+          <w:rFonts w:asciiTheme="minorHAnsi" w:hAnsiTheme="minorHAnsi" w:cstheme="minorHAnsi"/>
+          <w:sz w:val="32"/>
+          <w:szCs w:val="32"/>
+        </w:rPr>
+      </w:pPr>
+      <w:r>
+        <w:rPr>
+          <w:rFonts w:asciiTheme="minorHAnsi" w:hAnsiTheme="minorHAnsi" w:cstheme="minorHAnsi"/>
+          <w:sz w:val="32"/>
+          <w:szCs w:val="32"/>
+        </w:rPr>
+        <w:t>Írja le részletesen kérdését vagy észrevételét</w:t>
+      </w:r>
+    </w:p>
+    <w:p>
+      <w:pPr>
+        <w:pStyle w:val="ds-markdown-paragraph"/>
+        <w:numPr>
+          <w:ilvl w:val="0"/>
+          <w:numId w:val="25"/>
+        </w:numPr>
+        <w:rPr>
+          <w:rFonts w:asciiTheme="minorHAnsi" w:hAnsiTheme="minorHAnsi" w:cstheme="minorHAnsi"/>
+          <w:sz w:val="32"/>
+          <w:szCs w:val="32"/>
+        </w:rPr>
+      </w:pPr>
+      <w:r>
+        <w:rPr>
+          <w:rStyle w:val="Kiemels2"/>
+          <w:rFonts w:asciiTheme="minorHAnsi" w:hAnsiTheme="minorHAnsi" w:cstheme="minorHAnsi"/>
+          <w:sz w:val="32"/>
+          <w:szCs w:val="32"/>
+        </w:rPr>
+        <w:t>Üzenet elküldése</w:t>
+      </w:r>
+    </w:p>
+    <w:p>
+      <w:pPr>
+        <w:pStyle w:val="ds-markdown-paragraph"/>
+        <w:numPr>
+          <w:ilvl w:val="1"/>
+          <w:numId w:val="25"/>
+        </w:numPr>
+        <w:rPr>
+          <w:rFonts w:asciiTheme="minorHAnsi" w:hAnsiTheme="minorHAnsi" w:cstheme="minorHAnsi"/>
+          <w:sz w:val="32"/>
+          <w:szCs w:val="32"/>
+        </w:rPr>
+      </w:pPr>
+      <w:r>
+        <w:rPr>
+          <w:rFonts w:asciiTheme="minorHAnsi" w:hAnsiTheme="minorHAnsi" w:cstheme="minorHAnsi"/>
+          <w:sz w:val="32"/>
+          <w:szCs w:val="32"/>
+        </w:rPr>
+        <w:t>Kattintson az elküldés gombra</w:t>
+      </w:r>
+    </w:p>
+    <w:p>
+      <w:pPr>
+        <w:pStyle w:val="ds-markdown-paragraph"/>
+        <w:rPr>
+          <w:rFonts w:asciiTheme="minorHAnsi" w:hAnsiTheme="minorHAnsi" w:cstheme="minorHAnsi"/>
+          <w:sz w:val="32"/>
+          <w:szCs w:val="32"/>
+        </w:rPr>
+      </w:pPr>
+    </w:p>
+    <w:p>
+      <w:pPr>
+        <w:pStyle w:val="ds-markdown-paragraph"/>
+        <w:rPr>
+          <w:rFonts w:asciiTheme="minorHAnsi" w:hAnsiTheme="minorHAnsi" w:cstheme="minorHAnsi"/>
+          <w:sz w:val="32"/>
+          <w:szCs w:val="32"/>
+        </w:rPr>
+      </w:pPr>
+    </w:p>
+    <w:p>
+      <w:pPr>
+        <w:pStyle w:val="ds-markdown-paragraph"/>
+        <w:rPr>
+          <w:rFonts w:asciiTheme="minorHAnsi" w:hAnsiTheme="minorHAnsi" w:cstheme="minorHAnsi"/>
+          <w:b/>
+          <w:sz w:val="32"/>
+          <w:szCs w:val="32"/>
+        </w:rPr>
+      </w:pPr>
+      <w:r>
+        <w:rPr>
+          <w:rFonts w:asciiTheme="minorHAnsi" w:hAnsiTheme="minorHAnsi" w:cstheme="minorHAnsi"/>
+          <w:b/>
+          <w:sz w:val="32"/>
+          <w:szCs w:val="32"/>
+        </w:rPr>
+        <w:lastRenderedPageBreak/>
+        <w:t>2.Visszajelzési folyamat</w:t>
+      </w:r>
+    </w:p>
+    <w:p>
+      <w:pPr>
+        <w:pStyle w:val="ds-markdown-paragraph"/>
+        <w:numPr>
+          <w:ilvl w:val="0"/>
+          <w:numId w:val="26"/>
+        </w:numPr>
+        <w:rPr>
+          <w:rFonts w:asciiTheme="minorHAnsi" w:hAnsiTheme="minorHAnsi" w:cstheme="minorHAnsi"/>
+          <w:sz w:val="32"/>
+          <w:szCs w:val="32"/>
+        </w:rPr>
+      </w:pPr>
+      <w:r>
+        <w:rPr>
+          <w:rFonts w:asciiTheme="minorHAnsi" w:hAnsiTheme="minorHAnsi" w:cstheme="minorHAnsi"/>
+          <w:sz w:val="32"/>
+          <w:szCs w:val="32"/>
+        </w:rPr>
+        <w:t>Az üzenet elküldése után:</w:t>
+      </w:r>
+    </w:p>
+    <w:p>
+      <w:pPr>
+        <w:pStyle w:val="ds-markdown-paragraph"/>
+        <w:numPr>
+          <w:ilvl w:val="1"/>
+          <w:numId w:val="26"/>
+        </w:numPr>
+        <w:rPr>
+          <w:rFonts w:asciiTheme="minorHAnsi" w:hAnsiTheme="minorHAnsi" w:cstheme="minorHAnsi"/>
+          <w:sz w:val="32"/>
+          <w:szCs w:val="32"/>
+        </w:rPr>
+      </w:pPr>
+      <w:r>
+        <w:rPr>
+          <w:rFonts w:asciiTheme="minorHAnsi" w:hAnsiTheme="minorHAnsi" w:cstheme="minorHAnsi"/>
+          <w:sz w:val="32"/>
+          <w:szCs w:val="32"/>
+        </w:rPr>
+        <w:t>Az üzenet automatikusan elmentésre kerül adatbázisunkba</w:t>
+      </w:r>
+    </w:p>
+    <w:p>
+      <w:pPr>
+        <w:pStyle w:val="ds-markdown-paragraph"/>
+        <w:numPr>
+          <w:ilvl w:val="1"/>
+          <w:numId w:val="26"/>
+        </w:numPr>
+        <w:rPr>
+          <w:rFonts w:asciiTheme="minorHAnsi" w:hAnsiTheme="minorHAnsi" w:cstheme="minorHAnsi"/>
+          <w:sz w:val="32"/>
+          <w:szCs w:val="32"/>
+        </w:rPr>
+      </w:pPr>
+      <w:r>
+        <w:rPr>
+          <w:rFonts w:asciiTheme="minorHAnsi" w:hAnsiTheme="minorHAnsi" w:cstheme="minorHAnsi"/>
+          <w:sz w:val="32"/>
+          <w:szCs w:val="32"/>
+        </w:rPr>
+        <w:t>A felhasználó azonnali visszaigazoló e-mailt kap</w:t>
+      </w:r>
+    </w:p>
+    <w:p>
+      <w:pPr>
+        <w:pStyle w:val="ds-markdown-paragraph"/>
+        <w:numPr>
+          <w:ilvl w:val="1"/>
+          <w:numId w:val="26"/>
+        </w:numPr>
+        <w:rPr>
+          <w:rFonts w:asciiTheme="minorHAnsi" w:hAnsiTheme="minorHAnsi" w:cstheme="minorHAnsi"/>
+          <w:sz w:val="32"/>
+          <w:szCs w:val="32"/>
+        </w:rPr>
+      </w:pPr>
+      <w:r>
+        <w:rPr>
+          <w:rFonts w:asciiTheme="minorHAnsi" w:hAnsiTheme="minorHAnsi" w:cstheme="minorHAnsi"/>
+          <w:sz w:val="32"/>
+          <w:szCs w:val="32"/>
+        </w:rPr>
+        <w:t>Ügyfélszolgálatunk 1-2 munkanapon belül válaszol</w:t>
+      </w:r>
+    </w:p>
+    <w:p>
+      <w:pPr>
+        <w:pStyle w:val="ds-markdown-paragraph"/>
+        <w:numPr>
+          <w:ilvl w:val="1"/>
+          <w:numId w:val="26"/>
+        </w:numPr>
+        <w:rPr>
+          <w:rFonts w:asciiTheme="minorHAnsi" w:hAnsiTheme="minorHAnsi" w:cstheme="minorHAnsi"/>
+          <w:sz w:val="32"/>
+          <w:szCs w:val="32"/>
+        </w:rPr>
+      </w:pPr>
+      <w:r>
+        <w:rPr>
+          <w:rFonts w:asciiTheme="minorHAnsi" w:hAnsiTheme="minorHAnsi" w:cstheme="minorHAnsi"/>
+          <w:sz w:val="32"/>
+          <w:szCs w:val="32"/>
+        </w:rPr>
+        <w:t>A válasz a megadott e-mail címre érkezik</w:t>
+      </w:r>
+    </w:p>
+    <w:p>
+      <w:pPr>
+        <w:pStyle w:val="ds-markdown-paragraph"/>
+        <w:rPr>
+          <w:rFonts w:asciiTheme="minorHAnsi" w:hAnsiTheme="minorHAnsi" w:cstheme="minorHAnsi"/>
+          <w:b/>
+          <w:sz w:val="32"/>
+          <w:szCs w:val="32"/>
+        </w:rPr>
+      </w:pPr>
+      <w:r>
+        <w:rPr>
+          <w:rFonts w:asciiTheme="minorHAnsi" w:hAnsiTheme="minorHAnsi" w:cstheme="minorHAnsi"/>
+          <w:b/>
+          <w:sz w:val="32"/>
+          <w:szCs w:val="32"/>
+        </w:rPr>
+        <w:t>3</w:t>
+      </w:r>
+      <w:r>
+        <w:rPr>
+          <w:rFonts w:asciiTheme="minorHAnsi" w:hAnsiTheme="minorHAnsi" w:cstheme="minorHAnsi"/>
+          <w:b/>
+          <w:sz w:val="32"/>
+          <w:szCs w:val="32"/>
+        </w:rPr>
+        <w:t xml:space="preserve">. </w:t>
+      </w:r>
+      <w:proofErr w:type="spellStart"/>
+      <w:r>
+        <w:rPr>
+          <w:rFonts w:asciiTheme="minorHAnsi" w:hAnsiTheme="minorHAnsi" w:cstheme="minorHAnsi"/>
+          <w:b/>
+          <w:sz w:val="32"/>
+          <w:szCs w:val="32"/>
+        </w:rPr>
+        <w:t>Elérhetőségek</w:t>
+      </w:r>
+      <w:proofErr w:type="spellEnd"/>
+    </w:p>
+    <w:p>
+      <w:pPr>
+        <w:pStyle w:val="ds-markdown-paragraph"/>
+        <w:rPr>
+          <w:rFonts w:asciiTheme="minorHAnsi" w:hAnsiTheme="minorHAnsi" w:cstheme="minorHAnsi"/>
+          <w:sz w:val="32"/>
+          <w:szCs w:val="32"/>
+        </w:rPr>
+      </w:pPr>
+      <w:r>
+        <w:rPr>
+          <w:rFonts w:asciiTheme="minorHAnsi" w:hAnsiTheme="minorHAnsi" w:cstheme="minorHAnsi"/>
+          <w:sz w:val="32"/>
+          <w:szCs w:val="32"/>
+        </w:rPr>
+        <w:t xml:space="preserve">A </w:t>
+      </w:r>
+      <w:proofErr w:type="spellStart"/>
+      <w:r>
+        <w:rPr>
+          <w:rFonts w:asciiTheme="minorHAnsi" w:hAnsiTheme="minorHAnsi" w:cstheme="minorHAnsi"/>
+          <w:sz w:val="32"/>
+          <w:szCs w:val="32"/>
+        </w:rPr>
+        <w:t>TechNest</w:t>
+      </w:r>
+      <w:proofErr w:type="spellEnd"/>
+      <w:r>
+        <w:rPr>
+          <w:rFonts w:asciiTheme="minorHAnsi" w:hAnsiTheme="minorHAnsi" w:cstheme="minorHAnsi"/>
+          <w:sz w:val="32"/>
+          <w:szCs w:val="32"/>
+        </w:rPr>
+        <w:t xml:space="preserve"> ügyfélszolgálatát a következő módokon érheti el:</w:t>
+      </w:r>
+    </w:p>
+    <w:p>
+      <w:pPr>
+        <w:pStyle w:val="ds-markdown-paragraph"/>
+        <w:numPr>
+          <w:ilvl w:val="0"/>
+          <w:numId w:val="27"/>
+        </w:numPr>
+        <w:rPr>
+          <w:rFonts w:asciiTheme="minorHAnsi" w:hAnsiTheme="minorHAnsi" w:cstheme="minorHAnsi"/>
+          <w:sz w:val="32"/>
+          <w:szCs w:val="32"/>
+        </w:rPr>
+      </w:pPr>
+      <w:r>
+        <w:rPr>
+          <w:rStyle w:val="Kiemels2"/>
+          <w:rFonts w:asciiTheme="minorHAnsi" w:eastAsiaTheme="majorEastAsia" w:hAnsiTheme="minorHAnsi" w:cstheme="minorHAnsi"/>
+          <w:sz w:val="32"/>
+          <w:szCs w:val="32"/>
+        </w:rPr>
+        <w:t>Cím</w:t>
+      </w:r>
+      <w:r>
+        <w:rPr>
+          <w:rFonts w:asciiTheme="minorHAnsi" w:hAnsiTheme="minorHAnsi" w:cstheme="minorHAnsi"/>
+          <w:sz w:val="32"/>
+          <w:szCs w:val="32"/>
+        </w:rPr>
+        <w:t>: 1234 Budapest, Vásárló utca 1.</w:t>
+      </w:r>
+    </w:p>
+    <w:p>
+      <w:pPr>
+        <w:pStyle w:val="ds-markdown-paragraph"/>
+        <w:numPr>
+          <w:ilvl w:val="0"/>
+          <w:numId w:val="27"/>
+        </w:numPr>
+        <w:rPr>
+          <w:rFonts w:asciiTheme="minorHAnsi" w:hAnsiTheme="minorHAnsi" w:cstheme="minorHAnsi"/>
+          <w:sz w:val="32"/>
+          <w:szCs w:val="32"/>
+        </w:rPr>
+      </w:pPr>
+      <w:r>
+        <w:rPr>
+          <w:rStyle w:val="Kiemels2"/>
+          <w:rFonts w:asciiTheme="minorHAnsi" w:eastAsiaTheme="majorEastAsia" w:hAnsiTheme="minorHAnsi" w:cstheme="minorHAnsi"/>
+          <w:sz w:val="32"/>
+          <w:szCs w:val="32"/>
+        </w:rPr>
+        <w:t>Telefon</w:t>
+      </w:r>
+      <w:r>
+        <w:rPr>
+          <w:rFonts w:asciiTheme="minorHAnsi" w:hAnsiTheme="minorHAnsi" w:cstheme="minorHAnsi"/>
+          <w:sz w:val="32"/>
+          <w:szCs w:val="32"/>
+        </w:rPr>
+        <w:t xml:space="preserve">: </w:t>
+      </w:r>
+      <w:r>
+        <w:rPr>
+          <w:rFonts w:asciiTheme="minorHAnsi" w:hAnsiTheme="minorHAnsi" w:cstheme="minorHAnsi"/>
+          <w:sz w:val="32"/>
+          <w:szCs w:val="32"/>
+        </w:rPr>
+        <w:t>+36 1 234 5678</w:t>
+      </w:r>
+    </w:p>
+    <w:p>
+      <w:pPr>
+        <w:pStyle w:val="ds-markdown-paragraph"/>
+        <w:numPr>
+          <w:ilvl w:val="0"/>
+          <w:numId w:val="27"/>
+        </w:numPr>
+        <w:rPr>
+          <w:rFonts w:asciiTheme="minorHAnsi" w:hAnsiTheme="minorHAnsi" w:cstheme="minorHAnsi"/>
+          <w:sz w:val="32"/>
+          <w:szCs w:val="32"/>
+        </w:rPr>
+      </w:pPr>
+      <w:r>
+        <w:rPr>
+          <w:rStyle w:val="Kiemels2"/>
+          <w:rFonts w:asciiTheme="minorHAnsi" w:eastAsiaTheme="majorEastAsia" w:hAnsiTheme="minorHAnsi" w:cstheme="minorHAnsi"/>
+          <w:sz w:val="32"/>
+          <w:szCs w:val="32"/>
+        </w:rPr>
+        <w:t>E-mail</w:t>
+      </w:r>
+      <w:r>
+        <w:rPr>
+          <w:rFonts w:asciiTheme="minorHAnsi" w:hAnsiTheme="minorHAnsi" w:cstheme="minorHAnsi"/>
+          <w:sz w:val="32"/>
+          <w:szCs w:val="32"/>
+        </w:rPr>
+        <w:t xml:space="preserve">: </w:t>
+      </w:r>
+      <w:hyperlink r:id="rId22" w:history="1">
+        <w:r>
+          <w:rPr>
+            <w:rStyle w:val="Hiperhivatkozs"/>
+            <w:rFonts w:asciiTheme="minorHAnsi" w:eastAsiaTheme="majorEastAsia" w:hAnsiTheme="minorHAnsi" w:cstheme="minorHAnsi"/>
+            <w:sz w:val="32"/>
+            <w:szCs w:val="32"/>
+          </w:rPr>
+          <w:t>technestthereal@gmail.com</w:t>
+        </w:r>
+      </w:hyperlink>
+    </w:p>
+    <w:p>
+      <w:pPr>
+        <w:pStyle w:val="ds-markdown-paragraph"/>
+        <w:numPr>
+          <w:ilvl w:val="0"/>
+          <w:numId w:val="27"/>
+        </w:numPr>
+        <w:rPr>
+          <w:rFonts w:asciiTheme="minorHAnsi" w:hAnsiTheme="minorHAnsi" w:cstheme="minorHAnsi"/>
+          <w:sz w:val="32"/>
+          <w:szCs w:val="32"/>
+        </w:rPr>
+      </w:pPr>
+      <w:proofErr w:type="spellStart"/>
+      <w:r>
+        <w:rPr>
+          <w:rStyle w:val="Kiemels2"/>
+          <w:rFonts w:asciiTheme="minorHAnsi" w:eastAsiaTheme="majorEastAsia" w:hAnsiTheme="minorHAnsi" w:cstheme="minorHAnsi"/>
+          <w:sz w:val="32"/>
+          <w:szCs w:val="32"/>
+        </w:rPr>
+        <w:t>Nyitvatartás</w:t>
+      </w:r>
+      <w:proofErr w:type="spellEnd"/>
+      <w:r>
+        <w:rPr>
+          <w:rFonts w:asciiTheme="minorHAnsi" w:hAnsiTheme="minorHAnsi" w:cstheme="minorHAnsi"/>
+          <w:sz w:val="32"/>
+          <w:szCs w:val="32"/>
+        </w:rPr>
+        <w:t xml:space="preserve">: </w:t>
+      </w:r>
+      <w:r>
+        <w:rPr>
+          <w:rFonts w:asciiTheme="minorHAnsi" w:hAnsiTheme="minorHAnsi" w:cstheme="minorHAnsi"/>
+          <w:sz w:val="32"/>
+          <w:szCs w:val="32"/>
+        </w:rPr>
+        <w:t>Hétfőtől péntekig, 9:00 - 17:00</w:t>
+      </w:r>
+    </w:p>
+    <w:p>
+      <w:pPr>
+        <w:pStyle w:val="ds-markdown-paragraph"/>
+        <w:rPr>
+          <w:rFonts w:asciiTheme="minorHAnsi" w:hAnsiTheme="minorHAnsi" w:cstheme="minorHAnsi"/>
+          <w:sz w:val="32"/>
+          <w:szCs w:val="32"/>
+        </w:rPr>
+      </w:pPr>
+    </w:p>
+    <w:p>
+      <w:pPr>
+        <w:pStyle w:val="ds-markdown-paragraph"/>
+        <w:rPr>
+          <w:rFonts w:asciiTheme="minorHAnsi" w:hAnsiTheme="minorHAnsi" w:cstheme="minorHAnsi"/>
+          <w:sz w:val="32"/>
+          <w:szCs w:val="32"/>
+        </w:rPr>
+      </w:pPr>
+    </w:p>
+    <w:p>
+      <w:pPr>
+        <w:pStyle w:val="ds-markdown-paragraph"/>
+        <w:rPr>
+          <w:rFonts w:asciiTheme="minorHAnsi" w:hAnsiTheme="minorHAnsi" w:cstheme="minorHAnsi"/>
+          <w:sz w:val="32"/>
+          <w:szCs w:val="32"/>
+        </w:rPr>
+      </w:pPr>
+      <w:r>
+        <w:rPr>
+          <w:rFonts w:asciiTheme="minorHAnsi" w:hAnsiTheme="minorHAnsi" w:cstheme="minorHAnsi"/>
+          <w:noProof/>
+          <w:sz w:val="32"/>
+          <w:szCs w:val="32"/>
+        </w:rPr>
+        <w:drawing>
+          <wp:inline distT="0" distB="0" distL="0" distR="0">
+            <wp:extent cx="5760720" cy="2741930"/>
+            <wp:effectExtent l="0" t="0" r="0" b="1270"/>
+            <wp:docPr id="8" name="Kép 8"/>
+            <wp:cNvGraphicFramePr>
+              <a:graphicFrameLocks xmlns:a="http://schemas.openxmlformats.org/drawingml/2006/main" noChangeAspect="1"/>
+            </wp:cNvGraphicFramePr>
+            <a:graphic xmlns:a="http://schemas.openxmlformats.org/drawingml/2006/main">
+              <a:graphicData uri="http://schemas.openxmlformats.org/drawingml/2006/picture">
+                <pic:pic xmlns:pic="http://schemas.openxmlformats.org/drawingml/2006/picture">
+                  <pic:nvPicPr>
+                    <pic:cNvPr id="8" name="5.png"/>
+                    <pic:cNvPicPr/>
+                  </pic:nvPicPr>
+                  <pic:blipFill>
+                    <a:blip r:embed="rId23" cstate="print">
+                      <a:extLst>
+                        <a:ext uri="{28A0092B-C50C-407E-A947-70E740481C1C}">
+                          <a14:useLocalDpi xmlns:a14="http://schemas.microsoft.com/office/drawing/2010/main" val="0"/>
+                        </a:ext>
+                      </a:extLst>
+                    </a:blip>
+                    <a:stretch>
+                      <a:fillRect/>
+                    </a:stretch>
+                  </pic:blipFill>
+                  <pic:spPr>
+                    <a:xfrm>
+                      <a:off x="0" y="0"/>
+                      <a:ext cx="5760720" cy="2741930"/>
+                    </a:xfrm>
+                    <a:prstGeom prst="rect">
+                      <a:avLst/>
+                    </a:prstGeom>
+                  </pic:spPr>
+                </pic:pic>
+              </a:graphicData>
+            </a:graphic>
+          </wp:inline>
+        </w:drawing>
+      </w:r>
+    </w:p>
+    <w:p>
+      <w:pPr>
+        <w:pStyle w:val="Cmsor3"/>
+        <w:rPr>
+          <w:rFonts w:asciiTheme="minorHAnsi" w:eastAsia="Times New Roman" w:hAnsiTheme="minorHAnsi" w:cstheme="minorHAnsi"/>
+          <w:color w:val="auto"/>
+          <w:sz w:val="32"/>
+          <w:szCs w:val="32"/>
+          <w:lang w:val="hu-HU" w:eastAsia="hu-HU"/>
+        </w:rPr>
+      </w:pPr>
+    </w:p>
+    <w:p>
+      <w:pPr>
+        <w:rPr>
+          <w:lang w:val="hu-HU" w:eastAsia="hu-HU"/>
+        </w:rPr>
+      </w:pPr>
+    </w:p>
+    <w:p>
+      <w:pPr>
+        <w:rPr>
+          <w:lang w:val="hu-HU" w:eastAsia="hu-HU"/>
+        </w:rPr>
+      </w:pPr>
+    </w:p>
+    <w:p>
+      <w:pPr>
+        <w:rPr>
+          <w:b/>
+          <w:sz w:val="32"/>
+          <w:szCs w:val="32"/>
+          <w:lang w:val="hu-HU" w:eastAsia="hu-HU"/>
+        </w:rPr>
+      </w:pPr>
+      <w:r>
+        <w:rPr>
+          <w:b/>
+          <w:sz w:val="32"/>
+          <w:szCs w:val="32"/>
+          <w:lang w:val="hu-HU" w:eastAsia="hu-HU"/>
+        </w:rPr>
+        <w:lastRenderedPageBreak/>
+        <w:t>1.Alapvető termékadatok</w:t>
+      </w:r>
+    </w:p>
+    <w:p>
+      <w:pPr>
+        <w:pStyle w:val="ds-markdown-paragraph"/>
+        <w:numPr>
+          <w:ilvl w:val="0"/>
+          <w:numId w:val="28"/>
+        </w:numPr>
+        <w:rPr>
+          <w:rFonts w:asciiTheme="minorHAnsi" w:hAnsiTheme="minorHAnsi" w:cstheme="minorHAnsi"/>
+          <w:sz w:val="32"/>
+          <w:szCs w:val="32"/>
+        </w:rPr>
+      </w:pPr>
+      <w:r>
+        <w:rPr>
+          <w:rStyle w:val="Kiemels2"/>
+          <w:rFonts w:asciiTheme="minorHAnsi" w:hAnsiTheme="minorHAnsi" w:cstheme="minorHAnsi"/>
+          <w:sz w:val="32"/>
+          <w:szCs w:val="32"/>
+        </w:rPr>
+        <w:t>Terméknév</w:t>
+      </w:r>
+      <w:r>
+        <w:rPr>
+          <w:rFonts w:asciiTheme="minorHAnsi" w:hAnsiTheme="minorHAnsi" w:cstheme="minorHAnsi"/>
+          <w:sz w:val="32"/>
+          <w:szCs w:val="32"/>
+        </w:rPr>
+        <w:t xml:space="preserve"> (pl. "</w:t>
+      </w:r>
+      <w:proofErr w:type="spellStart"/>
+      <w:r>
+        <w:rPr>
+          <w:rFonts w:asciiTheme="minorHAnsi" w:hAnsiTheme="minorHAnsi" w:cstheme="minorHAnsi"/>
+          <w:sz w:val="32"/>
+          <w:szCs w:val="32"/>
+        </w:rPr>
+        <w:t>Lenovo</w:t>
+      </w:r>
+      <w:proofErr w:type="spellEnd"/>
+      <w:r>
+        <w:rPr>
+          <w:rFonts w:asciiTheme="minorHAnsi" w:hAnsiTheme="minorHAnsi" w:cstheme="minorHAnsi"/>
+          <w:sz w:val="32"/>
+          <w:szCs w:val="32"/>
+        </w:rPr>
+        <w:t xml:space="preserve"> </w:t>
+      </w:r>
+      <w:proofErr w:type="spellStart"/>
+      <w:r>
+        <w:rPr>
+          <w:rFonts w:asciiTheme="minorHAnsi" w:hAnsiTheme="minorHAnsi" w:cstheme="minorHAnsi"/>
+          <w:sz w:val="32"/>
+          <w:szCs w:val="32"/>
+        </w:rPr>
+        <w:t>ThinkPad</w:t>
+      </w:r>
+      <w:proofErr w:type="spellEnd"/>
+      <w:r>
+        <w:rPr>
+          <w:rFonts w:asciiTheme="minorHAnsi" w:hAnsiTheme="minorHAnsi" w:cstheme="minorHAnsi"/>
+          <w:sz w:val="32"/>
+          <w:szCs w:val="32"/>
+        </w:rPr>
+        <w:t xml:space="preserve"> X1 </w:t>
+      </w:r>
+      <w:proofErr w:type="spellStart"/>
+      <w:r>
+        <w:rPr>
+          <w:rFonts w:asciiTheme="minorHAnsi" w:hAnsiTheme="minorHAnsi" w:cstheme="minorHAnsi"/>
+          <w:sz w:val="32"/>
+          <w:szCs w:val="32"/>
+        </w:rPr>
+        <w:t>Carbon</w:t>
+      </w:r>
+      <w:proofErr w:type="spellEnd"/>
+      <w:r>
+        <w:rPr>
+          <w:rFonts w:asciiTheme="minorHAnsi" w:hAnsiTheme="minorHAnsi" w:cstheme="minorHAnsi"/>
+          <w:sz w:val="32"/>
+          <w:szCs w:val="32"/>
+        </w:rPr>
+        <w:t>")</w:t>
+      </w:r>
+    </w:p>
+    <w:p>
+      <w:pPr>
+        <w:pStyle w:val="ds-markdown-paragraph"/>
+        <w:numPr>
+          <w:ilvl w:val="0"/>
+          <w:numId w:val="28"/>
+        </w:numPr>
+        <w:rPr>
+          <w:rFonts w:asciiTheme="minorHAnsi" w:hAnsiTheme="minorHAnsi" w:cstheme="minorHAnsi"/>
+          <w:sz w:val="32"/>
+          <w:szCs w:val="32"/>
+        </w:rPr>
+      </w:pPr>
+      <w:r>
+        <w:rPr>
+          <w:rStyle w:val="Kiemels2"/>
+          <w:rFonts w:asciiTheme="minorHAnsi" w:hAnsiTheme="minorHAnsi" w:cstheme="minorHAnsi"/>
+          <w:sz w:val="32"/>
+          <w:szCs w:val="32"/>
+        </w:rPr>
+        <w:t>Ár</w:t>
+      </w:r>
+      <w:r>
+        <w:rPr>
+          <w:rFonts w:asciiTheme="minorHAnsi" w:hAnsiTheme="minorHAnsi" w:cstheme="minorHAnsi"/>
+          <w:sz w:val="32"/>
+          <w:szCs w:val="32"/>
+        </w:rPr>
+        <w:t xml:space="preserve"> (pl. "600.000 Ft")</w:t>
+      </w:r>
+    </w:p>
+    <w:p>
+      <w:pPr>
+        <w:pStyle w:val="ds-markdown-paragraph"/>
+        <w:numPr>
+          <w:ilvl w:val="0"/>
+          <w:numId w:val="28"/>
+        </w:numPr>
+        <w:rPr>
+          <w:rFonts w:asciiTheme="minorHAnsi" w:hAnsiTheme="minorHAnsi" w:cstheme="minorHAnsi"/>
+          <w:sz w:val="32"/>
+          <w:szCs w:val="32"/>
+        </w:rPr>
+      </w:pPr>
+      <w:r>
+        <w:rPr>
+          <w:rStyle w:val="Kiemels2"/>
+          <w:rFonts w:asciiTheme="minorHAnsi" w:hAnsiTheme="minorHAnsi" w:cstheme="minorHAnsi"/>
+          <w:sz w:val="32"/>
+          <w:szCs w:val="32"/>
+        </w:rPr>
+        <w:t>Termékkép</w:t>
+      </w:r>
+      <w:r>
+        <w:rPr>
+          <w:rFonts w:asciiTheme="minorHAnsi" w:hAnsiTheme="minorHAnsi" w:cstheme="minorHAnsi"/>
+          <w:sz w:val="32"/>
+          <w:szCs w:val="32"/>
+        </w:rPr>
+        <w:t xml:space="preserve"> (nagy felbontású fotó)</w:t>
+      </w:r>
+    </w:p>
+    <w:p>
+      <w:pPr>
+        <w:pStyle w:val="ds-markdown-paragraph"/>
+        <w:numPr>
+          <w:ilvl w:val="0"/>
+          <w:numId w:val="28"/>
+        </w:numPr>
+        <w:rPr>
+          <w:rFonts w:asciiTheme="minorHAnsi" w:hAnsiTheme="minorHAnsi" w:cstheme="minorHAnsi"/>
+          <w:sz w:val="32"/>
+          <w:szCs w:val="32"/>
+        </w:rPr>
+      </w:pPr>
+      <w:r>
+        <w:rPr>
+          <w:rStyle w:val="Kiemels2"/>
+          <w:rFonts w:asciiTheme="minorHAnsi" w:hAnsiTheme="minorHAnsi" w:cstheme="minorHAnsi"/>
+          <w:sz w:val="32"/>
+          <w:szCs w:val="32"/>
+        </w:rPr>
+        <w:t>Azonnali vásárlás</w:t>
+      </w:r>
+      <w:r>
+        <w:rPr>
+          <w:rFonts w:asciiTheme="minorHAnsi" w:hAnsiTheme="minorHAnsi" w:cstheme="minorHAnsi"/>
+          <w:sz w:val="32"/>
+          <w:szCs w:val="32"/>
+        </w:rPr>
+        <w:t xml:space="preserve"> gomb ("Kosárba" gomb)</w:t>
+      </w:r>
+    </w:p>
+    <w:p>
+      <w:pPr>
+        <w:pStyle w:val="ds-markdown-paragraph"/>
+        <w:rPr>
+          <w:rFonts w:asciiTheme="minorHAnsi" w:hAnsiTheme="minorHAnsi" w:cstheme="minorHAnsi"/>
+          <w:sz w:val="32"/>
+          <w:szCs w:val="32"/>
+        </w:rPr>
+      </w:pPr>
+    </w:p>
+    <w:p>
+      <w:pPr>
+        <w:pStyle w:val="ds-markdown-paragraph"/>
+        <w:rPr>
+          <w:rFonts w:asciiTheme="minorHAnsi" w:hAnsiTheme="minorHAnsi" w:cstheme="minorHAnsi"/>
+          <w:b/>
+          <w:sz w:val="32"/>
+          <w:szCs w:val="32"/>
+        </w:rPr>
+      </w:pPr>
+      <w:r>
+        <w:rPr>
+          <w:rFonts w:asciiTheme="minorHAnsi" w:hAnsiTheme="minorHAnsi" w:cstheme="minorHAnsi"/>
+          <w:b/>
+          <w:sz w:val="32"/>
+          <w:szCs w:val="32"/>
+        </w:rPr>
+        <w:t>2.Termékleírás</w:t>
+      </w:r>
+    </w:p>
+    <w:p>
+      <w:pPr>
+        <w:pStyle w:val="ds-markdown-paragraph"/>
+        <w:numPr>
+          <w:ilvl w:val="0"/>
+          <w:numId w:val="29"/>
+        </w:numPr>
+        <w:rPr>
+          <w:rFonts w:asciiTheme="minorHAnsi" w:hAnsiTheme="minorHAnsi" w:cstheme="minorHAnsi"/>
+          <w:sz w:val="32"/>
+          <w:szCs w:val="32"/>
+        </w:rPr>
+      </w:pPr>
+      <w:r>
+        <w:rPr>
+          <w:rStyle w:val="Kiemels2"/>
+          <w:rFonts w:asciiTheme="minorHAnsi" w:hAnsiTheme="minorHAnsi" w:cstheme="minorHAnsi"/>
+          <w:sz w:val="32"/>
+          <w:szCs w:val="32"/>
+        </w:rPr>
+        <w:t>Termék jellemzői</w:t>
+      </w:r>
+      <w:r>
+        <w:rPr>
+          <w:rFonts w:asciiTheme="minorHAnsi" w:hAnsiTheme="minorHAnsi" w:cstheme="minorHAnsi"/>
+          <w:sz w:val="32"/>
+          <w:szCs w:val="32"/>
+        </w:rPr>
+        <w:t xml:space="preserve"> (3-5 mondatban)</w:t>
+      </w:r>
+    </w:p>
+    <w:p>
+      <w:pPr>
+        <w:pStyle w:val="ds-markdown-paragraph"/>
+        <w:numPr>
+          <w:ilvl w:val="0"/>
+          <w:numId w:val="29"/>
+        </w:numPr>
+        <w:rPr>
+          <w:rFonts w:asciiTheme="minorHAnsi" w:hAnsiTheme="minorHAnsi" w:cstheme="minorHAnsi"/>
+          <w:sz w:val="32"/>
+          <w:szCs w:val="32"/>
+        </w:rPr>
+      </w:pPr>
+      <w:r>
+        <w:rPr>
+          <w:rStyle w:val="Kiemels2"/>
+          <w:rFonts w:asciiTheme="minorHAnsi" w:hAnsiTheme="minorHAnsi" w:cstheme="minorHAnsi"/>
+          <w:sz w:val="32"/>
+          <w:szCs w:val="32"/>
+        </w:rPr>
+        <w:t>Technikai specifikációk</w:t>
+      </w:r>
+    </w:p>
+    <w:p>
+      <w:pPr>
+        <w:pStyle w:val="ds-markdown-paragraph"/>
+        <w:numPr>
+          <w:ilvl w:val="0"/>
+          <w:numId w:val="29"/>
+        </w:numPr>
+        <w:rPr>
+          <w:rStyle w:val="Kiemels2"/>
+          <w:rFonts w:asciiTheme="minorHAnsi" w:hAnsiTheme="minorHAnsi" w:cstheme="minorHAnsi"/>
+          <w:b w:val="0"/>
+          <w:bCs w:val="0"/>
+          <w:sz w:val="32"/>
+          <w:szCs w:val="32"/>
+        </w:rPr>
+      </w:pPr>
+      <w:r>
+        <w:rPr>
+          <w:rStyle w:val="Kiemels2"/>
+          <w:rFonts w:asciiTheme="minorHAnsi" w:hAnsiTheme="minorHAnsi" w:cstheme="minorHAnsi"/>
+          <w:sz w:val="32"/>
+          <w:szCs w:val="32"/>
+        </w:rPr>
+        <w:t>Főbb előnyök</w:t>
+      </w:r>
+    </w:p>
+    <w:p>
+      <w:pPr>
+        <w:pStyle w:val="ds-markdown-paragraph"/>
+        <w:rPr>
+          <w:rStyle w:val="Kiemels2"/>
+          <w:rFonts w:asciiTheme="minorHAnsi" w:hAnsiTheme="minorHAnsi" w:cstheme="minorHAnsi"/>
+          <w:b w:val="0"/>
+          <w:bCs w:val="0"/>
+          <w:sz w:val="32"/>
+          <w:szCs w:val="32"/>
+        </w:rPr>
+      </w:pPr>
+    </w:p>
+    <w:p>
+      <w:pPr>
+        <w:pStyle w:val="ds-markdown-paragraph"/>
+        <w:rPr>
+          <w:rFonts w:asciiTheme="minorHAnsi" w:hAnsiTheme="minorHAnsi" w:cstheme="minorHAnsi"/>
+          <w:sz w:val="32"/>
+          <w:szCs w:val="32"/>
+        </w:rPr>
+      </w:pPr>
+      <w:r>
+        <w:rPr>
+          <w:rStyle w:val="Kiemels2"/>
+          <w:rFonts w:asciiTheme="minorHAnsi" w:hAnsiTheme="minorHAnsi" w:cstheme="minorHAnsi"/>
+          <w:sz w:val="32"/>
+          <w:szCs w:val="32"/>
+        </w:rPr>
+        <w:t>3.Vásárlási folyamat</w:t>
+      </w:r>
+    </w:p>
+    <w:p>
+      <w:pPr>
+        <w:pStyle w:val="ds-markdown-paragraph"/>
+        <w:numPr>
+          <w:ilvl w:val="0"/>
+          <w:numId w:val="30"/>
+        </w:numPr>
+        <w:rPr>
+          <w:rFonts w:asciiTheme="minorHAnsi" w:hAnsiTheme="minorHAnsi" w:cstheme="minorHAnsi"/>
+          <w:sz w:val="32"/>
+          <w:szCs w:val="32"/>
+        </w:rPr>
+      </w:pPr>
+      <w:r>
+        <w:rPr>
+          <w:rStyle w:val="Kiemels2"/>
+          <w:rFonts w:asciiTheme="minorHAnsi" w:hAnsiTheme="minorHAnsi" w:cstheme="minorHAnsi"/>
+          <w:sz w:val="32"/>
+          <w:szCs w:val="32"/>
+        </w:rPr>
+        <w:t>Termék kiválasztása</w:t>
+      </w:r>
+      <w:r>
+        <w:rPr>
+          <w:rFonts w:asciiTheme="minorHAnsi" w:hAnsiTheme="minorHAnsi" w:cstheme="minorHAnsi"/>
+          <w:sz w:val="32"/>
+          <w:szCs w:val="32"/>
+        </w:rPr>
+        <w:t xml:space="preserve"> (kattintás a termékkártyára)</w:t>
+      </w:r>
+    </w:p>
+    <w:p>
+      <w:pPr>
+        <w:pStyle w:val="ds-markdown-paragraph"/>
+        <w:numPr>
+          <w:ilvl w:val="0"/>
+          <w:numId w:val="30"/>
+        </w:numPr>
+        <w:rPr>
+          <w:rFonts w:asciiTheme="minorHAnsi" w:hAnsiTheme="minorHAnsi" w:cstheme="minorHAnsi"/>
+          <w:sz w:val="32"/>
+          <w:szCs w:val="32"/>
+        </w:rPr>
+      </w:pPr>
+      <w:r>
+        <w:rPr>
+          <w:rStyle w:val="Kiemels2"/>
+          <w:rFonts w:asciiTheme="minorHAnsi" w:hAnsiTheme="minorHAnsi" w:cstheme="minorHAnsi"/>
+          <w:sz w:val="32"/>
+          <w:szCs w:val="32"/>
+        </w:rPr>
+        <w:t>Konfiguráció</w:t>
+      </w:r>
+      <w:r>
+        <w:rPr>
+          <w:rFonts w:asciiTheme="minorHAnsi" w:hAnsiTheme="minorHAnsi" w:cstheme="minorHAnsi"/>
+          <w:sz w:val="32"/>
+          <w:szCs w:val="32"/>
+        </w:rPr>
+        <w:t xml:space="preserve"> (mennyiségválasztás</w:t>
+      </w:r>
+      <w:r>
+        <w:rPr>
+          <w:rFonts w:asciiTheme="minorHAnsi" w:hAnsiTheme="minorHAnsi" w:cstheme="minorHAnsi"/>
+          <w:sz w:val="32"/>
+          <w:szCs w:val="32"/>
+        </w:rPr>
+        <w:t>)</w:t>
+      </w:r>
+    </w:p>
+    <w:p>
+      <w:pPr>
+        <w:pStyle w:val="ds-markdown-paragraph"/>
+        <w:numPr>
+          <w:ilvl w:val="0"/>
+          <w:numId w:val="30"/>
+        </w:numPr>
+        <w:rPr>
+          <w:rFonts w:asciiTheme="minorHAnsi" w:hAnsiTheme="minorHAnsi" w:cstheme="minorHAnsi"/>
+          <w:sz w:val="32"/>
+          <w:szCs w:val="32"/>
+        </w:rPr>
+      </w:pPr>
+      <w:r>
+        <w:rPr>
+          <w:rStyle w:val="Kiemels2"/>
+          <w:rFonts w:asciiTheme="minorHAnsi" w:hAnsiTheme="minorHAnsi" w:cstheme="minorHAnsi"/>
+          <w:sz w:val="32"/>
+          <w:szCs w:val="32"/>
+        </w:rPr>
+        <w:t>Kosárba helyezés</w:t>
+      </w:r>
+      <w:r>
+        <w:rPr>
+          <w:rFonts w:asciiTheme="minorHAnsi" w:hAnsiTheme="minorHAnsi" w:cstheme="minorHAnsi"/>
+          <w:sz w:val="32"/>
+          <w:szCs w:val="32"/>
+        </w:rPr>
+        <w:t xml:space="preserve"> ("Kosárba" gomb)</w:t>
+      </w:r>
+    </w:p>
+    <w:p>
+      <w:pPr>
+        <w:pStyle w:val="ds-markdown-paragraph"/>
+        <w:numPr>
+          <w:ilvl w:val="0"/>
+          <w:numId w:val="30"/>
+        </w:numPr>
+        <w:rPr>
+          <w:rFonts w:asciiTheme="minorHAnsi" w:hAnsiTheme="minorHAnsi" w:cstheme="minorHAnsi"/>
+          <w:sz w:val="32"/>
+          <w:szCs w:val="32"/>
+        </w:rPr>
+      </w:pPr>
+      <w:r>
+        <w:rPr>
+          <w:rStyle w:val="Kiemels2"/>
+          <w:rFonts w:asciiTheme="minorHAnsi" w:hAnsiTheme="minorHAnsi" w:cstheme="minorHAnsi"/>
+          <w:sz w:val="32"/>
+          <w:szCs w:val="32"/>
+        </w:rPr>
+        <w:t>Fizetés</w:t>
+      </w:r>
+      <w:r>
+        <w:rPr>
+          <w:rFonts w:asciiTheme="minorHAnsi" w:hAnsiTheme="minorHAnsi" w:cstheme="minorHAnsi"/>
+          <w:sz w:val="32"/>
+          <w:szCs w:val="32"/>
+        </w:rPr>
+        <w:t xml:space="preserve"> (kosár oldalon)</w:t>
+      </w:r>
+    </w:p>
+    <w:p>
+      <w:pPr>
+        <w:pStyle w:val="ds-markdown-paragraph"/>
+        <w:rPr>
+          <w:rFonts w:asciiTheme="minorHAnsi" w:hAnsiTheme="minorHAnsi" w:cstheme="minorHAnsi"/>
+          <w:sz w:val="32"/>
+          <w:szCs w:val="32"/>
+        </w:rPr>
+      </w:pPr>
+    </w:p>
+    <w:p>
+      <w:pPr>
+        <w:pStyle w:val="ds-markdown-paragraph"/>
+        <w:rPr>
+          <w:rFonts w:asciiTheme="minorHAnsi" w:hAnsiTheme="minorHAnsi" w:cstheme="minorHAnsi"/>
+          <w:sz w:val="32"/>
+          <w:szCs w:val="32"/>
+        </w:rPr>
+      </w:pPr>
+    </w:p>
+    <w:p>
+      <w:pPr>
+        <w:pStyle w:val="ds-markdown-paragraph"/>
+        <w:rPr>
+          <w:rFonts w:asciiTheme="minorHAnsi" w:hAnsiTheme="minorHAnsi" w:cstheme="minorHAnsi"/>
+          <w:sz w:val="32"/>
+          <w:szCs w:val="32"/>
+        </w:rPr>
+      </w:pPr>
+      <w:r>
+        <w:rPr>
+          <w:rFonts w:asciiTheme="minorHAnsi" w:hAnsiTheme="minorHAnsi" w:cstheme="minorHAnsi"/>
+          <w:noProof/>
+          <w:sz w:val="32"/>
+          <w:szCs w:val="32"/>
+        </w:rPr>
+        <w:lastRenderedPageBreak/>
+        <w:drawing>
+          <wp:inline distT="0" distB="0" distL="0" distR="0">
+            <wp:extent cx="5760720" cy="2734945"/>
+            <wp:effectExtent l="0" t="0" r="0" b="8255"/>
+            <wp:docPr id="9" name="Kép 9"/>
+            <wp:cNvGraphicFramePr>
+              <a:graphicFrameLocks xmlns:a="http://schemas.openxmlformats.org/drawingml/2006/main" noChangeAspect="1"/>
+            </wp:cNvGraphicFramePr>
+            <a:graphic xmlns:a="http://schemas.openxmlformats.org/drawingml/2006/main">
+              <a:graphicData uri="http://schemas.openxmlformats.org/drawingml/2006/picture">
+                <pic:pic xmlns:pic="http://schemas.openxmlformats.org/drawingml/2006/picture">
+                  <pic:nvPicPr>
+                    <pic:cNvPr id="9" name="6.png"/>
+                    <pic:cNvPicPr/>
+                  </pic:nvPicPr>
+                  <pic:blipFill>
+                    <a:blip r:embed="rId24" cstate="print">
+                      <a:extLst>
+                        <a:ext uri="{28A0092B-C50C-407E-A947-70E740481C1C}">
+                          <a14:useLocalDpi xmlns:a14="http://schemas.microsoft.com/office/drawing/2010/main" val="0"/>
+                        </a:ext>
+                      </a:extLst>
+                    </a:blip>
+                    <a:stretch>
+                      <a:fillRect/>
+                    </a:stretch>
+                  </pic:blipFill>
+                  <pic:spPr>
+                    <a:xfrm>
+                      <a:off x="0" y="0"/>
+                      <a:ext cx="5760720" cy="2734945"/>
+                    </a:xfrm>
+                    <a:prstGeom prst="rect">
+                      <a:avLst/>
+                    </a:prstGeom>
+                  </pic:spPr>
+                </pic:pic>
+              </a:graphicData>
+            </a:graphic>
+          </wp:inline>
+        </w:drawing>
+      </w:r>
+    </w:p>
+    <w:p>
+      <w:pPr>
+        <w:rPr>
+          <w:lang w:val="hu-HU" w:eastAsia="hu-HU"/>
+        </w:rPr>
+      </w:pPr>
+    </w:p>
+    <w:p>
+      <w:pPr>
+        <w:rPr>
+          <w:lang w:val="hu-HU" w:eastAsia="hu-HU"/>
+        </w:rPr>
+      </w:pPr>
+    </w:p>
+    <w:p>
+      <w:pPr>
+        <w:pStyle w:val="Cmsor3"/>
+        <w:rPr>
+          <w:rFonts w:asciiTheme="minorHAnsi" w:eastAsia="Times New Roman" w:hAnsiTheme="minorHAnsi" w:cstheme="minorHAnsi"/>
+          <w:color w:val="auto"/>
+          <w:sz w:val="32"/>
+          <w:szCs w:val="32"/>
+          <w:lang w:val="hu-HU" w:eastAsia="hu-HU"/>
+        </w:rPr>
+      </w:pPr>
+    </w:p>
+    <w:p>
+      <w:pPr>
+        <w:rPr>
+          <w:b/>
+          <w:sz w:val="32"/>
+          <w:szCs w:val="32"/>
+          <w:lang w:val="hu-HU" w:eastAsia="hu-HU"/>
+        </w:rPr>
+      </w:pPr>
+      <w:r>
+        <w:rPr>
+          <w:b/>
+          <w:sz w:val="32"/>
+          <w:szCs w:val="32"/>
+          <w:lang w:val="hu-HU" w:eastAsia="hu-HU"/>
+        </w:rPr>
+        <w:t>1.Kosár tartalma</w:t>
+      </w:r>
+    </w:p>
+    <w:p>
+      <w:pPr>
+        <w:pStyle w:val="ds-markdown-paragraph"/>
+        <w:numPr>
+          <w:ilvl w:val="0"/>
+          <w:numId w:val="31"/>
+        </w:numPr>
+        <w:rPr>
+          <w:rFonts w:asciiTheme="minorHAnsi" w:hAnsiTheme="minorHAnsi" w:cstheme="minorHAnsi"/>
+          <w:sz w:val="32"/>
+          <w:szCs w:val="32"/>
+        </w:rPr>
+      </w:pPr>
+      <w:r>
+        <w:rPr>
+          <w:rStyle w:val="Kiemels2"/>
+          <w:rFonts w:asciiTheme="minorHAnsi" w:hAnsiTheme="minorHAnsi" w:cstheme="minorHAnsi"/>
+          <w:sz w:val="32"/>
+          <w:szCs w:val="32"/>
+        </w:rPr>
+        <w:t>Terméknév</w:t>
+      </w:r>
+      <w:r>
+        <w:rPr>
+          <w:rFonts w:asciiTheme="minorHAnsi" w:hAnsiTheme="minorHAnsi" w:cstheme="minorHAnsi"/>
+          <w:sz w:val="32"/>
+          <w:szCs w:val="32"/>
+        </w:rPr>
+        <w:t>: Apple MacBook Air M2</w:t>
+      </w:r>
+    </w:p>
+    <w:p>
+      <w:pPr>
+        <w:pStyle w:val="ds-markdown-paragraph"/>
+        <w:numPr>
+          <w:ilvl w:val="0"/>
+          <w:numId w:val="31"/>
+        </w:numPr>
+        <w:rPr>
+          <w:rFonts w:asciiTheme="minorHAnsi" w:hAnsiTheme="minorHAnsi" w:cstheme="minorHAnsi"/>
+          <w:sz w:val="32"/>
+          <w:szCs w:val="32"/>
+        </w:rPr>
+      </w:pPr>
+      <w:r>
+        <w:rPr>
+          <w:rStyle w:val="Kiemels2"/>
+          <w:rFonts w:asciiTheme="minorHAnsi" w:hAnsiTheme="minorHAnsi" w:cstheme="minorHAnsi"/>
+          <w:sz w:val="32"/>
+          <w:szCs w:val="32"/>
+        </w:rPr>
+        <w:t>Egységár</w:t>
+      </w:r>
+      <w:r>
+        <w:rPr>
+          <w:rFonts w:asciiTheme="minorHAnsi" w:hAnsiTheme="minorHAnsi" w:cstheme="minorHAnsi"/>
+          <w:sz w:val="32"/>
+          <w:szCs w:val="32"/>
+        </w:rPr>
+        <w:t>: 450.000 Ft</w:t>
+      </w:r>
+    </w:p>
+    <w:p>
+      <w:pPr>
+        <w:pStyle w:val="ds-markdown-paragraph"/>
+        <w:numPr>
+          <w:ilvl w:val="0"/>
+          <w:numId w:val="31"/>
+        </w:numPr>
+        <w:rPr>
+          <w:rFonts w:asciiTheme="minorHAnsi" w:hAnsiTheme="minorHAnsi" w:cstheme="minorHAnsi"/>
+          <w:sz w:val="32"/>
+          <w:szCs w:val="32"/>
+        </w:rPr>
+      </w:pPr>
+      <w:r>
+        <w:rPr>
+          <w:rStyle w:val="Kiemels2"/>
+          <w:rFonts w:asciiTheme="minorHAnsi" w:hAnsiTheme="minorHAnsi" w:cstheme="minorHAnsi"/>
+          <w:sz w:val="32"/>
+          <w:szCs w:val="32"/>
+        </w:rPr>
+        <w:t>Mennyiség</w:t>
+      </w:r>
+      <w:r>
+        <w:rPr>
+          <w:rFonts w:asciiTheme="minorHAnsi" w:hAnsiTheme="minorHAnsi" w:cstheme="minorHAnsi"/>
+          <w:sz w:val="32"/>
+          <w:szCs w:val="32"/>
+        </w:rPr>
+        <w:t>: Beállítható érték (alapértelmezett: 1)</w:t>
+      </w:r>
+    </w:p>
+    <w:p>
+      <w:pPr>
+        <w:pStyle w:val="ds-markdown-paragraph"/>
+        <w:numPr>
+          <w:ilvl w:val="0"/>
+          <w:numId w:val="31"/>
+        </w:numPr>
+        <w:rPr>
+          <w:rFonts w:asciiTheme="minorHAnsi" w:hAnsiTheme="minorHAnsi" w:cstheme="minorHAnsi"/>
+          <w:sz w:val="32"/>
+          <w:szCs w:val="32"/>
+        </w:rPr>
+      </w:pPr>
+      <w:r>
+        <w:rPr>
+          <w:rStyle w:val="Kiemels2"/>
+          <w:rFonts w:asciiTheme="minorHAnsi" w:hAnsiTheme="minorHAnsi" w:cstheme="minorHAnsi"/>
+          <w:sz w:val="32"/>
+          <w:szCs w:val="32"/>
+        </w:rPr>
+        <w:t>Törlés gomb</w:t>
+      </w:r>
+      <w:r>
+        <w:rPr>
+          <w:rFonts w:asciiTheme="minorHAnsi" w:hAnsiTheme="minorHAnsi" w:cstheme="minorHAnsi"/>
+          <w:sz w:val="32"/>
+          <w:szCs w:val="32"/>
+        </w:rPr>
+        <w:t>: "</w:t>
+      </w:r>
+      <w:r>
+        <w:rPr>
+          <w:rFonts w:asciiTheme="minorHAnsi" w:hAnsiTheme="minorHAnsi" w:cstheme="minorHAnsi"/>
+          <w:sz w:val="32"/>
+          <w:szCs w:val="32"/>
+        </w:rPr>
+        <w:t>Eltávolítás</w:t>
+      </w:r>
+      <w:r>
+        <w:rPr>
+          <w:rFonts w:asciiTheme="minorHAnsi" w:hAnsiTheme="minorHAnsi" w:cstheme="minorHAnsi"/>
+          <w:sz w:val="32"/>
+          <w:szCs w:val="32"/>
+        </w:rPr>
+        <w:t>" (termék eltávolítása a kosárból)</w:t>
+      </w:r>
+    </w:p>
+    <w:p>
+      <w:pPr>
+        <w:rPr>
+          <w:lang w:val="hu-HU" w:eastAsia="hu-HU"/>
+        </w:rPr>
+      </w:pPr>
+    </w:p>
+    <w:p>
+      <w:pPr>
+        <w:rPr>
+          <w:b/>
+          <w:sz w:val="32"/>
+          <w:szCs w:val="32"/>
+          <w:lang w:val="hu-HU" w:eastAsia="hu-HU"/>
+        </w:rPr>
+      </w:pPr>
+      <w:r>
+        <w:rPr>
+          <w:b/>
+          <w:sz w:val="32"/>
+          <w:szCs w:val="32"/>
+          <w:lang w:val="hu-HU" w:eastAsia="hu-HU"/>
+        </w:rPr>
+        <w:t>2.Összesítés</w:t>
+      </w:r>
+    </w:p>
+    <w:p>
+      <w:pPr>
+        <w:pStyle w:val="ds-markdown-paragraph"/>
+        <w:numPr>
+          <w:ilvl w:val="0"/>
+          <w:numId w:val="32"/>
+        </w:numPr>
+        <w:rPr>
+          <w:rFonts w:asciiTheme="minorHAnsi" w:hAnsiTheme="minorHAnsi" w:cstheme="minorHAnsi"/>
+          <w:sz w:val="32"/>
+          <w:szCs w:val="32"/>
+        </w:rPr>
+      </w:pPr>
+      <w:r>
+        <w:rPr>
+          <w:rStyle w:val="Kiemels2"/>
+          <w:rFonts w:asciiTheme="minorHAnsi" w:hAnsiTheme="minorHAnsi" w:cstheme="minorHAnsi"/>
+          <w:sz w:val="32"/>
+          <w:szCs w:val="32"/>
+        </w:rPr>
+        <w:t>Összesen</w:t>
+      </w:r>
+      <w:r>
+        <w:rPr>
+          <w:rFonts w:asciiTheme="minorHAnsi" w:hAnsiTheme="minorHAnsi" w:cstheme="minorHAnsi"/>
+          <w:sz w:val="32"/>
+          <w:szCs w:val="32"/>
+        </w:rPr>
+        <w:t>: 450.000 Ft (a kiválasztott mennyiségtől függően változhat)</w:t>
+      </w:r>
+    </w:p>
+    <w:p>
+      <w:pPr>
+        <w:pStyle w:val="ds-markdown-paragraph"/>
+        <w:numPr>
+          <w:ilvl w:val="0"/>
+          <w:numId w:val="32"/>
+        </w:numPr>
+        <w:rPr>
+          <w:rFonts w:asciiTheme="minorHAnsi" w:hAnsiTheme="minorHAnsi" w:cstheme="minorHAnsi"/>
+          <w:sz w:val="32"/>
+          <w:szCs w:val="32"/>
+        </w:rPr>
+      </w:pPr>
+      <w:r>
+        <w:rPr>
+          <w:rStyle w:val="Kiemels2"/>
+          <w:rFonts w:asciiTheme="minorHAnsi" w:hAnsiTheme="minorHAnsi" w:cstheme="minorHAnsi"/>
+          <w:sz w:val="32"/>
+          <w:szCs w:val="32"/>
+        </w:rPr>
+        <w:t>Tovább a vásárláshoz gomb</w:t>
+      </w:r>
+      <w:r>
+        <w:rPr>
+          <w:rFonts w:asciiTheme="minorHAnsi" w:hAnsiTheme="minorHAnsi" w:cstheme="minorHAnsi"/>
+          <w:sz w:val="32"/>
+          <w:szCs w:val="32"/>
+        </w:rPr>
+        <w:t>: A fizetési folyamat megkezdése</w:t>
+      </w:r>
+    </w:p>
+    <w:p>
+      <w:pPr>
+        <w:rPr>
+          <w:lang w:val="hu-HU" w:eastAsia="hu-HU"/>
+        </w:rPr>
+      </w:pPr>
+    </w:p>
+    <w:p>
+      <w:pPr>
+        <w:rPr>
+          <w:lang w:val="hu-HU" w:eastAsia="hu-HU"/>
+        </w:rPr>
+      </w:pPr>
+      <w:r>
+        <w:rPr>
+          <w:noProof/>
+          <w:lang w:val="hu-HU" w:eastAsia="hu-HU"/>
+        </w:rPr>
+        <w:lastRenderedPageBreak/>
+        <w:drawing>
+          <wp:inline distT="0" distB="0" distL="0" distR="0">
+            <wp:extent cx="5760720" cy="2708910"/>
+            <wp:effectExtent l="0" t="0" r="0" b="0"/>
+            <wp:docPr id="10" name="Kép 10"/>
+            <wp:cNvGraphicFramePr>
+              <a:graphicFrameLocks xmlns:a="http://schemas.openxmlformats.org/drawingml/2006/main" noChangeAspect="1"/>
+            </wp:cNvGraphicFramePr>
+            <a:graphic xmlns:a="http://schemas.openxmlformats.org/drawingml/2006/main">
+              <a:graphicData uri="http://schemas.openxmlformats.org/drawingml/2006/picture">
+                <pic:pic xmlns:pic="http://schemas.openxmlformats.org/drawingml/2006/picture">
+                  <pic:nvPicPr>
+                    <pic:cNvPr id="10" name="7.png"/>
+                    <pic:cNvPicPr/>
+                  </pic:nvPicPr>
+                  <pic:blipFill>
+                    <a:blip r:embed="rId25" cstate="print">
+                      <a:extLst>
+                        <a:ext uri="{28A0092B-C50C-407E-A947-70E740481C1C}">
+                          <a14:useLocalDpi xmlns:a14="http://schemas.microsoft.com/office/drawing/2010/main" val="0"/>
+                        </a:ext>
+                      </a:extLst>
+                    </a:blip>
+                    <a:stretch>
+                      <a:fillRect/>
+                    </a:stretch>
+                  </pic:blipFill>
+                  <pic:spPr>
+                    <a:xfrm>
+                      <a:off x="0" y="0"/>
+                      <a:ext cx="5760720" cy="2708910"/>
+                    </a:xfrm>
+                    <a:prstGeom prst="rect">
+                      <a:avLst/>
+                    </a:prstGeom>
+                  </pic:spPr>
+                </pic:pic>
+              </a:graphicData>
+            </a:graphic>
+          </wp:inline>
+        </w:drawing>
+      </w:r>
+    </w:p>
+    <w:p>
+      <w:pPr>
+        <w:rPr>
+          <w:lang w:val="hu-HU" w:eastAsia="hu-HU"/>
+        </w:rPr>
+      </w:pPr>
+    </w:p>
+    <w:p>
+      <w:pPr>
+        <w:rPr>
+          <w:lang w:val="hu-HU" w:eastAsia="hu-HU"/>
+        </w:rPr>
+      </w:pPr>
+    </w:p>
+    <w:p>
+      <w:pPr>
+        <w:rPr>
+          <w:b/>
+          <w:sz w:val="32"/>
+          <w:szCs w:val="32"/>
+          <w:lang w:val="hu-HU" w:eastAsia="hu-HU"/>
+        </w:rPr>
+      </w:pPr>
+      <w:r>
+        <w:rPr>
+          <w:b/>
+          <w:sz w:val="32"/>
+          <w:szCs w:val="32"/>
+          <w:lang w:val="hu-HU" w:eastAsia="hu-HU"/>
+        </w:rPr>
+        <w:t>1.Fö tartalom</w:t>
+      </w:r>
+    </w:p>
+    <w:p>
+      <w:pPr>
+        <w:pStyle w:val="ds-markdown-paragraph"/>
+        <w:numPr>
+          <w:ilvl w:val="0"/>
+          <w:numId w:val="33"/>
+        </w:numPr>
+        <w:rPr>
+          <w:rFonts w:asciiTheme="minorHAnsi" w:hAnsiTheme="minorHAnsi" w:cstheme="minorHAnsi"/>
+          <w:sz w:val="32"/>
+          <w:szCs w:val="32"/>
+        </w:rPr>
+      </w:pPr>
+      <w:r>
+        <w:rPr>
+          <w:rStyle w:val="Kiemels2"/>
+          <w:rFonts w:asciiTheme="minorHAnsi" w:hAnsiTheme="minorHAnsi" w:cstheme="minorHAnsi"/>
+          <w:sz w:val="32"/>
+          <w:szCs w:val="32"/>
+        </w:rPr>
+        <w:t>Fizetési fejléc</w:t>
+      </w:r>
+      <w:r>
+        <w:rPr>
+          <w:rFonts w:asciiTheme="minorHAnsi" w:hAnsiTheme="minorHAnsi" w:cstheme="minorHAnsi"/>
+          <w:sz w:val="32"/>
+          <w:szCs w:val="32"/>
+        </w:rPr>
+        <w:t>: "</w:t>
+      </w:r>
+      <w:proofErr w:type="spellStart"/>
+      <w:r>
+        <w:rPr>
+          <w:rFonts w:asciiTheme="minorHAnsi" w:hAnsiTheme="minorHAnsi" w:cstheme="minorHAnsi"/>
+          <w:sz w:val="32"/>
+          <w:szCs w:val="32"/>
+        </w:rPr>
+        <w:t>Véglegesítsd</w:t>
+      </w:r>
+      <w:proofErr w:type="spellEnd"/>
+      <w:r>
+        <w:rPr>
+          <w:rFonts w:asciiTheme="minorHAnsi" w:hAnsiTheme="minorHAnsi" w:cstheme="minorHAnsi"/>
+          <w:sz w:val="32"/>
+          <w:szCs w:val="32"/>
+        </w:rPr>
+        <w:t xml:space="preserve"> a rendeléssel és fizess biztonságosan a </w:t>
+      </w:r>
+      <w:proofErr w:type="spellStart"/>
+      <w:r>
+        <w:rPr>
+          <w:rFonts w:asciiTheme="minorHAnsi" w:hAnsiTheme="minorHAnsi" w:cstheme="minorHAnsi"/>
+          <w:sz w:val="32"/>
+          <w:szCs w:val="32"/>
+        </w:rPr>
+        <w:t>PayPal</w:t>
+      </w:r>
+      <w:proofErr w:type="spellEnd"/>
+      <w:r>
+        <w:rPr>
+          <w:rFonts w:asciiTheme="minorHAnsi" w:hAnsiTheme="minorHAnsi" w:cstheme="minorHAnsi"/>
+          <w:sz w:val="32"/>
+          <w:szCs w:val="32"/>
+        </w:rPr>
+        <w:t xml:space="preserve"> segítségével."</w:t>
+      </w:r>
+    </w:p>
+    <w:p>
+      <w:pPr>
+        <w:pStyle w:val="ds-markdown-paragraph"/>
+        <w:numPr>
+          <w:ilvl w:val="0"/>
+          <w:numId w:val="33"/>
+        </w:numPr>
+        <w:rPr>
+          <w:rFonts w:asciiTheme="minorHAnsi" w:hAnsiTheme="minorHAnsi" w:cstheme="minorHAnsi"/>
+          <w:sz w:val="32"/>
+          <w:szCs w:val="32"/>
+        </w:rPr>
+      </w:pPr>
+      <w:r>
+        <w:rPr>
+          <w:rStyle w:val="Kiemels2"/>
+          <w:rFonts w:asciiTheme="minorHAnsi" w:hAnsiTheme="minorHAnsi" w:cstheme="minorHAnsi"/>
+          <w:sz w:val="32"/>
+          <w:szCs w:val="32"/>
+        </w:rPr>
+        <w:t>Kosár összegzés</w:t>
+      </w:r>
+      <w:r>
+        <w:rPr>
+          <w:rFonts w:asciiTheme="minorHAnsi" w:hAnsiTheme="minorHAnsi" w:cstheme="minorHAnsi"/>
+          <w:sz w:val="32"/>
+          <w:szCs w:val="32"/>
+        </w:rPr>
+        <w:t xml:space="preserve"> táblázat:</w:t>
+      </w:r>
+    </w:p>
+    <w:p>
+      <w:pPr>
+        <w:pStyle w:val="ds-markdown-paragraph"/>
+        <w:numPr>
+          <w:ilvl w:val="1"/>
+          <w:numId w:val="33"/>
+        </w:numPr>
+        <w:rPr>
+          <w:rFonts w:asciiTheme="minorHAnsi" w:hAnsiTheme="minorHAnsi" w:cstheme="minorHAnsi"/>
+          <w:sz w:val="32"/>
+          <w:szCs w:val="32"/>
+        </w:rPr>
+      </w:pPr>
+      <w:r>
+        <w:rPr>
+          <w:rFonts w:asciiTheme="minorHAnsi" w:hAnsiTheme="minorHAnsi" w:cstheme="minorHAnsi"/>
+          <w:sz w:val="32"/>
+          <w:szCs w:val="32"/>
+        </w:rPr>
+        <w:t>Terméknév (Apple MacBook Air M2)</w:t>
+      </w:r>
+    </w:p>
+    <w:p>
+      <w:pPr>
+        <w:pStyle w:val="ds-markdown-paragraph"/>
+        <w:numPr>
+          <w:ilvl w:val="1"/>
+          <w:numId w:val="33"/>
+        </w:numPr>
+        <w:rPr>
+          <w:rFonts w:asciiTheme="minorHAnsi" w:hAnsiTheme="minorHAnsi" w:cstheme="minorHAnsi"/>
+          <w:sz w:val="32"/>
+          <w:szCs w:val="32"/>
+        </w:rPr>
+      </w:pPr>
+      <w:r>
+        <w:rPr>
+          <w:rFonts w:asciiTheme="minorHAnsi" w:hAnsiTheme="minorHAnsi" w:cstheme="minorHAnsi"/>
+          <w:sz w:val="32"/>
+          <w:szCs w:val="32"/>
+        </w:rPr>
+        <w:t>Mennyiség (1 db)</w:t>
+      </w:r>
+    </w:p>
+    <w:p>
+      <w:pPr>
+        <w:pStyle w:val="ds-markdown-paragraph"/>
+        <w:numPr>
+          <w:ilvl w:val="1"/>
+          <w:numId w:val="33"/>
+        </w:numPr>
+        <w:rPr>
+          <w:rFonts w:asciiTheme="minorHAnsi" w:hAnsiTheme="minorHAnsi" w:cstheme="minorHAnsi"/>
+          <w:sz w:val="32"/>
+          <w:szCs w:val="32"/>
+        </w:rPr>
+      </w:pPr>
+      <w:r>
+        <w:rPr>
+          <w:rFonts w:asciiTheme="minorHAnsi" w:hAnsiTheme="minorHAnsi" w:cstheme="minorHAnsi"/>
+          <w:sz w:val="32"/>
+          <w:szCs w:val="32"/>
+        </w:rPr>
+        <w:t>Ár (450.000 Ft)</w:t>
+      </w:r>
+    </w:p>
+    <w:p>
+      <w:pPr>
+        <w:pStyle w:val="ds-markdown-paragraph"/>
+        <w:numPr>
+          <w:ilvl w:val="1"/>
+          <w:numId w:val="33"/>
+        </w:numPr>
+        <w:rPr>
+          <w:rFonts w:asciiTheme="minorHAnsi" w:hAnsiTheme="minorHAnsi" w:cstheme="minorHAnsi"/>
+          <w:sz w:val="32"/>
+          <w:szCs w:val="32"/>
+        </w:rPr>
+      </w:pPr>
+      <w:r>
+        <w:rPr>
+          <w:rFonts w:asciiTheme="minorHAnsi" w:hAnsiTheme="minorHAnsi" w:cstheme="minorHAnsi"/>
+          <w:sz w:val="32"/>
+          <w:szCs w:val="32"/>
+        </w:rPr>
+        <w:t>Összesen: 450.000 Ft</w:t>
+      </w:r>
+    </w:p>
+    <w:p>
+      <w:pPr>
+        <w:rPr>
+          <w:sz w:val="32"/>
+          <w:szCs w:val="32"/>
+          <w:lang w:val="hu-HU" w:eastAsia="hu-HU"/>
+        </w:rPr>
+      </w:pPr>
+    </w:p>
+    <w:p>
+      <w:pPr>
+        <w:rPr>
+          <w:b/>
+          <w:sz w:val="32"/>
+          <w:szCs w:val="32"/>
+          <w:lang w:val="hu-HU" w:eastAsia="hu-HU"/>
+        </w:rPr>
+      </w:pPr>
+      <w:r>
+        <w:rPr>
+          <w:b/>
+          <w:sz w:val="32"/>
+          <w:szCs w:val="32"/>
+          <w:lang w:val="hu-HU" w:eastAsia="hu-HU"/>
+        </w:rPr>
+        <w:t>2.Fizetési lehetőségek</w:t>
+      </w:r>
+    </w:p>
+    <w:p>
+      <w:pPr>
+        <w:pStyle w:val="ds-markdown-paragraph"/>
+        <w:numPr>
+          <w:ilvl w:val="0"/>
+          <w:numId w:val="34"/>
+        </w:numPr>
+        <w:rPr>
+          <w:rFonts w:asciiTheme="minorHAnsi" w:hAnsiTheme="minorHAnsi" w:cstheme="minorHAnsi"/>
+          <w:sz w:val="32"/>
+          <w:szCs w:val="32"/>
+        </w:rPr>
+      </w:pPr>
+      <w:proofErr w:type="spellStart"/>
+      <w:r>
+        <w:rPr>
+          <w:rStyle w:val="Kiemels2"/>
+          <w:rFonts w:asciiTheme="minorHAnsi" w:hAnsiTheme="minorHAnsi" w:cstheme="minorHAnsi"/>
+          <w:sz w:val="32"/>
+          <w:szCs w:val="32"/>
+        </w:rPr>
+        <w:t>PayPal</w:t>
+      </w:r>
+      <w:proofErr w:type="spellEnd"/>
+      <w:r>
+        <w:rPr>
+          <w:rStyle w:val="Kiemels2"/>
+          <w:rFonts w:asciiTheme="minorHAnsi" w:hAnsiTheme="minorHAnsi" w:cstheme="minorHAnsi"/>
+          <w:sz w:val="32"/>
+          <w:szCs w:val="32"/>
+        </w:rPr>
+        <w:t xml:space="preserve"> fizetés</w:t>
+      </w:r>
+      <w:r>
+        <w:rPr>
+          <w:rFonts w:asciiTheme="minorHAnsi" w:hAnsiTheme="minorHAnsi" w:cstheme="minorHAnsi"/>
+          <w:sz w:val="32"/>
+          <w:szCs w:val="32"/>
+        </w:rPr>
+        <w:t>:</w:t>
+      </w:r>
+    </w:p>
+    <w:p>
+      <w:pPr>
+        <w:pStyle w:val="ds-markdown-paragraph"/>
+        <w:numPr>
+          <w:ilvl w:val="1"/>
+          <w:numId w:val="34"/>
+        </w:numPr>
+        <w:rPr>
+          <w:rFonts w:asciiTheme="minorHAnsi" w:hAnsiTheme="minorHAnsi" w:cstheme="minorHAnsi"/>
+          <w:sz w:val="32"/>
+          <w:szCs w:val="32"/>
+        </w:rPr>
+      </w:pPr>
+      <w:r>
+        <w:rPr>
+          <w:rFonts w:asciiTheme="minorHAnsi" w:hAnsiTheme="minorHAnsi" w:cstheme="minorHAnsi"/>
+          <w:sz w:val="32"/>
+          <w:szCs w:val="32"/>
+        </w:rPr>
+        <w:t>Biztonságos online fizetés</w:t>
+      </w:r>
+    </w:p>
+    <w:p>
+      <w:pPr>
+        <w:pStyle w:val="ds-markdown-paragraph"/>
+        <w:numPr>
+          <w:ilvl w:val="1"/>
+          <w:numId w:val="34"/>
+        </w:numPr>
+        <w:rPr>
+          <w:rFonts w:asciiTheme="minorHAnsi" w:hAnsiTheme="minorHAnsi" w:cstheme="minorHAnsi"/>
+          <w:sz w:val="32"/>
+          <w:szCs w:val="32"/>
+        </w:rPr>
+      </w:pPr>
+      <w:r>
+        <w:rPr>
+          <w:rFonts w:asciiTheme="minorHAnsi" w:hAnsiTheme="minorHAnsi" w:cstheme="minorHAnsi"/>
+          <w:sz w:val="32"/>
+          <w:szCs w:val="32"/>
+        </w:rPr>
+        <w:t>Bank- és hitelkártyák használatával</w:t>
+      </w:r>
+    </w:p>
+    <w:p>
+      <w:pPr>
+        <w:pStyle w:val="ds-markdown-paragraph"/>
+        <w:numPr>
+          <w:ilvl w:val="1"/>
+          <w:numId w:val="34"/>
+        </w:numPr>
+        <w:rPr>
+          <w:rFonts w:asciiTheme="minorHAnsi" w:hAnsiTheme="minorHAnsi" w:cstheme="minorHAnsi"/>
+          <w:sz w:val="32"/>
+          <w:szCs w:val="32"/>
+        </w:rPr>
+      </w:pPr>
+      <w:r>
+        <w:rPr>
+          <w:rFonts w:asciiTheme="minorHAnsi" w:hAnsiTheme="minorHAnsi" w:cstheme="minorHAnsi"/>
+          <w:sz w:val="32"/>
+          <w:szCs w:val="32"/>
+        </w:rPr>
+        <w:t xml:space="preserve">[Bank - vagy hitelkártya] link a </w:t>
+      </w:r>
+      <w:proofErr w:type="spellStart"/>
+      <w:r>
+        <w:rPr>
+          <w:rFonts w:asciiTheme="minorHAnsi" w:hAnsiTheme="minorHAnsi" w:cstheme="minorHAnsi"/>
+          <w:sz w:val="32"/>
+          <w:szCs w:val="32"/>
+        </w:rPr>
+        <w:t>PayPal</w:t>
+      </w:r>
+      <w:proofErr w:type="spellEnd"/>
+      <w:r>
+        <w:rPr>
+          <w:rFonts w:asciiTheme="minorHAnsi" w:hAnsiTheme="minorHAnsi" w:cstheme="minorHAnsi"/>
+          <w:sz w:val="32"/>
+          <w:szCs w:val="32"/>
+        </w:rPr>
+        <w:t xml:space="preserve"> oldalára</w:t>
+      </w:r>
+    </w:p>
+    <w:p>
+      <w:pPr>
+        <w:rPr>
+          <w:b/>
+          <w:sz w:val="32"/>
+          <w:szCs w:val="32"/>
+          <w:lang w:val="hu-HU" w:eastAsia="hu-HU"/>
+        </w:rPr>
+      </w:pPr>
+    </w:p>
+    <w:p>
+      <w:pPr>
+        <w:rPr>
+          <w:b/>
+          <w:sz w:val="32"/>
+          <w:szCs w:val="32"/>
+          <w:lang w:val="hu-HU" w:eastAsia="hu-HU"/>
+        </w:rPr>
+      </w:pPr>
+    </w:p>
+    <w:p>
+      <w:pPr>
+        <w:rPr>
+          <w:b/>
+          <w:sz w:val="32"/>
+          <w:szCs w:val="32"/>
+          <w:lang w:val="hu-HU" w:eastAsia="hu-HU"/>
+        </w:rPr>
+      </w:pPr>
+    </w:p>
+    <w:p>
+      <w:pPr>
+        <w:rPr>
+          <w:b/>
+          <w:sz w:val="32"/>
+          <w:szCs w:val="32"/>
+          <w:lang w:val="hu-HU" w:eastAsia="hu-HU"/>
+        </w:rPr>
+      </w:pPr>
+      <w:r>
+        <w:rPr>
+          <w:b/>
+          <w:sz w:val="32"/>
+          <w:szCs w:val="32"/>
+          <w:lang w:val="hu-HU" w:eastAsia="hu-HU"/>
+        </w:rPr>
+        <w:lastRenderedPageBreak/>
+        <w:t>3.Navigációs lehetőségek:</w:t>
+      </w:r>
+    </w:p>
+    <w:p>
+      <w:pPr>
+        <w:pStyle w:val="ds-markdown-paragraph"/>
+        <w:numPr>
+          <w:ilvl w:val="0"/>
+          <w:numId w:val="35"/>
+        </w:numPr>
+        <w:rPr>
+          <w:rFonts w:asciiTheme="minorHAnsi" w:hAnsiTheme="minorHAnsi" w:cstheme="minorHAnsi"/>
+          <w:sz w:val="32"/>
+          <w:szCs w:val="32"/>
+        </w:rPr>
+      </w:pPr>
+      <w:r>
+        <w:rPr>
+          <w:rStyle w:val="Kiemels2"/>
+          <w:rFonts w:asciiTheme="minorHAnsi" w:hAnsiTheme="minorHAnsi" w:cstheme="minorHAnsi"/>
+          <w:sz w:val="32"/>
+          <w:szCs w:val="32"/>
+        </w:rPr>
+        <w:t>Vissza a kosárhoz</w:t>
+      </w:r>
+      <w:r>
+        <w:rPr>
+          <w:rFonts w:asciiTheme="minorHAnsi" w:hAnsiTheme="minorHAnsi" w:cstheme="minorHAnsi"/>
+          <w:sz w:val="32"/>
+          <w:szCs w:val="32"/>
+        </w:rPr>
+        <w:t xml:space="preserve"> gomb:</w:t>
+      </w:r>
+    </w:p>
+    <w:p>
+      <w:pPr>
+        <w:pStyle w:val="ds-markdown-paragraph"/>
+        <w:numPr>
+          <w:ilvl w:val="1"/>
+          <w:numId w:val="35"/>
+        </w:numPr>
+        <w:rPr>
+          <w:rFonts w:asciiTheme="minorHAnsi" w:hAnsiTheme="minorHAnsi" w:cstheme="minorHAnsi"/>
+          <w:sz w:val="32"/>
+          <w:szCs w:val="32"/>
+        </w:rPr>
+      </w:pPr>
+      <w:r>
+        <w:rPr>
+          <w:rFonts w:asciiTheme="minorHAnsi" w:hAnsiTheme="minorHAnsi" w:cstheme="minorHAnsi"/>
+          <w:sz w:val="32"/>
+          <w:szCs w:val="32"/>
+        </w:rPr>
+        <w:t>Lehetőség a kosár tartalmának módosítására</w:t>
+      </w:r>
+    </w:p>
+    <w:p>
+      <w:pPr>
+        <w:pStyle w:val="ds-markdown-paragraph"/>
+        <w:numPr>
+          <w:ilvl w:val="1"/>
+          <w:numId w:val="35"/>
+        </w:numPr>
+        <w:rPr>
+          <w:rFonts w:asciiTheme="minorHAnsi" w:hAnsiTheme="minorHAnsi" w:cstheme="minorHAnsi"/>
+          <w:sz w:val="32"/>
+          <w:szCs w:val="32"/>
+        </w:rPr>
+      </w:pPr>
+      <w:r>
+        <w:rPr>
+          <w:rFonts w:asciiTheme="minorHAnsi" w:hAnsiTheme="minorHAnsi" w:cstheme="minorHAnsi"/>
+          <w:sz w:val="32"/>
+          <w:szCs w:val="32"/>
+        </w:rPr>
+        <w:t>A vásárlási folyamat megszakítása nélkül</w:t>
+      </w:r>
+    </w:p>
+    <w:p>
+      <w:pPr>
+        <w:rPr>
+          <w:b/>
+          <w:sz w:val="32"/>
+          <w:szCs w:val="32"/>
+          <w:lang w:val="hu-HU" w:eastAsia="hu-HU"/>
+        </w:rPr>
+      </w:pPr>
+      <w:bookmarkStart w:id="1" w:name="_GoBack"/>
+      <w:bookmarkEnd w:id="1"/>
+    </w:p>
     <w:sectPr>
-      <w:footerReference w:type="default" r:id="rId17"/>
+      <w:footerReference w:type="default" r:id="rId26"/>
       <w:pgSz w:w="11906" w:h="16838"/>
       <w:pgMar w:top="1417" w:right="1417" w:bottom="1417" w:left="1417" w:header="708" w:footer="708" w:gutter="0"/>
       <w:pgNumType w:fmt="upperRoman" w:start="1"/>
@@ -7338,7 +10964,7 @@
             <w:rStyle w:val="Oldalszm"/>
             <w:noProof/>
           </w:rPr>
-          <w:t>I</w:t>
+          <w:t>XXII</w:t>
         </w:r>
         <w:r>
           <w:rPr>
@@ -7424,6 +11050,304 @@
 <file path=word/numbering.xml><?xml version="1.0" encoding="utf-8"?>
 <w:numbering xmlns:wpc="http://schemas.microsoft.com/office/word/2010/wordprocessingCanvas" xmlns:cx="http://schemas.microsoft.com/office/drawing/2014/chartex" xmlns:cx1="http://schemas.microsoft.com/office/drawing/2015/9/8/chartex" xmlns:mc="http://schemas.openxmlformats.org/markup-compatibility/2006" xmlns:o="urn:schemas-microsoft-com:office:office" xmlns:r="http://schemas.openxmlformats.org/officeDocument/2006/relationships" xmlns:m="http://schemas.openxmlformats.org/officeDocument/2006/math" xmlns:v="urn:schemas-microsoft-com:vml" xmlns:wp14="http://schemas.microsoft.com/office/word/2010/wordprocessingDrawing" xmlns:wp="http://schemas.openxmlformats.org/drawingml/2006/wordprocessingDrawing" xmlns:w10="urn:schemas-microsoft-com:office:word" xmlns:w="http://schemas.openxmlformats.org/wordprocessingml/2006/main" xmlns:w14="http://schemas.microsoft.com/office/word/2010/wordml" xmlns:w15="http://schemas.microsoft.com/office/word/2012/wordml" xmlns:w16se="http://schemas.microsoft.com/office/word/2015/wordml/symex" xmlns:wpg="http://schemas.microsoft.com/office/word/2010/wordprocessingGroup" xmlns:wpi="http://schemas.microsoft.com/office/word/2010/wordprocessingInk" xmlns:wne="http://schemas.microsoft.com/office/word/2006/wordml" xmlns:wps="http://schemas.microsoft.com/office/word/2010/wordprocessingShape" mc:Ignorable="w14 w15 w16se wp14">
   <w:abstractNum w:abstractNumId="0" w15:restartNumberingAfterBreak="0">
+    <w:nsid w:val="0B4E6D90"/>
+    <w:multiLevelType w:val="multilevel"/>
+    <w:tmpl w:val="07048012"/>
+    <w:lvl w:ilvl="0">
+      <w:start w:val="1"/>
+      <w:numFmt w:val="bullet"/>
+      <w:lvlText w:val=""/>
+      <w:lvlJc w:val="left"/>
+      <w:pPr>
+        <w:tabs>
+          <w:tab w:val="num" w:pos="720"/>
+        </w:tabs>
+        <w:ind w:left="720" w:hanging="360"/>
+      </w:pPr>
+      <w:rPr>
+        <w:rFonts w:ascii="Symbol" w:hAnsi="Symbol" w:hint="default"/>
+        <w:sz w:val="20"/>
+      </w:rPr>
+    </w:lvl>
+    <w:lvl w:ilvl="1" w:tentative="1">
+      <w:start w:val="1"/>
+      <w:numFmt w:val="bullet"/>
+      <w:lvlText w:val="o"/>
+      <w:lvlJc w:val="left"/>
+      <w:pPr>
+        <w:tabs>
+          <w:tab w:val="num" w:pos="1440"/>
+        </w:tabs>
+        <w:ind w:left="1440" w:hanging="360"/>
+      </w:pPr>
+      <w:rPr>
+        <w:rFonts w:ascii="Courier New" w:hAnsi="Courier New" w:hint="default"/>
+        <w:sz w:val="20"/>
+      </w:rPr>
+    </w:lvl>
+    <w:lvl w:ilvl="2" w:tentative="1">
+      <w:start w:val="1"/>
+      <w:numFmt w:val="bullet"/>
+      <w:lvlText w:val=""/>
+      <w:lvlJc w:val="left"/>
+      <w:pPr>
+        <w:tabs>
+          <w:tab w:val="num" w:pos="2160"/>
+        </w:tabs>
+        <w:ind w:left="2160" w:hanging="360"/>
+      </w:pPr>
+      <w:rPr>
+        <w:rFonts w:ascii="Wingdings" w:hAnsi="Wingdings" w:hint="default"/>
+        <w:sz w:val="20"/>
+      </w:rPr>
+    </w:lvl>
+    <w:lvl w:ilvl="3" w:tentative="1">
+      <w:start w:val="1"/>
+      <w:numFmt w:val="bullet"/>
+      <w:lvlText w:val=""/>
+      <w:lvlJc w:val="left"/>
+      <w:pPr>
+        <w:tabs>
+          <w:tab w:val="num" w:pos="2880"/>
+        </w:tabs>
+        <w:ind w:left="2880" w:hanging="360"/>
+      </w:pPr>
+      <w:rPr>
+        <w:rFonts w:ascii="Wingdings" w:hAnsi="Wingdings" w:hint="default"/>
+        <w:sz w:val="20"/>
+      </w:rPr>
+    </w:lvl>
+    <w:lvl w:ilvl="4" w:tentative="1">
+      <w:start w:val="1"/>
+      <w:numFmt w:val="bullet"/>
+      <w:lvlText w:val=""/>
+      <w:lvlJc w:val="left"/>
+      <w:pPr>
+        <w:tabs>
+          <w:tab w:val="num" w:pos="3600"/>
+        </w:tabs>
+        <w:ind w:left="3600" w:hanging="360"/>
+      </w:pPr>
+      <w:rPr>
+        <w:rFonts w:ascii="Wingdings" w:hAnsi="Wingdings" w:hint="default"/>
+        <w:sz w:val="20"/>
+      </w:rPr>
+    </w:lvl>
+    <w:lvl w:ilvl="5" w:tentative="1">
+      <w:start w:val="1"/>
+      <w:numFmt w:val="bullet"/>
+      <w:lvlText w:val=""/>
+      <w:lvlJc w:val="left"/>
+      <w:pPr>
+        <w:tabs>
+          <w:tab w:val="num" w:pos="4320"/>
+        </w:tabs>
+        <w:ind w:left="4320" w:hanging="360"/>
+      </w:pPr>
+      <w:rPr>
+        <w:rFonts w:ascii="Wingdings" w:hAnsi="Wingdings" w:hint="default"/>
+        <w:sz w:val="20"/>
+      </w:rPr>
+    </w:lvl>
+    <w:lvl w:ilvl="6" w:tentative="1">
+      <w:start w:val="1"/>
+      <w:numFmt w:val="bullet"/>
+      <w:lvlText w:val=""/>
+      <w:lvlJc w:val="left"/>
+      <w:pPr>
+        <w:tabs>
+          <w:tab w:val="num" w:pos="5040"/>
+        </w:tabs>
+        <w:ind w:left="5040" w:hanging="360"/>
+      </w:pPr>
+      <w:rPr>
+        <w:rFonts w:ascii="Wingdings" w:hAnsi="Wingdings" w:hint="default"/>
+        <w:sz w:val="20"/>
+      </w:rPr>
+    </w:lvl>
+    <w:lvl w:ilvl="7" w:tentative="1">
+      <w:start w:val="1"/>
+      <w:numFmt w:val="bullet"/>
+      <w:lvlText w:val=""/>
+      <w:lvlJc w:val="left"/>
+      <w:pPr>
+        <w:tabs>
+          <w:tab w:val="num" w:pos="5760"/>
+        </w:tabs>
+        <w:ind w:left="5760" w:hanging="360"/>
+      </w:pPr>
+      <w:rPr>
+        <w:rFonts w:ascii="Wingdings" w:hAnsi="Wingdings" w:hint="default"/>
+        <w:sz w:val="20"/>
+      </w:rPr>
+    </w:lvl>
+    <w:lvl w:ilvl="8" w:tentative="1">
+      <w:start w:val="1"/>
+      <w:numFmt w:val="bullet"/>
+      <w:lvlText w:val=""/>
+      <w:lvlJc w:val="left"/>
+      <w:pPr>
+        <w:tabs>
+          <w:tab w:val="num" w:pos="6480"/>
+        </w:tabs>
+        <w:ind w:left="6480" w:hanging="360"/>
+      </w:pPr>
+      <w:rPr>
+        <w:rFonts w:ascii="Wingdings" w:hAnsi="Wingdings" w:hint="default"/>
+        <w:sz w:val="20"/>
+      </w:rPr>
+    </w:lvl>
+  </w:abstractNum>
+  <w:abstractNum w:abstractNumId="1" w15:restartNumberingAfterBreak="0">
+    <w:nsid w:val="103A39A6"/>
+    <w:multiLevelType w:val="multilevel"/>
+    <w:tmpl w:val="C792AEE0"/>
+    <w:lvl w:ilvl="0">
+      <w:start w:val="1"/>
+      <w:numFmt w:val="bullet"/>
+      <w:lvlText w:val=""/>
+      <w:lvlJc w:val="left"/>
+      <w:pPr>
+        <w:tabs>
+          <w:tab w:val="num" w:pos="720"/>
+        </w:tabs>
+        <w:ind w:left="720" w:hanging="360"/>
+      </w:pPr>
+      <w:rPr>
+        <w:rFonts w:ascii="Symbol" w:hAnsi="Symbol" w:hint="default"/>
+        <w:sz w:val="20"/>
+      </w:rPr>
+    </w:lvl>
+    <w:lvl w:ilvl="1" w:tentative="1">
+      <w:start w:val="1"/>
+      <w:numFmt w:val="bullet"/>
+      <w:lvlText w:val="o"/>
+      <w:lvlJc w:val="left"/>
+      <w:pPr>
+        <w:tabs>
+          <w:tab w:val="num" w:pos="1440"/>
+        </w:tabs>
+        <w:ind w:left="1440" w:hanging="360"/>
+      </w:pPr>
+      <w:rPr>
+        <w:rFonts w:ascii="Courier New" w:hAnsi="Courier New" w:hint="default"/>
+        <w:sz w:val="20"/>
+      </w:rPr>
+    </w:lvl>
+    <w:lvl w:ilvl="2" w:tentative="1">
+      <w:start w:val="1"/>
+      <w:numFmt w:val="bullet"/>
+      <w:lvlText w:val=""/>
+      <w:lvlJc w:val="left"/>
+      <w:pPr>
+        <w:tabs>
+          <w:tab w:val="num" w:pos="2160"/>
+        </w:tabs>
+        <w:ind w:left="2160" w:hanging="360"/>
+      </w:pPr>
+      <w:rPr>
+        <w:rFonts w:ascii="Wingdings" w:hAnsi="Wingdings" w:hint="default"/>
+        <w:sz w:val="20"/>
+      </w:rPr>
+    </w:lvl>
+    <w:lvl w:ilvl="3" w:tentative="1">
+      <w:start w:val="1"/>
+      <w:numFmt w:val="bullet"/>
+      <w:lvlText w:val=""/>
+      <w:lvlJc w:val="left"/>
+      <w:pPr>
+        <w:tabs>
+          <w:tab w:val="num" w:pos="2880"/>
+        </w:tabs>
+        <w:ind w:left="2880" w:hanging="360"/>
+      </w:pPr>
+      <w:rPr>
+        <w:rFonts w:ascii="Wingdings" w:hAnsi="Wingdings" w:hint="default"/>
+        <w:sz w:val="20"/>
+      </w:rPr>
+    </w:lvl>
+    <w:lvl w:ilvl="4" w:tentative="1">
+      <w:start w:val="1"/>
+      <w:numFmt w:val="bullet"/>
+      <w:lvlText w:val=""/>
+      <w:lvlJc w:val="left"/>
+      <w:pPr>
+        <w:tabs>
+          <w:tab w:val="num" w:pos="3600"/>
+        </w:tabs>
+        <w:ind w:left="3600" w:hanging="360"/>
+      </w:pPr>
+      <w:rPr>
+        <w:rFonts w:ascii="Wingdings" w:hAnsi="Wingdings" w:hint="default"/>
+        <w:sz w:val="20"/>
+      </w:rPr>
+    </w:lvl>
+    <w:lvl w:ilvl="5" w:tentative="1">
+      <w:start w:val="1"/>
+      <w:numFmt w:val="bullet"/>
+      <w:lvlText w:val=""/>
+      <w:lvlJc w:val="left"/>
+      <w:pPr>
+        <w:tabs>
+          <w:tab w:val="num" w:pos="4320"/>
+        </w:tabs>
+        <w:ind w:left="4320" w:hanging="360"/>
+      </w:pPr>
+      <w:rPr>
+        <w:rFonts w:ascii="Wingdings" w:hAnsi="Wingdings" w:hint="default"/>
+        <w:sz w:val="20"/>
+      </w:rPr>
+    </w:lvl>
+    <w:lvl w:ilvl="6" w:tentative="1">
+      <w:start w:val="1"/>
+      <w:numFmt w:val="bullet"/>
+      <w:lvlText w:val=""/>
+      <w:lvlJc w:val="left"/>
+      <w:pPr>
+        <w:tabs>
+          <w:tab w:val="num" w:pos="5040"/>
+        </w:tabs>
+        <w:ind w:left="5040" w:hanging="360"/>
+      </w:pPr>
+      <w:rPr>
+        <w:rFonts w:ascii="Wingdings" w:hAnsi="Wingdings" w:hint="default"/>
+        <w:sz w:val="20"/>
+      </w:rPr>
+    </w:lvl>
+    <w:lvl w:ilvl="7" w:tentative="1">
+      <w:start w:val="1"/>
+      <w:numFmt w:val="bullet"/>
+      <w:lvlText w:val=""/>
+      <w:lvlJc w:val="left"/>
+      <w:pPr>
+        <w:tabs>
+          <w:tab w:val="num" w:pos="5760"/>
+        </w:tabs>
+        <w:ind w:left="5760" w:hanging="360"/>
+      </w:pPr>
+      <w:rPr>
+        <w:rFonts w:ascii="Wingdings" w:hAnsi="Wingdings" w:hint="default"/>
+        <w:sz w:val="20"/>
+      </w:rPr>
+    </w:lvl>
+    <w:lvl w:ilvl="8" w:tentative="1">
+      <w:start w:val="1"/>
+      <w:numFmt w:val="bullet"/>
+      <w:lvlText w:val=""/>
+      <w:lvlJc w:val="left"/>
+      <w:pPr>
+        <w:tabs>
+          <w:tab w:val="num" w:pos="6480"/>
+        </w:tabs>
+        <w:ind w:left="6480" w:hanging="360"/>
+      </w:pPr>
+      <w:rPr>
+        <w:rFonts w:ascii="Wingdings" w:hAnsi="Wingdings" w:hint="default"/>
+        <w:sz w:val="20"/>
+      </w:rPr>
+    </w:lvl>
+  </w:abstractNum>
+  <w:abstractNum w:abstractNumId="2" w15:restartNumberingAfterBreak="0">
     <w:nsid w:val="110100D3"/>
     <w:multiLevelType w:val="multilevel"/>
     <w:tmpl w:val="75C814E8"/>
@@ -7572,7 +11496,156 @@
       </w:rPr>
     </w:lvl>
   </w:abstractNum>
-  <w:abstractNum w:abstractNumId="1" w15:restartNumberingAfterBreak="0">
+  <w:abstractNum w:abstractNumId="3" w15:restartNumberingAfterBreak="0">
+    <w:nsid w:val="13641AD3"/>
+    <w:multiLevelType w:val="multilevel"/>
+    <w:tmpl w:val="97A04C12"/>
+    <w:lvl w:ilvl="0">
+      <w:start w:val="1"/>
+      <w:numFmt w:val="bullet"/>
+      <w:lvlText w:val=""/>
+      <w:lvlJc w:val="left"/>
+      <w:pPr>
+        <w:tabs>
+          <w:tab w:val="num" w:pos="720"/>
+        </w:tabs>
+        <w:ind w:left="720" w:hanging="360"/>
+      </w:pPr>
+      <w:rPr>
+        <w:rFonts w:ascii="Symbol" w:hAnsi="Symbol" w:hint="default"/>
+        <w:sz w:val="20"/>
+      </w:rPr>
+    </w:lvl>
+    <w:lvl w:ilvl="1" w:tentative="1">
+      <w:start w:val="1"/>
+      <w:numFmt w:val="bullet"/>
+      <w:lvlText w:val="o"/>
+      <w:lvlJc w:val="left"/>
+      <w:pPr>
+        <w:tabs>
+          <w:tab w:val="num" w:pos="1440"/>
+        </w:tabs>
+        <w:ind w:left="1440" w:hanging="360"/>
+      </w:pPr>
+      <w:rPr>
+        <w:rFonts w:ascii="Courier New" w:hAnsi="Courier New" w:hint="default"/>
+        <w:sz w:val="20"/>
+      </w:rPr>
+    </w:lvl>
+    <w:lvl w:ilvl="2" w:tentative="1">
+      <w:start w:val="1"/>
+      <w:numFmt w:val="bullet"/>
+      <w:lvlText w:val=""/>
+      <w:lvlJc w:val="left"/>
+      <w:pPr>
+        <w:tabs>
+          <w:tab w:val="num" w:pos="2160"/>
+        </w:tabs>
+        <w:ind w:left="2160" w:hanging="360"/>
+      </w:pPr>
+      <w:rPr>
+        <w:rFonts w:ascii="Wingdings" w:hAnsi="Wingdings" w:hint="default"/>
+        <w:sz w:val="20"/>
+      </w:rPr>
+    </w:lvl>
+    <w:lvl w:ilvl="3" w:tentative="1">
+      <w:start w:val="1"/>
+      <w:numFmt w:val="bullet"/>
+      <w:lvlText w:val=""/>
+      <w:lvlJc w:val="left"/>
+      <w:pPr>
+        <w:tabs>
+          <w:tab w:val="num" w:pos="2880"/>
+        </w:tabs>
+        <w:ind w:left="2880" w:hanging="360"/>
+      </w:pPr>
+      <w:rPr>
+        <w:rFonts w:ascii="Wingdings" w:hAnsi="Wingdings" w:hint="default"/>
+        <w:sz w:val="20"/>
+      </w:rPr>
+    </w:lvl>
+    <w:lvl w:ilvl="4" w:tentative="1">
+      <w:start w:val="1"/>
+      <w:numFmt w:val="bullet"/>
+      <w:lvlText w:val=""/>
+      <w:lvlJc w:val="left"/>
+      <w:pPr>
+        <w:tabs>
+          <w:tab w:val="num" w:pos="3600"/>
+        </w:tabs>
+        <w:ind w:left="3600" w:hanging="360"/>
+      </w:pPr>
+      <w:rPr>
+        <w:rFonts w:ascii="Wingdings" w:hAnsi="Wingdings" w:hint="default"/>
+        <w:sz w:val="20"/>
+      </w:rPr>
+    </w:lvl>
+    <w:lvl w:ilvl="5" w:tentative="1">
+      <w:start w:val="1"/>
+      <w:numFmt w:val="bullet"/>
+      <w:lvlText w:val=""/>
+      <w:lvlJc w:val="left"/>
+      <w:pPr>
+        <w:tabs>
+          <w:tab w:val="num" w:pos="4320"/>
+        </w:tabs>
+        <w:ind w:left="4320" w:hanging="360"/>
+      </w:pPr>
+      <w:rPr>
+        <w:rFonts w:ascii="Wingdings" w:hAnsi="Wingdings" w:hint="default"/>
+        <w:sz w:val="20"/>
+      </w:rPr>
+    </w:lvl>
+    <w:lvl w:ilvl="6" w:tentative="1">
+      <w:start w:val="1"/>
+      <w:numFmt w:val="bullet"/>
+      <w:lvlText w:val=""/>
+      <w:lvlJc w:val="left"/>
+      <w:pPr>
+        <w:tabs>
+          <w:tab w:val="num" w:pos="5040"/>
+        </w:tabs>
+        <w:ind w:left="5040" w:hanging="360"/>
+      </w:pPr>
+      <w:rPr>
+        <w:rFonts w:ascii="Wingdings" w:hAnsi="Wingdings" w:hint="default"/>
+        <w:sz w:val="20"/>
+      </w:rPr>
+    </w:lvl>
+    <w:lvl w:ilvl="7" w:tentative="1">
+      <w:start w:val="1"/>
+      <w:numFmt w:val="bullet"/>
+      <w:lvlText w:val=""/>
+      <w:lvlJc w:val="left"/>
+      <w:pPr>
+        <w:tabs>
+          <w:tab w:val="num" w:pos="5760"/>
+        </w:tabs>
+        <w:ind w:left="5760" w:hanging="360"/>
+      </w:pPr>
+      <w:rPr>
+        <w:rFonts w:ascii="Wingdings" w:hAnsi="Wingdings" w:hint="default"/>
+        <w:sz w:val="20"/>
+      </w:rPr>
+    </w:lvl>
+    <w:lvl w:ilvl="8" w:tentative="1">
+      <w:start w:val="1"/>
+      <w:numFmt w:val="bullet"/>
+      <w:lvlText w:val=""/>
+      <w:lvlJc w:val="left"/>
+      <w:pPr>
+        <w:tabs>
+          <w:tab w:val="num" w:pos="6480"/>
+        </w:tabs>
+        <w:ind w:left="6480" w:hanging="360"/>
+      </w:pPr>
+      <w:rPr>
+        <w:rFonts w:ascii="Wingdings" w:hAnsi="Wingdings" w:hint="default"/>
+        <w:sz w:val="20"/>
+      </w:rPr>
+    </w:lvl>
+  </w:abstractNum>
+  <w:abstractNum w:abstractNumId="4" w15:restartNumberingAfterBreak="0">
     <w:nsid w:val="141649D4"/>
     <w:multiLevelType w:val="multilevel"/>
     <w:tmpl w:val="03AC304E"/>
@@ -7721,7 +11794,305 @@
       </w:rPr>
     </w:lvl>
   </w:abstractNum>
-  <w:abstractNum w:abstractNumId="2" w15:restartNumberingAfterBreak="0">
+  <w:abstractNum w:abstractNumId="5" w15:restartNumberingAfterBreak="0">
+    <w:nsid w:val="17CE6087"/>
+    <w:multiLevelType w:val="multilevel"/>
+    <w:tmpl w:val="DBFCD5E2"/>
+    <w:lvl w:ilvl="0">
+      <w:start w:val="1"/>
+      <w:numFmt w:val="bullet"/>
+      <w:lvlText w:val=""/>
+      <w:lvlJc w:val="left"/>
+      <w:pPr>
+        <w:tabs>
+          <w:tab w:val="num" w:pos="720"/>
+        </w:tabs>
+        <w:ind w:left="720" w:hanging="360"/>
+      </w:pPr>
+      <w:rPr>
+        <w:rFonts w:ascii="Symbol" w:hAnsi="Symbol" w:hint="default"/>
+        <w:sz w:val="20"/>
+      </w:rPr>
+    </w:lvl>
+    <w:lvl w:ilvl="1" w:tentative="1">
+      <w:start w:val="1"/>
+      <w:numFmt w:val="bullet"/>
+      <w:lvlText w:val="o"/>
+      <w:lvlJc w:val="left"/>
+      <w:pPr>
+        <w:tabs>
+          <w:tab w:val="num" w:pos="1440"/>
+        </w:tabs>
+        <w:ind w:left="1440" w:hanging="360"/>
+      </w:pPr>
+      <w:rPr>
+        <w:rFonts w:ascii="Courier New" w:hAnsi="Courier New" w:hint="default"/>
+        <w:sz w:val="20"/>
+      </w:rPr>
+    </w:lvl>
+    <w:lvl w:ilvl="2" w:tentative="1">
+      <w:start w:val="1"/>
+      <w:numFmt w:val="bullet"/>
+      <w:lvlText w:val=""/>
+      <w:lvlJc w:val="left"/>
+      <w:pPr>
+        <w:tabs>
+          <w:tab w:val="num" w:pos="2160"/>
+        </w:tabs>
+        <w:ind w:left="2160" w:hanging="360"/>
+      </w:pPr>
+      <w:rPr>
+        <w:rFonts w:ascii="Wingdings" w:hAnsi="Wingdings" w:hint="default"/>
+        <w:sz w:val="20"/>
+      </w:rPr>
+    </w:lvl>
+    <w:lvl w:ilvl="3" w:tentative="1">
+      <w:start w:val="1"/>
+      <w:numFmt w:val="bullet"/>
+      <w:lvlText w:val=""/>
+      <w:lvlJc w:val="left"/>
+      <w:pPr>
+        <w:tabs>
+          <w:tab w:val="num" w:pos="2880"/>
+        </w:tabs>
+        <w:ind w:left="2880" w:hanging="360"/>
+      </w:pPr>
+      <w:rPr>
+        <w:rFonts w:ascii="Wingdings" w:hAnsi="Wingdings" w:hint="default"/>
+        <w:sz w:val="20"/>
+      </w:rPr>
+    </w:lvl>
+    <w:lvl w:ilvl="4" w:tentative="1">
+      <w:start w:val="1"/>
+      <w:numFmt w:val="bullet"/>
+      <w:lvlText w:val=""/>
+      <w:lvlJc w:val="left"/>
+      <w:pPr>
+        <w:tabs>
+          <w:tab w:val="num" w:pos="3600"/>
+        </w:tabs>
+        <w:ind w:left="3600" w:hanging="360"/>
+      </w:pPr>
+      <w:rPr>
+        <w:rFonts w:ascii="Wingdings" w:hAnsi="Wingdings" w:hint="default"/>
+        <w:sz w:val="20"/>
+      </w:rPr>
+    </w:lvl>
+    <w:lvl w:ilvl="5" w:tentative="1">
+      <w:start w:val="1"/>
+      <w:numFmt w:val="bullet"/>
+      <w:lvlText w:val=""/>
+      <w:lvlJc w:val="left"/>
+      <w:pPr>
+        <w:tabs>
+          <w:tab w:val="num" w:pos="4320"/>
+        </w:tabs>
+        <w:ind w:left="4320" w:hanging="360"/>
+      </w:pPr>
+      <w:rPr>
+        <w:rFonts w:ascii="Wingdings" w:hAnsi="Wingdings" w:hint="default"/>
+        <w:sz w:val="20"/>
+      </w:rPr>
+    </w:lvl>
+    <w:lvl w:ilvl="6" w:tentative="1">
+      <w:start w:val="1"/>
+      <w:numFmt w:val="bullet"/>
+      <w:lvlText w:val=""/>
+      <w:lvlJc w:val="left"/>
+      <w:pPr>
+        <w:tabs>
+          <w:tab w:val="num" w:pos="5040"/>
+        </w:tabs>
+        <w:ind w:left="5040" w:hanging="360"/>
+      </w:pPr>
+      <w:rPr>
+        <w:rFonts w:ascii="Wingdings" w:hAnsi="Wingdings" w:hint="default"/>
+        <w:sz w:val="20"/>
+      </w:rPr>
+    </w:lvl>
+    <w:lvl w:ilvl="7" w:tentative="1">
+      <w:start w:val="1"/>
+      <w:numFmt w:val="bullet"/>
+      <w:lvlText w:val=""/>
+      <w:lvlJc w:val="left"/>
+      <w:pPr>
+        <w:tabs>
+          <w:tab w:val="num" w:pos="5760"/>
+        </w:tabs>
+        <w:ind w:left="5760" w:hanging="360"/>
+      </w:pPr>
+      <w:rPr>
+        <w:rFonts w:ascii="Wingdings" w:hAnsi="Wingdings" w:hint="default"/>
+        <w:sz w:val="20"/>
+      </w:rPr>
+    </w:lvl>
+    <w:lvl w:ilvl="8" w:tentative="1">
+      <w:start w:val="1"/>
+      <w:numFmt w:val="bullet"/>
+      <w:lvlText w:val=""/>
+      <w:lvlJc w:val="left"/>
+      <w:pPr>
+        <w:tabs>
+          <w:tab w:val="num" w:pos="6480"/>
+        </w:tabs>
+        <w:ind w:left="6480" w:hanging="360"/>
+      </w:pPr>
+      <w:rPr>
+        <w:rFonts w:ascii="Wingdings" w:hAnsi="Wingdings" w:hint="default"/>
+        <w:sz w:val="20"/>
+      </w:rPr>
+    </w:lvl>
+  </w:abstractNum>
+  <w:abstractNum w:abstractNumId="6" w15:restartNumberingAfterBreak="0">
+    <w:nsid w:val="18F05987"/>
+    <w:multiLevelType w:val="multilevel"/>
+    <w:tmpl w:val="A9628010"/>
+    <w:lvl w:ilvl="0">
+      <w:start w:val="1"/>
+      <w:numFmt w:val="bullet"/>
+      <w:lvlText w:val=""/>
+      <w:lvlJc w:val="left"/>
+      <w:pPr>
+        <w:tabs>
+          <w:tab w:val="num" w:pos="720"/>
+        </w:tabs>
+        <w:ind w:left="720" w:hanging="360"/>
+      </w:pPr>
+      <w:rPr>
+        <w:rFonts w:ascii="Symbol" w:hAnsi="Symbol" w:hint="default"/>
+        <w:sz w:val="20"/>
+      </w:rPr>
+    </w:lvl>
+    <w:lvl w:ilvl="1">
+      <w:start w:val="1"/>
+      <w:numFmt w:val="bullet"/>
+      <w:lvlText w:val="o"/>
+      <w:lvlJc w:val="left"/>
+      <w:pPr>
+        <w:tabs>
+          <w:tab w:val="num" w:pos="1440"/>
+        </w:tabs>
+        <w:ind w:left="1440" w:hanging="360"/>
+      </w:pPr>
+      <w:rPr>
+        <w:rFonts w:ascii="Courier New" w:hAnsi="Courier New" w:hint="default"/>
+        <w:sz w:val="20"/>
+      </w:rPr>
+    </w:lvl>
+    <w:lvl w:ilvl="2" w:tentative="1">
+      <w:start w:val="1"/>
+      <w:numFmt w:val="bullet"/>
+      <w:lvlText w:val=""/>
+      <w:lvlJc w:val="left"/>
+      <w:pPr>
+        <w:tabs>
+          <w:tab w:val="num" w:pos="2160"/>
+        </w:tabs>
+        <w:ind w:left="2160" w:hanging="360"/>
+      </w:pPr>
+      <w:rPr>
+        <w:rFonts w:ascii="Wingdings" w:hAnsi="Wingdings" w:hint="default"/>
+        <w:sz w:val="20"/>
+      </w:rPr>
+    </w:lvl>
+    <w:lvl w:ilvl="3" w:tentative="1">
+      <w:start w:val="1"/>
+      <w:numFmt w:val="bullet"/>
+      <w:lvlText w:val=""/>
+      <w:lvlJc w:val="left"/>
+      <w:pPr>
+        <w:tabs>
+          <w:tab w:val="num" w:pos="2880"/>
+        </w:tabs>
+        <w:ind w:left="2880" w:hanging="360"/>
+      </w:pPr>
+      <w:rPr>
+        <w:rFonts w:ascii="Wingdings" w:hAnsi="Wingdings" w:hint="default"/>
+        <w:sz w:val="20"/>
+      </w:rPr>
+    </w:lvl>
+    <w:lvl w:ilvl="4" w:tentative="1">
+      <w:start w:val="1"/>
+      <w:numFmt w:val="bullet"/>
+      <w:lvlText w:val=""/>
+      <w:lvlJc w:val="left"/>
+      <w:pPr>
+        <w:tabs>
+          <w:tab w:val="num" w:pos="3600"/>
+        </w:tabs>
+        <w:ind w:left="3600" w:hanging="360"/>
+      </w:pPr>
+      <w:rPr>
+        <w:rFonts w:ascii="Wingdings" w:hAnsi="Wingdings" w:hint="default"/>
+        <w:sz w:val="20"/>
+      </w:rPr>
+    </w:lvl>
+    <w:lvl w:ilvl="5" w:tentative="1">
+      <w:start w:val="1"/>
+      <w:numFmt w:val="bullet"/>
+      <w:lvlText w:val=""/>
+      <w:lvlJc w:val="left"/>
+      <w:pPr>
+        <w:tabs>
+          <w:tab w:val="num" w:pos="4320"/>
+        </w:tabs>
+        <w:ind w:left="4320" w:hanging="360"/>
+      </w:pPr>
+      <w:rPr>
+        <w:rFonts w:ascii="Wingdings" w:hAnsi="Wingdings" w:hint="default"/>
+        <w:sz w:val="20"/>
+      </w:rPr>
+    </w:lvl>
+    <w:lvl w:ilvl="6" w:tentative="1">
+      <w:start w:val="1"/>
+      <w:numFmt w:val="bullet"/>
+      <w:lvlText w:val=""/>
+      <w:lvlJc w:val="left"/>
+      <w:pPr>
+        <w:tabs>
+          <w:tab w:val="num" w:pos="5040"/>
+        </w:tabs>
+        <w:ind w:left="5040" w:hanging="360"/>
+      </w:pPr>
+      <w:rPr>
+        <w:rFonts w:ascii="Wingdings" w:hAnsi="Wingdings" w:hint="default"/>
+        <w:sz w:val="20"/>
+      </w:rPr>
+    </w:lvl>
+    <w:lvl w:ilvl="7" w:tentative="1">
+      <w:start w:val="1"/>
+      <w:numFmt w:val="bullet"/>
+      <w:lvlText w:val=""/>
+      <w:lvlJc w:val="left"/>
+      <w:pPr>
+        <w:tabs>
+          <w:tab w:val="num" w:pos="5760"/>
+        </w:tabs>
+        <w:ind w:left="5760" w:hanging="360"/>
+      </w:pPr>
+      <w:rPr>
+        <w:rFonts w:ascii="Wingdings" w:hAnsi="Wingdings" w:hint="default"/>
+        <w:sz w:val="20"/>
+      </w:rPr>
+    </w:lvl>
+    <w:lvl w:ilvl="8" w:tentative="1">
+      <w:start w:val="1"/>
+      <w:numFmt w:val="bullet"/>
+      <w:lvlText w:val=""/>
+      <w:lvlJc w:val="left"/>
+      <w:pPr>
+        <w:tabs>
+          <w:tab w:val="num" w:pos="6480"/>
+        </w:tabs>
+        <w:ind w:left="6480" w:hanging="360"/>
+      </w:pPr>
+      <w:rPr>
+        <w:rFonts w:ascii="Wingdings" w:hAnsi="Wingdings" w:hint="default"/>
+        <w:sz w:val="20"/>
+      </w:rPr>
+    </w:lvl>
+  </w:abstractNum>
+  <w:abstractNum w:abstractNumId="7" w15:restartNumberingAfterBreak="0">
     <w:nsid w:val="1B6B1594"/>
     <w:multiLevelType w:val="multilevel"/>
     <w:tmpl w:val="2190F3DA"/>
@@ -7870,10 +12241,10 @@
       </w:rPr>
     </w:lvl>
   </w:abstractNum>
-  <w:abstractNum w:abstractNumId="3" w15:restartNumberingAfterBreak="0">
+  <w:abstractNum w:abstractNumId="8" w15:restartNumberingAfterBreak="0">
     <w:nsid w:val="245D4897"/>
     <w:multiLevelType w:val="multilevel"/>
-    <w:tmpl w:val="F904BEAE"/>
+    <w:tmpl w:val="4892A0CE"/>
     <w:lvl w:ilvl="0">
       <w:start w:val="1"/>
       <w:numFmt w:val="bullet"/>
@@ -7890,6 +12261,151 @@
         <w:sz w:val="20"/>
       </w:rPr>
     </w:lvl>
+    <w:lvl w:ilvl="1">
+      <w:start w:val="1"/>
+      <w:numFmt w:val="decimal"/>
+      <w:lvlText w:val="%2."/>
+      <w:lvlJc w:val="left"/>
+      <w:pPr>
+        <w:ind w:left="1440" w:hanging="360"/>
+      </w:pPr>
+      <w:rPr>
+        <w:rFonts w:hint="default"/>
+      </w:rPr>
+    </w:lvl>
+    <w:lvl w:ilvl="2" w:tentative="1">
+      <w:start w:val="1"/>
+      <w:numFmt w:val="bullet"/>
+      <w:lvlText w:val=""/>
+      <w:lvlJc w:val="left"/>
+      <w:pPr>
+        <w:tabs>
+          <w:tab w:val="num" w:pos="2160"/>
+        </w:tabs>
+        <w:ind w:left="2160" w:hanging="360"/>
+      </w:pPr>
+      <w:rPr>
+        <w:rFonts w:ascii="Wingdings" w:hAnsi="Wingdings" w:hint="default"/>
+        <w:sz w:val="20"/>
+      </w:rPr>
+    </w:lvl>
+    <w:lvl w:ilvl="3" w:tentative="1">
+      <w:start w:val="1"/>
+      <w:numFmt w:val="bullet"/>
+      <w:lvlText w:val=""/>
+      <w:lvlJc w:val="left"/>
+      <w:pPr>
+        <w:tabs>
+          <w:tab w:val="num" w:pos="2880"/>
+        </w:tabs>
+        <w:ind w:left="2880" w:hanging="360"/>
+      </w:pPr>
+      <w:rPr>
+        <w:rFonts w:ascii="Wingdings" w:hAnsi="Wingdings" w:hint="default"/>
+        <w:sz w:val="20"/>
+      </w:rPr>
+    </w:lvl>
+    <w:lvl w:ilvl="4" w:tentative="1">
+      <w:start w:val="1"/>
+      <w:numFmt w:val="bullet"/>
+      <w:lvlText w:val=""/>
+      <w:lvlJc w:val="left"/>
+      <w:pPr>
+        <w:tabs>
+          <w:tab w:val="num" w:pos="3600"/>
+        </w:tabs>
+        <w:ind w:left="3600" w:hanging="360"/>
+      </w:pPr>
+      <w:rPr>
+        <w:rFonts w:ascii="Wingdings" w:hAnsi="Wingdings" w:hint="default"/>
+        <w:sz w:val="20"/>
+      </w:rPr>
+    </w:lvl>
+    <w:lvl w:ilvl="5" w:tentative="1">
+      <w:start w:val="1"/>
+      <w:numFmt w:val="bullet"/>
+      <w:lvlText w:val=""/>
+      <w:lvlJc w:val="left"/>
+      <w:pPr>
+        <w:tabs>
+          <w:tab w:val="num" w:pos="4320"/>
+        </w:tabs>
+        <w:ind w:left="4320" w:hanging="360"/>
+      </w:pPr>
+      <w:rPr>
+        <w:rFonts w:ascii="Wingdings" w:hAnsi="Wingdings" w:hint="default"/>
+        <w:sz w:val="20"/>
+      </w:rPr>
+    </w:lvl>
+    <w:lvl w:ilvl="6" w:tentative="1">
+      <w:start w:val="1"/>
+      <w:numFmt w:val="bullet"/>
+      <w:lvlText w:val=""/>
+      <w:lvlJc w:val="left"/>
+      <w:pPr>
+        <w:tabs>
+          <w:tab w:val="num" w:pos="5040"/>
+        </w:tabs>
+        <w:ind w:left="5040" w:hanging="360"/>
+      </w:pPr>
+      <w:rPr>
+        <w:rFonts w:ascii="Wingdings" w:hAnsi="Wingdings" w:hint="default"/>
+        <w:sz w:val="20"/>
+      </w:rPr>
+    </w:lvl>
+    <w:lvl w:ilvl="7" w:tentative="1">
+      <w:start w:val="1"/>
+      <w:numFmt w:val="bullet"/>
+      <w:lvlText w:val=""/>
+      <w:lvlJc w:val="left"/>
+      <w:pPr>
+        <w:tabs>
+          <w:tab w:val="num" w:pos="5760"/>
+        </w:tabs>
+        <w:ind w:left="5760" w:hanging="360"/>
+      </w:pPr>
+      <w:rPr>
+        <w:rFonts w:ascii="Wingdings" w:hAnsi="Wingdings" w:hint="default"/>
+        <w:sz w:val="20"/>
+      </w:rPr>
+    </w:lvl>
+    <w:lvl w:ilvl="8" w:tentative="1">
+      <w:start w:val="1"/>
+      <w:numFmt w:val="bullet"/>
+      <w:lvlText w:val=""/>
+      <w:lvlJc w:val="left"/>
+      <w:pPr>
+        <w:tabs>
+          <w:tab w:val="num" w:pos="6480"/>
+        </w:tabs>
+        <w:ind w:left="6480" w:hanging="360"/>
+      </w:pPr>
+      <w:rPr>
+        <w:rFonts w:ascii="Wingdings" w:hAnsi="Wingdings" w:hint="default"/>
+        <w:sz w:val="20"/>
+      </w:rPr>
+    </w:lvl>
+  </w:abstractNum>
+  <w:abstractNum w:abstractNumId="9" w15:restartNumberingAfterBreak="0">
+    <w:nsid w:val="24BD1096"/>
+    <w:multiLevelType w:val="multilevel"/>
+    <w:tmpl w:val="E912D84A"/>
+    <w:lvl w:ilvl="0">
+      <w:start w:val="1"/>
+      <w:numFmt w:val="bullet"/>
+      <w:lvlText w:val=""/>
+      <w:lvlJc w:val="left"/>
+      <w:pPr>
+        <w:tabs>
+          <w:tab w:val="num" w:pos="720"/>
+        </w:tabs>
+        <w:ind w:left="720" w:hanging="360"/>
+      </w:pPr>
+      <w:rPr>
+        <w:rFonts w:ascii="Symbol" w:hAnsi="Symbol" w:hint="default"/>
+        <w:sz w:val="20"/>
+      </w:rPr>
+    </w:lvl>
     <w:lvl w:ilvl="1" w:tentative="1">
       <w:start w:val="1"/>
       <w:numFmt w:val="bullet"/>
@@ -8019,7 +12535,7 @@
       </w:rPr>
     </w:lvl>
   </w:abstractNum>
-  <w:abstractNum w:abstractNumId="4" w15:restartNumberingAfterBreak="0">
+  <w:abstractNum w:abstractNumId="10" w15:restartNumberingAfterBreak="0">
     <w:nsid w:val="264012AB"/>
     <w:multiLevelType w:val="multilevel"/>
     <w:tmpl w:val="C2A23784"/>
@@ -8168,7 +12684,7 @@
       </w:rPr>
     </w:lvl>
   </w:abstractNum>
-  <w:abstractNum w:abstractNumId="5" w15:restartNumberingAfterBreak="0">
+  <w:abstractNum w:abstractNumId="11" w15:restartNumberingAfterBreak="0">
     <w:nsid w:val="264B45C3"/>
     <w:multiLevelType w:val="multilevel"/>
     <w:tmpl w:val="FBF0B9AA"/>
@@ -8317,7 +12833,7 @@
       </w:rPr>
     </w:lvl>
   </w:abstractNum>
-  <w:abstractNum w:abstractNumId="6" w15:restartNumberingAfterBreak="0">
+  <w:abstractNum w:abstractNumId="12" w15:restartNumberingAfterBreak="0">
     <w:nsid w:val="27120CAB"/>
     <w:multiLevelType w:val="multilevel"/>
     <w:tmpl w:val="63C86C52"/>
@@ -8466,7 +12982,7 @@
       </w:rPr>
     </w:lvl>
   </w:abstractNum>
-  <w:abstractNum w:abstractNumId="7" w15:restartNumberingAfterBreak="0">
+  <w:abstractNum w:abstractNumId="13" w15:restartNumberingAfterBreak="0">
     <w:nsid w:val="2D1E102B"/>
     <w:multiLevelType w:val="hybridMultilevel"/>
     <w:tmpl w:val="D9287DCA"/>
@@ -8555,7 +13071,269 @@
       </w:pPr>
     </w:lvl>
   </w:abstractNum>
-  <w:abstractNum w:abstractNumId="8" w15:restartNumberingAfterBreak="0">
+  <w:abstractNum w:abstractNumId="14" w15:restartNumberingAfterBreak="0">
+    <w:nsid w:val="2FF61D52"/>
+    <w:multiLevelType w:val="multilevel"/>
+    <w:tmpl w:val="30E88D9A"/>
+    <w:lvl w:ilvl="0">
+      <w:start w:val="1"/>
+      <w:numFmt w:val="decimal"/>
+      <w:lvlText w:val="%1."/>
+      <w:lvlJc w:val="left"/>
+      <w:pPr>
+        <w:tabs>
+          <w:tab w:val="num" w:pos="720"/>
+        </w:tabs>
+        <w:ind w:left="720" w:hanging="360"/>
+      </w:pPr>
+    </w:lvl>
+    <w:lvl w:ilvl="1" w:tentative="1">
+      <w:start w:val="1"/>
+      <w:numFmt w:val="decimal"/>
+      <w:lvlText w:val="%2."/>
+      <w:lvlJc w:val="left"/>
+      <w:pPr>
+        <w:tabs>
+          <w:tab w:val="num" w:pos="1440"/>
+        </w:tabs>
+        <w:ind w:left="1440" w:hanging="360"/>
+      </w:pPr>
+    </w:lvl>
+    <w:lvl w:ilvl="2" w:tentative="1">
+      <w:start w:val="1"/>
+      <w:numFmt w:val="decimal"/>
+      <w:lvlText w:val="%3."/>
+      <w:lvlJc w:val="left"/>
+      <w:pPr>
+        <w:tabs>
+          <w:tab w:val="num" w:pos="2160"/>
+        </w:tabs>
+        <w:ind w:left="2160" w:hanging="360"/>
+      </w:pPr>
+    </w:lvl>
+    <w:lvl w:ilvl="3" w:tentative="1">
+      <w:start w:val="1"/>
+      <w:numFmt w:val="decimal"/>
+      <w:lvlText w:val="%4."/>
+      <w:lvlJc w:val="left"/>
+      <w:pPr>
+        <w:tabs>
+          <w:tab w:val="num" w:pos="2880"/>
+        </w:tabs>
+        <w:ind w:left="2880" w:hanging="360"/>
+      </w:pPr>
+    </w:lvl>
+    <w:lvl w:ilvl="4" w:tentative="1">
+      <w:start w:val="1"/>
+      <w:numFmt w:val="decimal"/>
+      <w:lvlText w:val="%5."/>
+      <w:lvlJc w:val="left"/>
+      <w:pPr>
+        <w:tabs>
+          <w:tab w:val="num" w:pos="3600"/>
+        </w:tabs>
+        <w:ind w:left="3600" w:hanging="360"/>
+      </w:pPr>
+    </w:lvl>
+    <w:lvl w:ilvl="5" w:tentative="1">
+      <w:start w:val="1"/>
+      <w:numFmt w:val="decimal"/>
+      <w:lvlText w:val="%6."/>
+      <w:lvlJc w:val="left"/>
+      <w:pPr>
+        <w:tabs>
+          <w:tab w:val="num" w:pos="4320"/>
+        </w:tabs>
+        <w:ind w:left="4320" w:hanging="360"/>
+      </w:pPr>
+    </w:lvl>
+    <w:lvl w:ilvl="6" w:tentative="1">
+      <w:start w:val="1"/>
+      <w:numFmt w:val="decimal"/>
+      <w:lvlText w:val="%7."/>
+      <w:lvlJc w:val="left"/>
+      <w:pPr>
+        <w:tabs>
+          <w:tab w:val="num" w:pos="5040"/>
+        </w:tabs>
+        <w:ind w:left="5040" w:hanging="360"/>
+      </w:pPr>
+    </w:lvl>
+    <w:lvl w:ilvl="7" w:tentative="1">
+      <w:start w:val="1"/>
+      <w:numFmt w:val="decimal"/>
+      <w:lvlText w:val="%8."/>
+      <w:lvlJc w:val="left"/>
+      <w:pPr>
+        <w:tabs>
+          <w:tab w:val="num" w:pos="5760"/>
+        </w:tabs>
+        <w:ind w:left="5760" w:hanging="360"/>
+      </w:pPr>
+    </w:lvl>
+    <w:lvl w:ilvl="8" w:tentative="1">
+      <w:start w:val="1"/>
+      <w:numFmt w:val="decimal"/>
+      <w:lvlText w:val="%9."/>
+      <w:lvlJc w:val="left"/>
+      <w:pPr>
+        <w:tabs>
+          <w:tab w:val="num" w:pos="6480"/>
+        </w:tabs>
+        <w:ind w:left="6480" w:hanging="360"/>
+      </w:pPr>
+    </w:lvl>
+  </w:abstractNum>
+  <w:abstractNum w:abstractNumId="15" w15:restartNumberingAfterBreak="0">
+    <w:nsid w:val="32BA455A"/>
+    <w:multiLevelType w:val="multilevel"/>
+    <w:tmpl w:val="BD4821F4"/>
+    <w:lvl w:ilvl="0">
+      <w:start w:val="1"/>
+      <w:numFmt w:val="bullet"/>
+      <w:lvlText w:val=""/>
+      <w:lvlJc w:val="left"/>
+      <w:pPr>
+        <w:tabs>
+          <w:tab w:val="num" w:pos="720"/>
+        </w:tabs>
+        <w:ind w:left="720" w:hanging="360"/>
+      </w:pPr>
+      <w:rPr>
+        <w:rFonts w:ascii="Symbol" w:hAnsi="Symbol" w:hint="default"/>
+        <w:sz w:val="20"/>
+      </w:rPr>
+    </w:lvl>
+    <w:lvl w:ilvl="1">
+      <w:start w:val="1"/>
+      <w:numFmt w:val="bullet"/>
+      <w:lvlText w:val="o"/>
+      <w:lvlJc w:val="left"/>
+      <w:pPr>
+        <w:tabs>
+          <w:tab w:val="num" w:pos="1440"/>
+        </w:tabs>
+        <w:ind w:left="1440" w:hanging="360"/>
+      </w:pPr>
+      <w:rPr>
+        <w:rFonts w:ascii="Courier New" w:hAnsi="Courier New" w:hint="default"/>
+        <w:sz w:val="20"/>
+      </w:rPr>
+    </w:lvl>
+    <w:lvl w:ilvl="2" w:tentative="1">
+      <w:start w:val="1"/>
+      <w:numFmt w:val="bullet"/>
+      <w:lvlText w:val=""/>
+      <w:lvlJc w:val="left"/>
+      <w:pPr>
+        <w:tabs>
+          <w:tab w:val="num" w:pos="2160"/>
+        </w:tabs>
+        <w:ind w:left="2160" w:hanging="360"/>
+      </w:pPr>
+      <w:rPr>
+        <w:rFonts w:ascii="Wingdings" w:hAnsi="Wingdings" w:hint="default"/>
+        <w:sz w:val="20"/>
+      </w:rPr>
+    </w:lvl>
+    <w:lvl w:ilvl="3" w:tentative="1">
+      <w:start w:val="1"/>
+      <w:numFmt w:val="bullet"/>
+      <w:lvlText w:val=""/>
+      <w:lvlJc w:val="left"/>
+      <w:pPr>
+        <w:tabs>
+          <w:tab w:val="num" w:pos="2880"/>
+        </w:tabs>
+        <w:ind w:left="2880" w:hanging="360"/>
+      </w:pPr>
+      <w:rPr>
+        <w:rFonts w:ascii="Wingdings" w:hAnsi="Wingdings" w:hint="default"/>
+        <w:sz w:val="20"/>
+      </w:rPr>
+    </w:lvl>
+    <w:lvl w:ilvl="4" w:tentative="1">
+      <w:start w:val="1"/>
+      <w:numFmt w:val="bullet"/>
+      <w:lvlText w:val=""/>
+      <w:lvlJc w:val="left"/>
+      <w:pPr>
+        <w:tabs>
+          <w:tab w:val="num" w:pos="3600"/>
+        </w:tabs>
+        <w:ind w:left="3600" w:hanging="360"/>
+      </w:pPr>
+      <w:rPr>
+        <w:rFonts w:ascii="Wingdings" w:hAnsi="Wingdings" w:hint="default"/>
+        <w:sz w:val="20"/>
+      </w:rPr>
+    </w:lvl>
+    <w:lvl w:ilvl="5" w:tentative="1">
+      <w:start w:val="1"/>
+      <w:numFmt w:val="bullet"/>
+      <w:lvlText w:val=""/>
+      <w:lvlJc w:val="left"/>
+      <w:pPr>
+        <w:tabs>
+          <w:tab w:val="num" w:pos="4320"/>
+        </w:tabs>
+        <w:ind w:left="4320" w:hanging="360"/>
+      </w:pPr>
+      <w:rPr>
+        <w:rFonts w:ascii="Wingdings" w:hAnsi="Wingdings" w:hint="default"/>
+        <w:sz w:val="20"/>
+      </w:rPr>
+    </w:lvl>
+    <w:lvl w:ilvl="6" w:tentative="1">
+      <w:start w:val="1"/>
+      <w:numFmt w:val="bullet"/>
+      <w:lvlText w:val=""/>
+      <w:lvlJc w:val="left"/>
+      <w:pPr>
+        <w:tabs>
+          <w:tab w:val="num" w:pos="5040"/>
+        </w:tabs>
+        <w:ind w:left="5040" w:hanging="360"/>
+      </w:pPr>
+      <w:rPr>
+        <w:rFonts w:ascii="Wingdings" w:hAnsi="Wingdings" w:hint="default"/>
+        <w:sz w:val="20"/>
+      </w:rPr>
+    </w:lvl>
+    <w:lvl w:ilvl="7" w:tentative="1">
+      <w:start w:val="1"/>
+      <w:numFmt w:val="bullet"/>
+      <w:lvlText w:val=""/>
+      <w:lvlJc w:val="left"/>
+      <w:pPr>
+        <w:tabs>
+          <w:tab w:val="num" w:pos="5760"/>
+        </w:tabs>
+        <w:ind w:left="5760" w:hanging="360"/>
+      </w:pPr>
+      <w:rPr>
+        <w:rFonts w:ascii="Wingdings" w:hAnsi="Wingdings" w:hint="default"/>
+        <w:sz w:val="20"/>
+      </w:rPr>
+    </w:lvl>
+    <w:lvl w:ilvl="8" w:tentative="1">
+      <w:start w:val="1"/>
+      <w:numFmt w:val="bullet"/>
+      <w:lvlText w:val=""/>
+      <w:lvlJc w:val="left"/>
+      <w:pPr>
+        <w:tabs>
+          <w:tab w:val="num" w:pos="6480"/>
+        </w:tabs>
+        <w:ind w:left="6480" w:hanging="360"/>
+      </w:pPr>
+      <w:rPr>
+        <w:rFonts w:ascii="Wingdings" w:hAnsi="Wingdings" w:hint="default"/>
+        <w:sz w:val="20"/>
+      </w:rPr>
+    </w:lvl>
+  </w:abstractNum>
+  <w:abstractNum w:abstractNumId="16" w15:restartNumberingAfterBreak="0">
     <w:nsid w:val="32BA4898"/>
     <w:multiLevelType w:val="multilevel"/>
     <w:tmpl w:val="5FE67B94"/>
@@ -8704,7 +13482,7 @@
       </w:rPr>
     </w:lvl>
   </w:abstractNum>
-  <w:abstractNum w:abstractNumId="9" w15:restartNumberingAfterBreak="0">
+  <w:abstractNum w:abstractNumId="17" w15:restartNumberingAfterBreak="0">
     <w:nsid w:val="34FA2540"/>
     <w:multiLevelType w:val="multilevel"/>
     <w:tmpl w:val="5FD61D28"/>
@@ -8853,7 +13631,422 @@
       </w:rPr>
     </w:lvl>
   </w:abstractNum>
-  <w:abstractNum w:abstractNumId="10" w15:restartNumberingAfterBreak="0">
+  <w:abstractNum w:abstractNumId="18" w15:restartNumberingAfterBreak="0">
+    <w:nsid w:val="36964D9A"/>
+    <w:multiLevelType w:val="multilevel"/>
+    <w:tmpl w:val="B4A21946"/>
+    <w:lvl w:ilvl="0">
+      <w:start w:val="1"/>
+      <w:numFmt w:val="bullet"/>
+      <w:lvlText w:val=""/>
+      <w:lvlJc w:val="left"/>
+      <w:pPr>
+        <w:tabs>
+          <w:tab w:val="num" w:pos="720"/>
+        </w:tabs>
+        <w:ind w:left="720" w:hanging="360"/>
+      </w:pPr>
+      <w:rPr>
+        <w:rFonts w:ascii="Symbol" w:hAnsi="Symbol" w:hint="default"/>
+        <w:sz w:val="20"/>
+      </w:rPr>
+    </w:lvl>
+    <w:lvl w:ilvl="1" w:tentative="1">
+      <w:start w:val="1"/>
+      <w:numFmt w:val="bullet"/>
+      <w:lvlText w:val="o"/>
+      <w:lvlJc w:val="left"/>
+      <w:pPr>
+        <w:tabs>
+          <w:tab w:val="num" w:pos="1440"/>
+        </w:tabs>
+        <w:ind w:left="1440" w:hanging="360"/>
+      </w:pPr>
+      <w:rPr>
+        <w:rFonts w:ascii="Courier New" w:hAnsi="Courier New" w:hint="default"/>
+        <w:sz w:val="20"/>
+      </w:rPr>
+    </w:lvl>
+    <w:lvl w:ilvl="2" w:tentative="1">
+      <w:start w:val="1"/>
+      <w:numFmt w:val="bullet"/>
+      <w:lvlText w:val=""/>
+      <w:lvlJc w:val="left"/>
+      <w:pPr>
+        <w:tabs>
+          <w:tab w:val="num" w:pos="2160"/>
+        </w:tabs>
+        <w:ind w:left="2160" w:hanging="360"/>
+      </w:pPr>
+      <w:rPr>
+        <w:rFonts w:ascii="Wingdings" w:hAnsi="Wingdings" w:hint="default"/>
+        <w:sz w:val="20"/>
+      </w:rPr>
+    </w:lvl>
+    <w:lvl w:ilvl="3" w:tentative="1">
+      <w:start w:val="1"/>
+      <w:numFmt w:val="bullet"/>
+      <w:lvlText w:val=""/>
+      <w:lvlJc w:val="left"/>
+      <w:pPr>
+        <w:tabs>
+          <w:tab w:val="num" w:pos="2880"/>
+        </w:tabs>
+        <w:ind w:left="2880" w:hanging="360"/>
+      </w:pPr>
+      <w:rPr>
+        <w:rFonts w:ascii="Wingdings" w:hAnsi="Wingdings" w:hint="default"/>
+        <w:sz w:val="20"/>
+      </w:rPr>
+    </w:lvl>
+    <w:lvl w:ilvl="4" w:tentative="1">
+      <w:start w:val="1"/>
+      <w:numFmt w:val="bullet"/>
+      <w:lvlText w:val=""/>
+      <w:lvlJc w:val="left"/>
+      <w:pPr>
+        <w:tabs>
+          <w:tab w:val="num" w:pos="3600"/>
+        </w:tabs>
+        <w:ind w:left="3600" w:hanging="360"/>
+      </w:pPr>
+      <w:rPr>
+        <w:rFonts w:ascii="Wingdings" w:hAnsi="Wingdings" w:hint="default"/>
+        <w:sz w:val="20"/>
+      </w:rPr>
+    </w:lvl>
+    <w:lvl w:ilvl="5" w:tentative="1">
+      <w:start w:val="1"/>
+      <w:numFmt w:val="bullet"/>
+      <w:lvlText w:val=""/>
+      <w:lvlJc w:val="left"/>
+      <w:pPr>
+        <w:tabs>
+          <w:tab w:val="num" w:pos="4320"/>
+        </w:tabs>
+        <w:ind w:left="4320" w:hanging="360"/>
+      </w:pPr>
+      <w:rPr>
+        <w:rFonts w:ascii="Wingdings" w:hAnsi="Wingdings" w:hint="default"/>
+        <w:sz w:val="20"/>
+      </w:rPr>
+    </w:lvl>
+    <w:lvl w:ilvl="6" w:tentative="1">
+      <w:start w:val="1"/>
+      <w:numFmt w:val="bullet"/>
+      <w:lvlText w:val=""/>
+      <w:lvlJc w:val="left"/>
+      <w:pPr>
+        <w:tabs>
+          <w:tab w:val="num" w:pos="5040"/>
+        </w:tabs>
+        <w:ind w:left="5040" w:hanging="360"/>
+      </w:pPr>
+      <w:rPr>
+        <w:rFonts w:ascii="Wingdings" w:hAnsi="Wingdings" w:hint="default"/>
+        <w:sz w:val="20"/>
+      </w:rPr>
+    </w:lvl>
+    <w:lvl w:ilvl="7" w:tentative="1">
+      <w:start w:val="1"/>
+      <w:numFmt w:val="bullet"/>
+      <w:lvlText w:val=""/>
+      <w:lvlJc w:val="left"/>
+      <w:pPr>
+        <w:tabs>
+          <w:tab w:val="num" w:pos="5760"/>
+        </w:tabs>
+        <w:ind w:left="5760" w:hanging="360"/>
+      </w:pPr>
+      <w:rPr>
+        <w:rFonts w:ascii="Wingdings" w:hAnsi="Wingdings" w:hint="default"/>
+        <w:sz w:val="20"/>
+      </w:rPr>
+    </w:lvl>
+    <w:lvl w:ilvl="8" w:tentative="1">
+      <w:start w:val="1"/>
+      <w:numFmt w:val="bullet"/>
+      <w:lvlText w:val=""/>
+      <w:lvlJc w:val="left"/>
+      <w:pPr>
+        <w:tabs>
+          <w:tab w:val="num" w:pos="6480"/>
+        </w:tabs>
+        <w:ind w:left="6480" w:hanging="360"/>
+      </w:pPr>
+      <w:rPr>
+        <w:rFonts w:ascii="Wingdings" w:hAnsi="Wingdings" w:hint="default"/>
+        <w:sz w:val="20"/>
+      </w:rPr>
+    </w:lvl>
+  </w:abstractNum>
+  <w:abstractNum w:abstractNumId="19" w15:restartNumberingAfterBreak="0">
+    <w:nsid w:val="3F306790"/>
+    <w:multiLevelType w:val="multilevel"/>
+    <w:tmpl w:val="7CAA0542"/>
+    <w:lvl w:ilvl="0">
+      <w:start w:val="1"/>
+      <w:numFmt w:val="bullet"/>
+      <w:lvlText w:val=""/>
+      <w:lvlJc w:val="left"/>
+      <w:pPr>
+        <w:tabs>
+          <w:tab w:val="num" w:pos="720"/>
+        </w:tabs>
+        <w:ind w:left="720" w:hanging="360"/>
+      </w:pPr>
+      <w:rPr>
+        <w:rFonts w:ascii="Symbol" w:hAnsi="Symbol" w:hint="default"/>
+        <w:sz w:val="20"/>
+      </w:rPr>
+    </w:lvl>
+    <w:lvl w:ilvl="1" w:tentative="1">
+      <w:start w:val="1"/>
+      <w:numFmt w:val="bullet"/>
+      <w:lvlText w:val="o"/>
+      <w:lvlJc w:val="left"/>
+      <w:pPr>
+        <w:tabs>
+          <w:tab w:val="num" w:pos="1440"/>
+        </w:tabs>
+        <w:ind w:left="1440" w:hanging="360"/>
+      </w:pPr>
+      <w:rPr>
+        <w:rFonts w:ascii="Courier New" w:hAnsi="Courier New" w:hint="default"/>
+        <w:sz w:val="20"/>
+      </w:rPr>
+    </w:lvl>
+    <w:lvl w:ilvl="2" w:tentative="1">
+      <w:start w:val="1"/>
+      <w:numFmt w:val="bullet"/>
+      <w:lvlText w:val=""/>
+      <w:lvlJc w:val="left"/>
+      <w:pPr>
+        <w:tabs>
+          <w:tab w:val="num" w:pos="2160"/>
+        </w:tabs>
+        <w:ind w:left="2160" w:hanging="360"/>
+      </w:pPr>
+      <w:rPr>
+        <w:rFonts w:ascii="Wingdings" w:hAnsi="Wingdings" w:hint="default"/>
+        <w:sz w:val="20"/>
+      </w:rPr>
+    </w:lvl>
+    <w:lvl w:ilvl="3" w:tentative="1">
+      <w:start w:val="1"/>
+      <w:numFmt w:val="bullet"/>
+      <w:lvlText w:val=""/>
+      <w:lvlJc w:val="left"/>
+      <w:pPr>
+        <w:tabs>
+          <w:tab w:val="num" w:pos="2880"/>
+        </w:tabs>
+        <w:ind w:left="2880" w:hanging="360"/>
+      </w:pPr>
+      <w:rPr>
+        <w:rFonts w:ascii="Wingdings" w:hAnsi="Wingdings" w:hint="default"/>
+        <w:sz w:val="20"/>
+      </w:rPr>
+    </w:lvl>
+    <w:lvl w:ilvl="4" w:tentative="1">
+      <w:start w:val="1"/>
+      <w:numFmt w:val="bullet"/>
+      <w:lvlText w:val=""/>
+      <w:lvlJc w:val="left"/>
+      <w:pPr>
+        <w:tabs>
+          <w:tab w:val="num" w:pos="3600"/>
+        </w:tabs>
+        <w:ind w:left="3600" w:hanging="360"/>
+      </w:pPr>
+      <w:rPr>
+        <w:rFonts w:ascii="Wingdings" w:hAnsi="Wingdings" w:hint="default"/>
+        <w:sz w:val="20"/>
+      </w:rPr>
+    </w:lvl>
+    <w:lvl w:ilvl="5" w:tentative="1">
+      <w:start w:val="1"/>
+      <w:numFmt w:val="bullet"/>
+      <w:lvlText w:val=""/>
+      <w:lvlJc w:val="left"/>
+      <w:pPr>
+        <w:tabs>
+          <w:tab w:val="num" w:pos="4320"/>
+        </w:tabs>
+        <w:ind w:left="4320" w:hanging="360"/>
+      </w:pPr>
+      <w:rPr>
+        <w:rFonts w:ascii="Wingdings" w:hAnsi="Wingdings" w:hint="default"/>
+        <w:sz w:val="20"/>
+      </w:rPr>
+    </w:lvl>
+    <w:lvl w:ilvl="6" w:tentative="1">
+      <w:start w:val="1"/>
+      <w:numFmt w:val="bullet"/>
+      <w:lvlText w:val=""/>
+      <w:lvlJc w:val="left"/>
+      <w:pPr>
+        <w:tabs>
+          <w:tab w:val="num" w:pos="5040"/>
+        </w:tabs>
+        <w:ind w:left="5040" w:hanging="360"/>
+      </w:pPr>
+      <w:rPr>
+        <w:rFonts w:ascii="Wingdings" w:hAnsi="Wingdings" w:hint="default"/>
+        <w:sz w:val="20"/>
+      </w:rPr>
+    </w:lvl>
+    <w:lvl w:ilvl="7" w:tentative="1">
+      <w:start w:val="1"/>
+      <w:numFmt w:val="bullet"/>
+      <w:lvlText w:val=""/>
+      <w:lvlJc w:val="left"/>
+      <w:pPr>
+        <w:tabs>
+          <w:tab w:val="num" w:pos="5760"/>
+        </w:tabs>
+        <w:ind w:left="5760" w:hanging="360"/>
+      </w:pPr>
+      <w:rPr>
+        <w:rFonts w:ascii="Wingdings" w:hAnsi="Wingdings" w:hint="default"/>
+        <w:sz w:val="20"/>
+      </w:rPr>
+    </w:lvl>
+    <w:lvl w:ilvl="8" w:tentative="1">
+      <w:start w:val="1"/>
+      <w:numFmt w:val="bullet"/>
+      <w:lvlText w:val=""/>
+      <w:lvlJc w:val="left"/>
+      <w:pPr>
+        <w:tabs>
+          <w:tab w:val="num" w:pos="6480"/>
+        </w:tabs>
+        <w:ind w:left="6480" w:hanging="360"/>
+      </w:pPr>
+      <w:rPr>
+        <w:rFonts w:ascii="Wingdings" w:hAnsi="Wingdings" w:hint="default"/>
+        <w:sz w:val="20"/>
+      </w:rPr>
+    </w:lvl>
+  </w:abstractNum>
+  <w:abstractNum w:abstractNumId="20" w15:restartNumberingAfterBreak="0">
+    <w:nsid w:val="40B34743"/>
+    <w:multiLevelType w:val="multilevel"/>
+    <w:tmpl w:val="31B2D06E"/>
+    <w:lvl w:ilvl="0">
+      <w:start w:val="1"/>
+      <w:numFmt w:val="decimal"/>
+      <w:lvlText w:val="%1."/>
+      <w:lvlJc w:val="left"/>
+      <w:pPr>
+        <w:tabs>
+          <w:tab w:val="num" w:pos="720"/>
+        </w:tabs>
+        <w:ind w:left="720" w:hanging="360"/>
+      </w:pPr>
+    </w:lvl>
+    <w:lvl w:ilvl="1">
+      <w:start w:val="1"/>
+      <w:numFmt w:val="bullet"/>
+      <w:lvlText w:val="o"/>
+      <w:lvlJc w:val="left"/>
+      <w:pPr>
+        <w:tabs>
+          <w:tab w:val="num" w:pos="1440"/>
+        </w:tabs>
+        <w:ind w:left="1440" w:hanging="360"/>
+      </w:pPr>
+      <w:rPr>
+        <w:rFonts w:ascii="Courier New" w:hAnsi="Courier New" w:hint="default"/>
+        <w:sz w:val="20"/>
+      </w:rPr>
+    </w:lvl>
+    <w:lvl w:ilvl="2" w:tentative="1">
+      <w:start w:val="1"/>
+      <w:numFmt w:val="decimal"/>
+      <w:lvlText w:val="%3."/>
+      <w:lvlJc w:val="left"/>
+      <w:pPr>
+        <w:tabs>
+          <w:tab w:val="num" w:pos="2160"/>
+        </w:tabs>
+        <w:ind w:left="2160" w:hanging="360"/>
+      </w:pPr>
+    </w:lvl>
+    <w:lvl w:ilvl="3" w:tentative="1">
+      <w:start w:val="1"/>
+      <w:numFmt w:val="decimal"/>
+      <w:lvlText w:val="%4."/>
+      <w:lvlJc w:val="left"/>
+      <w:pPr>
+        <w:tabs>
+          <w:tab w:val="num" w:pos="2880"/>
+        </w:tabs>
+        <w:ind w:left="2880" w:hanging="360"/>
+      </w:pPr>
+    </w:lvl>
+    <w:lvl w:ilvl="4" w:tentative="1">
+      <w:start w:val="1"/>
+      <w:numFmt w:val="decimal"/>
+      <w:lvlText w:val="%5."/>
+      <w:lvlJc w:val="left"/>
+      <w:pPr>
+        <w:tabs>
+          <w:tab w:val="num" w:pos="3600"/>
+        </w:tabs>
+        <w:ind w:left="3600" w:hanging="360"/>
+      </w:pPr>
+    </w:lvl>
+    <w:lvl w:ilvl="5" w:tentative="1">
+      <w:start w:val="1"/>
+      <w:numFmt w:val="decimal"/>
+      <w:lvlText w:val="%6."/>
+      <w:lvlJc w:val="left"/>
+      <w:pPr>
+        <w:tabs>
+          <w:tab w:val="num" w:pos="4320"/>
+        </w:tabs>
+        <w:ind w:left="4320" w:hanging="360"/>
+      </w:pPr>
+    </w:lvl>
+    <w:lvl w:ilvl="6" w:tentative="1">
+      <w:start w:val="1"/>
+      <w:numFmt w:val="decimal"/>
+      <w:lvlText w:val="%7."/>
+      <w:lvlJc w:val="left"/>
+      <w:pPr>
+        <w:tabs>
+          <w:tab w:val="num" w:pos="5040"/>
+        </w:tabs>
+        <w:ind w:left="5040" w:hanging="360"/>
+      </w:pPr>
+    </w:lvl>
+    <w:lvl w:ilvl="7" w:tentative="1">
+      <w:start w:val="1"/>
+      <w:numFmt w:val="decimal"/>
+      <w:lvlText w:val="%8."/>
+      <w:lvlJc w:val="left"/>
+      <w:pPr>
+        <w:tabs>
+          <w:tab w:val="num" w:pos="5760"/>
+        </w:tabs>
+        <w:ind w:left="5760" w:hanging="360"/>
+      </w:pPr>
+    </w:lvl>
+    <w:lvl w:ilvl="8" w:tentative="1">
+      <w:start w:val="1"/>
+      <w:numFmt w:val="decimal"/>
+      <w:lvlText w:val="%9."/>
+      <w:lvlJc w:val="left"/>
+      <w:pPr>
+        <w:tabs>
+          <w:tab w:val="num" w:pos="6480"/>
+        </w:tabs>
+        <w:ind w:left="6480" w:hanging="360"/>
+      </w:pPr>
+    </w:lvl>
+  </w:abstractNum>
+  <w:abstractNum w:abstractNumId="21" w15:restartNumberingAfterBreak="0">
     <w:nsid w:val="41993CE7"/>
     <w:multiLevelType w:val="multilevel"/>
     <w:tmpl w:val="4266A64E"/>
@@ -9002,7 +14195,571 @@
       </w:rPr>
     </w:lvl>
   </w:abstractNum>
-  <w:abstractNum w:abstractNumId="11" w15:restartNumberingAfterBreak="0">
+  <w:abstractNum w:abstractNumId="22" w15:restartNumberingAfterBreak="0">
+    <w:nsid w:val="45DE1408"/>
+    <w:multiLevelType w:val="multilevel"/>
+    <w:tmpl w:val="6D82A6BE"/>
+    <w:lvl w:ilvl="0">
+      <w:start w:val="1"/>
+      <w:numFmt w:val="bullet"/>
+      <w:lvlText w:val=""/>
+      <w:lvlJc w:val="left"/>
+      <w:pPr>
+        <w:tabs>
+          <w:tab w:val="num" w:pos="720"/>
+        </w:tabs>
+        <w:ind w:left="720" w:hanging="360"/>
+      </w:pPr>
+      <w:rPr>
+        <w:rFonts w:ascii="Symbol" w:hAnsi="Symbol" w:hint="default"/>
+        <w:sz w:val="20"/>
+      </w:rPr>
+    </w:lvl>
+    <w:lvl w:ilvl="1" w:tentative="1">
+      <w:start w:val="1"/>
+      <w:numFmt w:val="bullet"/>
+      <w:lvlText w:val="o"/>
+      <w:lvlJc w:val="left"/>
+      <w:pPr>
+        <w:tabs>
+          <w:tab w:val="num" w:pos="1440"/>
+        </w:tabs>
+        <w:ind w:left="1440" w:hanging="360"/>
+      </w:pPr>
+      <w:rPr>
+        <w:rFonts w:ascii="Courier New" w:hAnsi="Courier New" w:hint="default"/>
+        <w:sz w:val="20"/>
+      </w:rPr>
+    </w:lvl>
+    <w:lvl w:ilvl="2" w:tentative="1">
+      <w:start w:val="1"/>
+      <w:numFmt w:val="bullet"/>
+      <w:lvlText w:val=""/>
+      <w:lvlJc w:val="left"/>
+      <w:pPr>
+        <w:tabs>
+          <w:tab w:val="num" w:pos="2160"/>
+        </w:tabs>
+        <w:ind w:left="2160" w:hanging="360"/>
+      </w:pPr>
+      <w:rPr>
+        <w:rFonts w:ascii="Wingdings" w:hAnsi="Wingdings" w:hint="default"/>
+        <w:sz w:val="20"/>
+      </w:rPr>
+    </w:lvl>
+    <w:lvl w:ilvl="3" w:tentative="1">
+      <w:start w:val="1"/>
+      <w:numFmt w:val="bullet"/>
+      <w:lvlText w:val=""/>
+      <w:lvlJc w:val="left"/>
+      <w:pPr>
+        <w:tabs>
+          <w:tab w:val="num" w:pos="2880"/>
+        </w:tabs>
+        <w:ind w:left="2880" w:hanging="360"/>
+      </w:pPr>
+      <w:rPr>
+        <w:rFonts w:ascii="Wingdings" w:hAnsi="Wingdings" w:hint="default"/>
+        <w:sz w:val="20"/>
+      </w:rPr>
+    </w:lvl>
+    <w:lvl w:ilvl="4" w:tentative="1">
+      <w:start w:val="1"/>
+      <w:numFmt w:val="bullet"/>
+      <w:lvlText w:val=""/>
+      <w:lvlJc w:val="left"/>
+      <w:pPr>
+        <w:tabs>
+          <w:tab w:val="num" w:pos="3600"/>
+        </w:tabs>
+        <w:ind w:left="3600" w:hanging="360"/>
+      </w:pPr>
+      <w:rPr>
+        <w:rFonts w:ascii="Wingdings" w:hAnsi="Wingdings" w:hint="default"/>
+        <w:sz w:val="20"/>
+      </w:rPr>
+    </w:lvl>
+    <w:lvl w:ilvl="5" w:tentative="1">
+      <w:start w:val="1"/>
+      <w:numFmt w:val="bullet"/>
+      <w:lvlText w:val=""/>
+      <w:lvlJc w:val="left"/>
+      <w:pPr>
+        <w:tabs>
+          <w:tab w:val="num" w:pos="4320"/>
+        </w:tabs>
+        <w:ind w:left="4320" w:hanging="360"/>
+      </w:pPr>
+      <w:rPr>
+        <w:rFonts w:ascii="Wingdings" w:hAnsi="Wingdings" w:hint="default"/>
+        <w:sz w:val="20"/>
+      </w:rPr>
+    </w:lvl>
+    <w:lvl w:ilvl="6" w:tentative="1">
+      <w:start w:val="1"/>
+      <w:numFmt w:val="bullet"/>
+      <w:lvlText w:val=""/>
+      <w:lvlJc w:val="left"/>
+      <w:pPr>
+        <w:tabs>
+          <w:tab w:val="num" w:pos="5040"/>
+        </w:tabs>
+        <w:ind w:left="5040" w:hanging="360"/>
+      </w:pPr>
+      <w:rPr>
+        <w:rFonts w:ascii="Wingdings" w:hAnsi="Wingdings" w:hint="default"/>
+        <w:sz w:val="20"/>
+      </w:rPr>
+    </w:lvl>
+    <w:lvl w:ilvl="7" w:tentative="1">
+      <w:start w:val="1"/>
+      <w:numFmt w:val="bullet"/>
+      <w:lvlText w:val=""/>
+      <w:lvlJc w:val="left"/>
+      <w:pPr>
+        <w:tabs>
+          <w:tab w:val="num" w:pos="5760"/>
+        </w:tabs>
+        <w:ind w:left="5760" w:hanging="360"/>
+      </w:pPr>
+      <w:rPr>
+        <w:rFonts w:ascii="Wingdings" w:hAnsi="Wingdings" w:hint="default"/>
+        <w:sz w:val="20"/>
+      </w:rPr>
+    </w:lvl>
+    <w:lvl w:ilvl="8" w:tentative="1">
+      <w:start w:val="1"/>
+      <w:numFmt w:val="bullet"/>
+      <w:lvlText w:val=""/>
+      <w:lvlJc w:val="left"/>
+      <w:pPr>
+        <w:tabs>
+          <w:tab w:val="num" w:pos="6480"/>
+        </w:tabs>
+        <w:ind w:left="6480" w:hanging="360"/>
+      </w:pPr>
+      <w:rPr>
+        <w:rFonts w:ascii="Wingdings" w:hAnsi="Wingdings" w:hint="default"/>
+        <w:sz w:val="20"/>
+      </w:rPr>
+    </w:lvl>
+  </w:abstractNum>
+  <w:abstractNum w:abstractNumId="23" w15:restartNumberingAfterBreak="0">
+    <w:nsid w:val="46C707EE"/>
+    <w:multiLevelType w:val="multilevel"/>
+    <w:tmpl w:val="E2E2B420"/>
+    <w:lvl w:ilvl="0">
+      <w:start w:val="1"/>
+      <w:numFmt w:val="decimal"/>
+      <w:lvlText w:val="%1."/>
+      <w:lvlJc w:val="left"/>
+      <w:pPr>
+        <w:tabs>
+          <w:tab w:val="num" w:pos="720"/>
+        </w:tabs>
+        <w:ind w:left="720" w:hanging="360"/>
+      </w:pPr>
+    </w:lvl>
+    <w:lvl w:ilvl="1">
+      <w:start w:val="1"/>
+      <w:numFmt w:val="bullet"/>
+      <w:lvlText w:val="o"/>
+      <w:lvlJc w:val="left"/>
+      <w:pPr>
+        <w:tabs>
+          <w:tab w:val="num" w:pos="1440"/>
+        </w:tabs>
+        <w:ind w:left="1440" w:hanging="360"/>
+      </w:pPr>
+      <w:rPr>
+        <w:rFonts w:ascii="Courier New" w:hAnsi="Courier New" w:hint="default"/>
+        <w:sz w:val="20"/>
+      </w:rPr>
+    </w:lvl>
+    <w:lvl w:ilvl="2" w:tentative="1">
+      <w:start w:val="1"/>
+      <w:numFmt w:val="decimal"/>
+      <w:lvlText w:val="%3."/>
+      <w:lvlJc w:val="left"/>
+      <w:pPr>
+        <w:tabs>
+          <w:tab w:val="num" w:pos="2160"/>
+        </w:tabs>
+        <w:ind w:left="2160" w:hanging="360"/>
+      </w:pPr>
+    </w:lvl>
+    <w:lvl w:ilvl="3" w:tentative="1">
+      <w:start w:val="1"/>
+      <w:numFmt w:val="decimal"/>
+      <w:lvlText w:val="%4."/>
+      <w:lvlJc w:val="left"/>
+      <w:pPr>
+        <w:tabs>
+          <w:tab w:val="num" w:pos="2880"/>
+        </w:tabs>
+        <w:ind w:left="2880" w:hanging="360"/>
+      </w:pPr>
+    </w:lvl>
+    <w:lvl w:ilvl="4" w:tentative="1">
+      <w:start w:val="1"/>
+      <w:numFmt w:val="decimal"/>
+      <w:lvlText w:val="%5."/>
+      <w:lvlJc w:val="left"/>
+      <w:pPr>
+        <w:tabs>
+          <w:tab w:val="num" w:pos="3600"/>
+        </w:tabs>
+        <w:ind w:left="3600" w:hanging="360"/>
+      </w:pPr>
+    </w:lvl>
+    <w:lvl w:ilvl="5" w:tentative="1">
+      <w:start w:val="1"/>
+      <w:numFmt w:val="decimal"/>
+      <w:lvlText w:val="%6."/>
+      <w:lvlJc w:val="left"/>
+      <w:pPr>
+        <w:tabs>
+          <w:tab w:val="num" w:pos="4320"/>
+        </w:tabs>
+        <w:ind w:left="4320" w:hanging="360"/>
+      </w:pPr>
+    </w:lvl>
+    <w:lvl w:ilvl="6" w:tentative="1">
+      <w:start w:val="1"/>
+      <w:numFmt w:val="decimal"/>
+      <w:lvlText w:val="%7."/>
+      <w:lvlJc w:val="left"/>
+      <w:pPr>
+        <w:tabs>
+          <w:tab w:val="num" w:pos="5040"/>
+        </w:tabs>
+        <w:ind w:left="5040" w:hanging="360"/>
+      </w:pPr>
+    </w:lvl>
+    <w:lvl w:ilvl="7" w:tentative="1">
+      <w:start w:val="1"/>
+      <w:numFmt w:val="decimal"/>
+      <w:lvlText w:val="%8."/>
+      <w:lvlJc w:val="left"/>
+      <w:pPr>
+        <w:tabs>
+          <w:tab w:val="num" w:pos="5760"/>
+        </w:tabs>
+        <w:ind w:left="5760" w:hanging="360"/>
+      </w:pPr>
+    </w:lvl>
+    <w:lvl w:ilvl="8" w:tentative="1">
+      <w:start w:val="1"/>
+      <w:numFmt w:val="decimal"/>
+      <w:lvlText w:val="%9."/>
+      <w:lvlJc w:val="left"/>
+      <w:pPr>
+        <w:tabs>
+          <w:tab w:val="num" w:pos="6480"/>
+        </w:tabs>
+        <w:ind w:left="6480" w:hanging="360"/>
+      </w:pPr>
+    </w:lvl>
+  </w:abstractNum>
+  <w:abstractNum w:abstractNumId="24" w15:restartNumberingAfterBreak="0">
+    <w:nsid w:val="4AD630E4"/>
+    <w:multiLevelType w:val="multilevel"/>
+    <w:tmpl w:val="921CD500"/>
+    <w:lvl w:ilvl="0">
+      <w:start w:val="1"/>
+      <w:numFmt w:val="bullet"/>
+      <w:lvlText w:val=""/>
+      <w:lvlJc w:val="left"/>
+      <w:pPr>
+        <w:tabs>
+          <w:tab w:val="num" w:pos="720"/>
+        </w:tabs>
+        <w:ind w:left="720" w:hanging="360"/>
+      </w:pPr>
+      <w:rPr>
+        <w:rFonts w:ascii="Symbol" w:hAnsi="Symbol" w:hint="default"/>
+        <w:sz w:val="20"/>
+      </w:rPr>
+    </w:lvl>
+    <w:lvl w:ilvl="1">
+      <w:start w:val="1"/>
+      <w:numFmt w:val="bullet"/>
+      <w:lvlText w:val="o"/>
+      <w:lvlJc w:val="left"/>
+      <w:pPr>
+        <w:tabs>
+          <w:tab w:val="num" w:pos="1440"/>
+        </w:tabs>
+        <w:ind w:left="1440" w:hanging="360"/>
+      </w:pPr>
+      <w:rPr>
+        <w:rFonts w:ascii="Courier New" w:hAnsi="Courier New" w:hint="default"/>
+        <w:sz w:val="20"/>
+      </w:rPr>
+    </w:lvl>
+    <w:lvl w:ilvl="2" w:tentative="1">
+      <w:start w:val="1"/>
+      <w:numFmt w:val="bullet"/>
+      <w:lvlText w:val=""/>
+      <w:lvlJc w:val="left"/>
+      <w:pPr>
+        <w:tabs>
+          <w:tab w:val="num" w:pos="2160"/>
+        </w:tabs>
+        <w:ind w:left="2160" w:hanging="360"/>
+      </w:pPr>
+      <w:rPr>
+        <w:rFonts w:ascii="Wingdings" w:hAnsi="Wingdings" w:hint="default"/>
+        <w:sz w:val="20"/>
+      </w:rPr>
+    </w:lvl>
+    <w:lvl w:ilvl="3" w:tentative="1">
+      <w:start w:val="1"/>
+      <w:numFmt w:val="bullet"/>
+      <w:lvlText w:val=""/>
+      <w:lvlJc w:val="left"/>
+      <w:pPr>
+        <w:tabs>
+          <w:tab w:val="num" w:pos="2880"/>
+        </w:tabs>
+        <w:ind w:left="2880" w:hanging="360"/>
+      </w:pPr>
+      <w:rPr>
+        <w:rFonts w:ascii="Wingdings" w:hAnsi="Wingdings" w:hint="default"/>
+        <w:sz w:val="20"/>
+      </w:rPr>
+    </w:lvl>
+    <w:lvl w:ilvl="4" w:tentative="1">
+      <w:start w:val="1"/>
+      <w:numFmt w:val="bullet"/>
+      <w:lvlText w:val=""/>
+      <w:lvlJc w:val="left"/>
+      <w:pPr>
+        <w:tabs>
+          <w:tab w:val="num" w:pos="3600"/>
+        </w:tabs>
+        <w:ind w:left="3600" w:hanging="360"/>
+      </w:pPr>
+      <w:rPr>
+        <w:rFonts w:ascii="Wingdings" w:hAnsi="Wingdings" w:hint="default"/>
+        <w:sz w:val="20"/>
+      </w:rPr>
+    </w:lvl>
+    <w:lvl w:ilvl="5" w:tentative="1">
+      <w:start w:val="1"/>
+      <w:numFmt w:val="bullet"/>
+      <w:lvlText w:val=""/>
+      <w:lvlJc w:val="left"/>
+      <w:pPr>
+        <w:tabs>
+          <w:tab w:val="num" w:pos="4320"/>
+        </w:tabs>
+        <w:ind w:left="4320" w:hanging="360"/>
+      </w:pPr>
+      <w:rPr>
+        <w:rFonts w:ascii="Wingdings" w:hAnsi="Wingdings" w:hint="default"/>
+        <w:sz w:val="20"/>
+      </w:rPr>
+    </w:lvl>
+    <w:lvl w:ilvl="6" w:tentative="1">
+      <w:start w:val="1"/>
+      <w:numFmt w:val="bullet"/>
+      <w:lvlText w:val=""/>
+      <w:lvlJc w:val="left"/>
+      <w:pPr>
+        <w:tabs>
+          <w:tab w:val="num" w:pos="5040"/>
+        </w:tabs>
+        <w:ind w:left="5040" w:hanging="360"/>
+      </w:pPr>
+      <w:rPr>
+        <w:rFonts w:ascii="Wingdings" w:hAnsi="Wingdings" w:hint="default"/>
+        <w:sz w:val="20"/>
+      </w:rPr>
+    </w:lvl>
+    <w:lvl w:ilvl="7" w:tentative="1">
+      <w:start w:val="1"/>
+      <w:numFmt w:val="bullet"/>
+      <w:lvlText w:val=""/>
+      <w:lvlJc w:val="left"/>
+      <w:pPr>
+        <w:tabs>
+          <w:tab w:val="num" w:pos="5760"/>
+        </w:tabs>
+        <w:ind w:left="5760" w:hanging="360"/>
+      </w:pPr>
+      <w:rPr>
+        <w:rFonts w:ascii="Wingdings" w:hAnsi="Wingdings" w:hint="default"/>
+        <w:sz w:val="20"/>
+      </w:rPr>
+    </w:lvl>
+    <w:lvl w:ilvl="8" w:tentative="1">
+      <w:start w:val="1"/>
+      <w:numFmt w:val="bullet"/>
+      <w:lvlText w:val=""/>
+      <w:lvlJc w:val="left"/>
+      <w:pPr>
+        <w:tabs>
+          <w:tab w:val="num" w:pos="6480"/>
+        </w:tabs>
+        <w:ind w:left="6480" w:hanging="360"/>
+      </w:pPr>
+      <w:rPr>
+        <w:rFonts w:ascii="Wingdings" w:hAnsi="Wingdings" w:hint="default"/>
+        <w:sz w:val="20"/>
+      </w:rPr>
+    </w:lvl>
+  </w:abstractNum>
+  <w:abstractNum w:abstractNumId="25" w15:restartNumberingAfterBreak="0">
+    <w:nsid w:val="51CD6541"/>
+    <w:multiLevelType w:val="multilevel"/>
+    <w:tmpl w:val="7076F39C"/>
+    <w:lvl w:ilvl="0">
+      <w:start w:val="1"/>
+      <w:numFmt w:val="bullet"/>
+      <w:lvlText w:val=""/>
+      <w:lvlJc w:val="left"/>
+      <w:pPr>
+        <w:tabs>
+          <w:tab w:val="num" w:pos="720"/>
+        </w:tabs>
+        <w:ind w:left="720" w:hanging="360"/>
+      </w:pPr>
+      <w:rPr>
+        <w:rFonts w:ascii="Symbol" w:hAnsi="Symbol" w:hint="default"/>
+        <w:sz w:val="20"/>
+      </w:rPr>
+    </w:lvl>
+    <w:lvl w:ilvl="1" w:tentative="1">
+      <w:start w:val="1"/>
+      <w:numFmt w:val="bullet"/>
+      <w:lvlText w:val="o"/>
+      <w:lvlJc w:val="left"/>
+      <w:pPr>
+        <w:tabs>
+          <w:tab w:val="num" w:pos="1440"/>
+        </w:tabs>
+        <w:ind w:left="1440" w:hanging="360"/>
+      </w:pPr>
+      <w:rPr>
+        <w:rFonts w:ascii="Courier New" w:hAnsi="Courier New" w:hint="default"/>
+        <w:sz w:val="20"/>
+      </w:rPr>
+    </w:lvl>
+    <w:lvl w:ilvl="2" w:tentative="1">
+      <w:start w:val="1"/>
+      <w:numFmt w:val="bullet"/>
+      <w:lvlText w:val=""/>
+      <w:lvlJc w:val="left"/>
+      <w:pPr>
+        <w:tabs>
+          <w:tab w:val="num" w:pos="2160"/>
+        </w:tabs>
+        <w:ind w:left="2160" w:hanging="360"/>
+      </w:pPr>
+      <w:rPr>
+        <w:rFonts w:ascii="Wingdings" w:hAnsi="Wingdings" w:hint="default"/>
+        <w:sz w:val="20"/>
+      </w:rPr>
+    </w:lvl>
+    <w:lvl w:ilvl="3" w:tentative="1">
+      <w:start w:val="1"/>
+      <w:numFmt w:val="bullet"/>
+      <w:lvlText w:val=""/>
+      <w:lvlJc w:val="left"/>
+      <w:pPr>
+        <w:tabs>
+          <w:tab w:val="num" w:pos="2880"/>
+        </w:tabs>
+        <w:ind w:left="2880" w:hanging="360"/>
+      </w:pPr>
+      <w:rPr>
+        <w:rFonts w:ascii="Wingdings" w:hAnsi="Wingdings" w:hint="default"/>
+        <w:sz w:val="20"/>
+      </w:rPr>
+    </w:lvl>
+    <w:lvl w:ilvl="4" w:tentative="1">
+      <w:start w:val="1"/>
+      <w:numFmt w:val="bullet"/>
+      <w:lvlText w:val=""/>
+      <w:lvlJc w:val="left"/>
+      <w:pPr>
+        <w:tabs>
+          <w:tab w:val="num" w:pos="3600"/>
+        </w:tabs>
+        <w:ind w:left="3600" w:hanging="360"/>
+      </w:pPr>
+      <w:rPr>
+        <w:rFonts w:ascii="Wingdings" w:hAnsi="Wingdings" w:hint="default"/>
+        <w:sz w:val="20"/>
+      </w:rPr>
+    </w:lvl>
+    <w:lvl w:ilvl="5" w:tentative="1">
+      <w:start w:val="1"/>
+      <w:numFmt w:val="bullet"/>
+      <w:lvlText w:val=""/>
+      <w:lvlJc w:val="left"/>
+      <w:pPr>
+        <w:tabs>
+          <w:tab w:val="num" w:pos="4320"/>
+        </w:tabs>
+        <w:ind w:left="4320" w:hanging="360"/>
+      </w:pPr>
+      <w:rPr>
+        <w:rFonts w:ascii="Wingdings" w:hAnsi="Wingdings" w:hint="default"/>
+        <w:sz w:val="20"/>
+      </w:rPr>
+    </w:lvl>
+    <w:lvl w:ilvl="6" w:tentative="1">
+      <w:start w:val="1"/>
+      <w:numFmt w:val="bullet"/>
+      <w:lvlText w:val=""/>
+      <w:lvlJc w:val="left"/>
+      <w:pPr>
+        <w:tabs>
+          <w:tab w:val="num" w:pos="5040"/>
+        </w:tabs>
+        <w:ind w:left="5040" w:hanging="360"/>
+      </w:pPr>
+      <w:rPr>
+        <w:rFonts w:ascii="Wingdings" w:hAnsi="Wingdings" w:hint="default"/>
+        <w:sz w:val="20"/>
+      </w:rPr>
+    </w:lvl>
+    <w:lvl w:ilvl="7" w:tentative="1">
+      <w:start w:val="1"/>
+      <w:numFmt w:val="bullet"/>
+      <w:lvlText w:val=""/>
+      <w:lvlJc w:val="left"/>
+      <w:pPr>
+        <w:tabs>
+          <w:tab w:val="num" w:pos="5760"/>
+        </w:tabs>
+        <w:ind w:left="5760" w:hanging="360"/>
+      </w:pPr>
+      <w:rPr>
+        <w:rFonts w:ascii="Wingdings" w:hAnsi="Wingdings" w:hint="default"/>
+        <w:sz w:val="20"/>
+      </w:rPr>
+    </w:lvl>
+    <w:lvl w:ilvl="8" w:tentative="1">
+      <w:start w:val="1"/>
+      <w:numFmt w:val="bullet"/>
+      <w:lvlText w:val=""/>
+      <w:lvlJc w:val="left"/>
+      <w:pPr>
+        <w:tabs>
+          <w:tab w:val="num" w:pos="6480"/>
+        </w:tabs>
+        <w:ind w:left="6480" w:hanging="360"/>
+      </w:pPr>
+      <w:rPr>
+        <w:rFonts w:ascii="Wingdings" w:hAnsi="Wingdings" w:hint="default"/>
+        <w:sz w:val="20"/>
+      </w:rPr>
+    </w:lvl>
+  </w:abstractNum>
+  <w:abstractNum w:abstractNumId="26" w15:restartNumberingAfterBreak="0">
     <w:nsid w:val="51FD24DA"/>
     <w:multiLevelType w:val="multilevel"/>
     <w:tmpl w:val="E75A2058"/>
@@ -9151,7 +14908,7 @@
       </w:rPr>
     </w:lvl>
   </w:abstractNum>
-  <w:abstractNum w:abstractNumId="12" w15:restartNumberingAfterBreak="0">
+  <w:abstractNum w:abstractNumId="27" w15:restartNumberingAfterBreak="0">
     <w:nsid w:val="55335C90"/>
     <w:multiLevelType w:val="multilevel"/>
     <w:tmpl w:val="B3928B18"/>
@@ -9300,7 +15057,120 @@
       </w:rPr>
     </w:lvl>
   </w:abstractNum>
-  <w:abstractNum w:abstractNumId="13" w15:restartNumberingAfterBreak="0">
+  <w:abstractNum w:abstractNumId="28" w15:restartNumberingAfterBreak="0">
+    <w:nsid w:val="57B6228F"/>
+    <w:multiLevelType w:val="multilevel"/>
+    <w:tmpl w:val="16B2FAE2"/>
+    <w:lvl w:ilvl="0">
+      <w:start w:val="1"/>
+      <w:numFmt w:val="decimal"/>
+      <w:lvlText w:val="%1."/>
+      <w:lvlJc w:val="left"/>
+      <w:pPr>
+        <w:tabs>
+          <w:tab w:val="num" w:pos="720"/>
+        </w:tabs>
+        <w:ind w:left="720" w:hanging="360"/>
+      </w:pPr>
+    </w:lvl>
+    <w:lvl w:ilvl="1" w:tentative="1">
+      <w:start w:val="1"/>
+      <w:numFmt w:val="decimal"/>
+      <w:lvlText w:val="%2."/>
+      <w:lvlJc w:val="left"/>
+      <w:pPr>
+        <w:tabs>
+          <w:tab w:val="num" w:pos="1440"/>
+        </w:tabs>
+        <w:ind w:left="1440" w:hanging="360"/>
+      </w:pPr>
+    </w:lvl>
+    <w:lvl w:ilvl="2" w:tentative="1">
+      <w:start w:val="1"/>
+      <w:numFmt w:val="decimal"/>
+      <w:lvlText w:val="%3."/>
+      <w:lvlJc w:val="left"/>
+      <w:pPr>
+        <w:tabs>
+          <w:tab w:val="num" w:pos="2160"/>
+        </w:tabs>
+        <w:ind w:left="2160" w:hanging="360"/>
+      </w:pPr>
+    </w:lvl>
+    <w:lvl w:ilvl="3" w:tentative="1">
+      <w:start w:val="1"/>
+      <w:numFmt w:val="decimal"/>
+      <w:lvlText w:val="%4."/>
+      <w:lvlJc w:val="left"/>
+      <w:pPr>
+        <w:tabs>
+          <w:tab w:val="num" w:pos="2880"/>
+        </w:tabs>
+        <w:ind w:left="2880" w:hanging="360"/>
+      </w:pPr>
+    </w:lvl>
+    <w:lvl w:ilvl="4" w:tentative="1">
+      <w:start w:val="1"/>
+      <w:numFmt w:val="decimal"/>
+      <w:lvlText w:val="%5."/>
+      <w:lvlJc w:val="left"/>
+      <w:pPr>
+        <w:tabs>
+          <w:tab w:val="num" w:pos="3600"/>
+        </w:tabs>
+        <w:ind w:left="3600" w:hanging="360"/>
+      </w:pPr>
+    </w:lvl>
+    <w:lvl w:ilvl="5" w:tentative="1">
+      <w:start w:val="1"/>
+      <w:numFmt w:val="decimal"/>
+      <w:lvlText w:val="%6."/>
+      <w:lvlJc w:val="left"/>
+      <w:pPr>
+        <w:tabs>
+          <w:tab w:val="num" w:pos="4320"/>
+        </w:tabs>
+        <w:ind w:left="4320" w:hanging="360"/>
+      </w:pPr>
+    </w:lvl>
+    <w:lvl w:ilvl="6" w:tentative="1">
+      <w:start w:val="1"/>
+      <w:numFmt w:val="decimal"/>
+      <w:lvlText w:val="%7."/>
+      <w:lvlJc w:val="left"/>
+      <w:pPr>
+        <w:tabs>
+          <w:tab w:val="num" w:pos="5040"/>
+        </w:tabs>
+        <w:ind w:left="5040" w:hanging="360"/>
+      </w:pPr>
+    </w:lvl>
+    <w:lvl w:ilvl="7" w:tentative="1">
+      <w:start w:val="1"/>
+      <w:numFmt w:val="decimal"/>
+      <w:lvlText w:val="%8."/>
+      <w:lvlJc w:val="left"/>
+      <w:pPr>
+        <w:tabs>
+          <w:tab w:val="num" w:pos="5760"/>
+        </w:tabs>
+        <w:ind w:left="5760" w:hanging="360"/>
+      </w:pPr>
+    </w:lvl>
+    <w:lvl w:ilvl="8" w:tentative="1">
+      <w:start w:val="1"/>
+      <w:numFmt w:val="decimal"/>
+      <w:lvlText w:val="%9."/>
+      <w:lvlJc w:val="left"/>
+      <w:pPr>
+        <w:tabs>
+          <w:tab w:val="num" w:pos="6480"/>
+        </w:tabs>
+        <w:ind w:left="6480" w:hanging="360"/>
+      </w:pPr>
+    </w:lvl>
+  </w:abstractNum>
+  <w:abstractNum w:abstractNumId="29" w15:restartNumberingAfterBreak="0">
     <w:nsid w:val="5BE81E32"/>
     <w:multiLevelType w:val="multilevel"/>
     <w:tmpl w:val="12107682"/>
@@ -9417,7 +15287,7 @@
       </w:pPr>
     </w:lvl>
   </w:abstractNum>
-  <w:abstractNum w:abstractNumId="14" w15:restartNumberingAfterBreak="0">
+  <w:abstractNum w:abstractNumId="30" w15:restartNumberingAfterBreak="0">
     <w:nsid w:val="5E331B4B"/>
     <w:multiLevelType w:val="multilevel"/>
     <w:tmpl w:val="7E6E9E6E"/>
@@ -9530,7 +15400,156 @@
       </w:pPr>
     </w:lvl>
   </w:abstractNum>
-  <w:abstractNum w:abstractNumId="15" w15:restartNumberingAfterBreak="0">
+  <w:abstractNum w:abstractNumId="31" w15:restartNumberingAfterBreak="0">
+    <w:nsid w:val="639E75E4"/>
+    <w:multiLevelType w:val="multilevel"/>
+    <w:tmpl w:val="ED78DB88"/>
+    <w:lvl w:ilvl="0">
+      <w:start w:val="1"/>
+      <w:numFmt w:val="bullet"/>
+      <w:lvlText w:val=""/>
+      <w:lvlJc w:val="left"/>
+      <w:pPr>
+        <w:tabs>
+          <w:tab w:val="num" w:pos="720"/>
+        </w:tabs>
+        <w:ind w:left="720" w:hanging="360"/>
+      </w:pPr>
+      <w:rPr>
+        <w:rFonts w:ascii="Symbol" w:hAnsi="Symbol" w:hint="default"/>
+        <w:sz w:val="20"/>
+      </w:rPr>
+    </w:lvl>
+    <w:lvl w:ilvl="1">
+      <w:start w:val="1"/>
+      <w:numFmt w:val="bullet"/>
+      <w:lvlText w:val="o"/>
+      <w:lvlJc w:val="left"/>
+      <w:pPr>
+        <w:tabs>
+          <w:tab w:val="num" w:pos="1440"/>
+        </w:tabs>
+        <w:ind w:left="1440" w:hanging="360"/>
+      </w:pPr>
+      <w:rPr>
+        <w:rFonts w:ascii="Courier New" w:hAnsi="Courier New" w:hint="default"/>
+        <w:sz w:val="20"/>
+      </w:rPr>
+    </w:lvl>
+    <w:lvl w:ilvl="2" w:tentative="1">
+      <w:start w:val="1"/>
+      <w:numFmt w:val="bullet"/>
+      <w:lvlText w:val=""/>
+      <w:lvlJc w:val="left"/>
+      <w:pPr>
+        <w:tabs>
+          <w:tab w:val="num" w:pos="2160"/>
+        </w:tabs>
+        <w:ind w:left="2160" w:hanging="360"/>
+      </w:pPr>
+      <w:rPr>
+        <w:rFonts w:ascii="Wingdings" w:hAnsi="Wingdings" w:hint="default"/>
+        <w:sz w:val="20"/>
+      </w:rPr>
+    </w:lvl>
+    <w:lvl w:ilvl="3" w:tentative="1">
+      <w:start w:val="1"/>
+      <w:numFmt w:val="bullet"/>
+      <w:lvlText w:val=""/>
+      <w:lvlJc w:val="left"/>
+      <w:pPr>
+        <w:tabs>
+          <w:tab w:val="num" w:pos="2880"/>
+        </w:tabs>
+        <w:ind w:left="2880" w:hanging="360"/>
+      </w:pPr>
+      <w:rPr>
+        <w:rFonts w:ascii="Wingdings" w:hAnsi="Wingdings" w:hint="default"/>
+        <w:sz w:val="20"/>
+      </w:rPr>
+    </w:lvl>
+    <w:lvl w:ilvl="4" w:tentative="1">
+      <w:start w:val="1"/>
+      <w:numFmt w:val="bullet"/>
+      <w:lvlText w:val=""/>
+      <w:lvlJc w:val="left"/>
+      <w:pPr>
+        <w:tabs>
+          <w:tab w:val="num" w:pos="3600"/>
+        </w:tabs>
+        <w:ind w:left="3600" w:hanging="360"/>
+      </w:pPr>
+      <w:rPr>
+        <w:rFonts w:ascii="Wingdings" w:hAnsi="Wingdings" w:hint="default"/>
+        <w:sz w:val="20"/>
+      </w:rPr>
+    </w:lvl>
+    <w:lvl w:ilvl="5" w:tentative="1">
+      <w:start w:val="1"/>
+      <w:numFmt w:val="bullet"/>
+      <w:lvlText w:val=""/>
+      <w:lvlJc w:val="left"/>
+      <w:pPr>
+        <w:tabs>
+          <w:tab w:val="num" w:pos="4320"/>
+        </w:tabs>
+        <w:ind w:left="4320" w:hanging="360"/>
+      </w:pPr>
+      <w:rPr>
+        <w:rFonts w:ascii="Wingdings" w:hAnsi="Wingdings" w:hint="default"/>
+        <w:sz w:val="20"/>
+      </w:rPr>
+    </w:lvl>
+    <w:lvl w:ilvl="6" w:tentative="1">
+      <w:start w:val="1"/>
+      <w:numFmt w:val="bullet"/>
+      <w:lvlText w:val=""/>
+      <w:lvlJc w:val="left"/>
+      <w:pPr>
+        <w:tabs>
+          <w:tab w:val="num" w:pos="5040"/>
+        </w:tabs>
+        <w:ind w:left="5040" w:hanging="360"/>
+      </w:pPr>
+      <w:rPr>
+        <w:rFonts w:ascii="Wingdings" w:hAnsi="Wingdings" w:hint="default"/>
+        <w:sz w:val="20"/>
+      </w:rPr>
+    </w:lvl>
+    <w:lvl w:ilvl="7" w:tentative="1">
+      <w:start w:val="1"/>
+      <w:numFmt w:val="bullet"/>
+      <w:lvlText w:val=""/>
+      <w:lvlJc w:val="left"/>
+      <w:pPr>
+        <w:tabs>
+          <w:tab w:val="num" w:pos="5760"/>
+        </w:tabs>
+        <w:ind w:left="5760" w:hanging="360"/>
+      </w:pPr>
+      <w:rPr>
+        <w:rFonts w:ascii="Wingdings" w:hAnsi="Wingdings" w:hint="default"/>
+        <w:sz w:val="20"/>
+      </w:rPr>
+    </w:lvl>
+    <w:lvl w:ilvl="8" w:tentative="1">
+      <w:start w:val="1"/>
+      <w:numFmt w:val="bullet"/>
+      <w:lvlText w:val=""/>
+      <w:lvlJc w:val="left"/>
+      <w:pPr>
+        <w:tabs>
+          <w:tab w:val="num" w:pos="6480"/>
+        </w:tabs>
+        <w:ind w:left="6480" w:hanging="360"/>
+      </w:pPr>
+      <w:rPr>
+        <w:rFonts w:ascii="Wingdings" w:hAnsi="Wingdings" w:hint="default"/>
+        <w:sz w:val="20"/>
+      </w:rPr>
+    </w:lvl>
+  </w:abstractNum>
+  <w:abstractNum w:abstractNumId="32" w15:restartNumberingAfterBreak="0">
     <w:nsid w:val="67CD7651"/>
     <w:multiLevelType w:val="multilevel"/>
     <w:tmpl w:val="C2666C98"/>
@@ -9679,53 +15698,404 @@
       </w:rPr>
     </w:lvl>
   </w:abstractNum>
+  <w:abstractNum w:abstractNumId="33" w15:restartNumberingAfterBreak="0">
+    <w:nsid w:val="75325703"/>
+    <w:multiLevelType w:val="multilevel"/>
+    <w:tmpl w:val="8AEE4B42"/>
+    <w:lvl w:ilvl="0">
+      <w:start w:val="1"/>
+      <w:numFmt w:val="bullet"/>
+      <w:lvlText w:val=""/>
+      <w:lvlJc w:val="left"/>
+      <w:pPr>
+        <w:tabs>
+          <w:tab w:val="num" w:pos="720"/>
+        </w:tabs>
+        <w:ind w:left="720" w:hanging="360"/>
+      </w:pPr>
+      <w:rPr>
+        <w:rFonts w:ascii="Symbol" w:hAnsi="Symbol" w:hint="default"/>
+        <w:sz w:val="20"/>
+      </w:rPr>
+    </w:lvl>
+    <w:lvl w:ilvl="1">
+      <w:start w:val="1"/>
+      <w:numFmt w:val="decimal"/>
+      <w:lvlText w:val="%2."/>
+      <w:lvlJc w:val="left"/>
+      <w:pPr>
+        <w:tabs>
+          <w:tab w:val="num" w:pos="1440"/>
+        </w:tabs>
+        <w:ind w:left="1440" w:hanging="360"/>
+      </w:pPr>
+    </w:lvl>
+    <w:lvl w:ilvl="2" w:tentative="1">
+      <w:start w:val="1"/>
+      <w:numFmt w:val="bullet"/>
+      <w:lvlText w:val=""/>
+      <w:lvlJc w:val="left"/>
+      <w:pPr>
+        <w:tabs>
+          <w:tab w:val="num" w:pos="2160"/>
+        </w:tabs>
+        <w:ind w:left="2160" w:hanging="360"/>
+      </w:pPr>
+      <w:rPr>
+        <w:rFonts w:ascii="Wingdings" w:hAnsi="Wingdings" w:hint="default"/>
+        <w:sz w:val="20"/>
+      </w:rPr>
+    </w:lvl>
+    <w:lvl w:ilvl="3" w:tentative="1">
+      <w:start w:val="1"/>
+      <w:numFmt w:val="bullet"/>
+      <w:lvlText w:val=""/>
+      <w:lvlJc w:val="left"/>
+      <w:pPr>
+        <w:tabs>
+          <w:tab w:val="num" w:pos="2880"/>
+        </w:tabs>
+        <w:ind w:left="2880" w:hanging="360"/>
+      </w:pPr>
+      <w:rPr>
+        <w:rFonts w:ascii="Wingdings" w:hAnsi="Wingdings" w:hint="default"/>
+        <w:sz w:val="20"/>
+      </w:rPr>
+    </w:lvl>
+    <w:lvl w:ilvl="4" w:tentative="1">
+      <w:start w:val="1"/>
+      <w:numFmt w:val="bullet"/>
+      <w:lvlText w:val=""/>
+      <w:lvlJc w:val="left"/>
+      <w:pPr>
+        <w:tabs>
+          <w:tab w:val="num" w:pos="3600"/>
+        </w:tabs>
+        <w:ind w:left="3600" w:hanging="360"/>
+      </w:pPr>
+      <w:rPr>
+        <w:rFonts w:ascii="Wingdings" w:hAnsi="Wingdings" w:hint="default"/>
+        <w:sz w:val="20"/>
+      </w:rPr>
+    </w:lvl>
+    <w:lvl w:ilvl="5" w:tentative="1">
+      <w:start w:val="1"/>
+      <w:numFmt w:val="bullet"/>
+      <w:lvlText w:val=""/>
+      <w:lvlJc w:val="left"/>
+      <w:pPr>
+        <w:tabs>
+          <w:tab w:val="num" w:pos="4320"/>
+        </w:tabs>
+        <w:ind w:left="4320" w:hanging="360"/>
+      </w:pPr>
+      <w:rPr>
+        <w:rFonts w:ascii="Wingdings" w:hAnsi="Wingdings" w:hint="default"/>
+        <w:sz w:val="20"/>
+      </w:rPr>
+    </w:lvl>
+    <w:lvl w:ilvl="6" w:tentative="1">
+      <w:start w:val="1"/>
+      <w:numFmt w:val="bullet"/>
+      <w:lvlText w:val=""/>
+      <w:lvlJc w:val="left"/>
+      <w:pPr>
+        <w:tabs>
+          <w:tab w:val="num" w:pos="5040"/>
+        </w:tabs>
+        <w:ind w:left="5040" w:hanging="360"/>
+      </w:pPr>
+      <w:rPr>
+        <w:rFonts w:ascii="Wingdings" w:hAnsi="Wingdings" w:hint="default"/>
+        <w:sz w:val="20"/>
+      </w:rPr>
+    </w:lvl>
+    <w:lvl w:ilvl="7" w:tentative="1">
+      <w:start w:val="1"/>
+      <w:numFmt w:val="bullet"/>
+      <w:lvlText w:val=""/>
+      <w:lvlJc w:val="left"/>
+      <w:pPr>
+        <w:tabs>
+          <w:tab w:val="num" w:pos="5760"/>
+        </w:tabs>
+        <w:ind w:left="5760" w:hanging="360"/>
+      </w:pPr>
+      <w:rPr>
+        <w:rFonts w:ascii="Wingdings" w:hAnsi="Wingdings" w:hint="default"/>
+        <w:sz w:val="20"/>
+      </w:rPr>
+    </w:lvl>
+    <w:lvl w:ilvl="8" w:tentative="1">
+      <w:start w:val="1"/>
+      <w:numFmt w:val="bullet"/>
+      <w:lvlText w:val=""/>
+      <w:lvlJc w:val="left"/>
+      <w:pPr>
+        <w:tabs>
+          <w:tab w:val="num" w:pos="6480"/>
+        </w:tabs>
+        <w:ind w:left="6480" w:hanging="360"/>
+      </w:pPr>
+      <w:rPr>
+        <w:rFonts w:ascii="Wingdings" w:hAnsi="Wingdings" w:hint="default"/>
+        <w:sz w:val="20"/>
+      </w:rPr>
+    </w:lvl>
+  </w:abstractNum>
+  <w:abstractNum w:abstractNumId="34" w15:restartNumberingAfterBreak="0">
+    <w:nsid w:val="772103B0"/>
+    <w:multiLevelType w:val="multilevel"/>
+    <w:tmpl w:val="690EBFC6"/>
+    <w:lvl w:ilvl="0">
+      <w:start w:val="1"/>
+      <w:numFmt w:val="bullet"/>
+      <w:lvlText w:val=""/>
+      <w:lvlJc w:val="left"/>
+      <w:pPr>
+        <w:tabs>
+          <w:tab w:val="num" w:pos="720"/>
+        </w:tabs>
+        <w:ind w:left="720" w:hanging="360"/>
+      </w:pPr>
+      <w:rPr>
+        <w:rFonts w:ascii="Symbol" w:hAnsi="Symbol" w:hint="default"/>
+        <w:sz w:val="20"/>
+      </w:rPr>
+    </w:lvl>
+    <w:lvl w:ilvl="1" w:tentative="1">
+      <w:start w:val="1"/>
+      <w:numFmt w:val="bullet"/>
+      <w:lvlText w:val="o"/>
+      <w:lvlJc w:val="left"/>
+      <w:pPr>
+        <w:tabs>
+          <w:tab w:val="num" w:pos="1440"/>
+        </w:tabs>
+        <w:ind w:left="1440" w:hanging="360"/>
+      </w:pPr>
+      <w:rPr>
+        <w:rFonts w:ascii="Courier New" w:hAnsi="Courier New" w:hint="default"/>
+        <w:sz w:val="20"/>
+      </w:rPr>
+    </w:lvl>
+    <w:lvl w:ilvl="2" w:tentative="1">
+      <w:start w:val="1"/>
+      <w:numFmt w:val="bullet"/>
+      <w:lvlText w:val=""/>
+      <w:lvlJc w:val="left"/>
+      <w:pPr>
+        <w:tabs>
+          <w:tab w:val="num" w:pos="2160"/>
+        </w:tabs>
+        <w:ind w:left="2160" w:hanging="360"/>
+      </w:pPr>
+      <w:rPr>
+        <w:rFonts w:ascii="Wingdings" w:hAnsi="Wingdings" w:hint="default"/>
+        <w:sz w:val="20"/>
+      </w:rPr>
+    </w:lvl>
+    <w:lvl w:ilvl="3" w:tentative="1">
+      <w:start w:val="1"/>
+      <w:numFmt w:val="bullet"/>
+      <w:lvlText w:val=""/>
+      <w:lvlJc w:val="left"/>
+      <w:pPr>
+        <w:tabs>
+          <w:tab w:val="num" w:pos="2880"/>
+        </w:tabs>
+        <w:ind w:left="2880" w:hanging="360"/>
+      </w:pPr>
+      <w:rPr>
+        <w:rFonts w:ascii="Wingdings" w:hAnsi="Wingdings" w:hint="default"/>
+        <w:sz w:val="20"/>
+      </w:rPr>
+    </w:lvl>
+    <w:lvl w:ilvl="4" w:tentative="1">
+      <w:start w:val="1"/>
+      <w:numFmt w:val="bullet"/>
+      <w:lvlText w:val=""/>
+      <w:lvlJc w:val="left"/>
+      <w:pPr>
+        <w:tabs>
+          <w:tab w:val="num" w:pos="3600"/>
+        </w:tabs>
+        <w:ind w:left="3600" w:hanging="360"/>
+      </w:pPr>
+      <w:rPr>
+        <w:rFonts w:ascii="Wingdings" w:hAnsi="Wingdings" w:hint="default"/>
+        <w:sz w:val="20"/>
+      </w:rPr>
+    </w:lvl>
+    <w:lvl w:ilvl="5" w:tentative="1">
+      <w:start w:val="1"/>
+      <w:numFmt w:val="bullet"/>
+      <w:lvlText w:val=""/>
+      <w:lvlJc w:val="left"/>
+      <w:pPr>
+        <w:tabs>
+          <w:tab w:val="num" w:pos="4320"/>
+        </w:tabs>
+        <w:ind w:left="4320" w:hanging="360"/>
+      </w:pPr>
+      <w:rPr>
+        <w:rFonts w:ascii="Wingdings" w:hAnsi="Wingdings" w:hint="default"/>
+        <w:sz w:val="20"/>
+      </w:rPr>
+    </w:lvl>
+    <w:lvl w:ilvl="6" w:tentative="1">
+      <w:start w:val="1"/>
+      <w:numFmt w:val="bullet"/>
+      <w:lvlText w:val=""/>
+      <w:lvlJc w:val="left"/>
+      <w:pPr>
+        <w:tabs>
+          <w:tab w:val="num" w:pos="5040"/>
+        </w:tabs>
+        <w:ind w:left="5040" w:hanging="360"/>
+      </w:pPr>
+      <w:rPr>
+        <w:rFonts w:ascii="Wingdings" w:hAnsi="Wingdings" w:hint="default"/>
+        <w:sz w:val="20"/>
+      </w:rPr>
+    </w:lvl>
+    <w:lvl w:ilvl="7" w:tentative="1">
+      <w:start w:val="1"/>
+      <w:numFmt w:val="bullet"/>
+      <w:lvlText w:val=""/>
+      <w:lvlJc w:val="left"/>
+      <w:pPr>
+        <w:tabs>
+          <w:tab w:val="num" w:pos="5760"/>
+        </w:tabs>
+        <w:ind w:left="5760" w:hanging="360"/>
+      </w:pPr>
+      <w:rPr>
+        <w:rFonts w:ascii="Wingdings" w:hAnsi="Wingdings" w:hint="default"/>
+        <w:sz w:val="20"/>
+      </w:rPr>
+    </w:lvl>
+    <w:lvl w:ilvl="8" w:tentative="1">
+      <w:start w:val="1"/>
+      <w:numFmt w:val="bullet"/>
+      <w:lvlText w:val=""/>
+      <w:lvlJc w:val="left"/>
+      <w:pPr>
+        <w:tabs>
+          <w:tab w:val="num" w:pos="6480"/>
+        </w:tabs>
+        <w:ind w:left="6480" w:hanging="360"/>
+      </w:pPr>
+      <w:rPr>
+        <w:rFonts w:ascii="Wingdings" w:hAnsi="Wingdings" w:hint="default"/>
+        <w:sz w:val="20"/>
+      </w:rPr>
+    </w:lvl>
+  </w:abstractNum>
   <w:num w:numId="1">
+    <w:abstractNumId w:val="32"/>
+  </w:num>
+  <w:num w:numId="2">
+    <w:abstractNumId w:val="13"/>
+  </w:num>
+  <w:num w:numId="3">
+    <w:abstractNumId w:val="16"/>
+  </w:num>
+  <w:num w:numId="4">
+    <w:abstractNumId w:val="17"/>
+  </w:num>
+  <w:num w:numId="5">
+    <w:abstractNumId w:val="2"/>
+  </w:num>
+  <w:num w:numId="6">
+    <w:abstractNumId w:val="8"/>
+  </w:num>
+  <w:num w:numId="7">
+    <w:abstractNumId w:val="30"/>
+  </w:num>
+  <w:num w:numId="8">
+    <w:abstractNumId w:val="7"/>
+  </w:num>
+  <w:num w:numId="9">
+    <w:abstractNumId w:val="21"/>
+  </w:num>
+  <w:num w:numId="10">
+    <w:abstractNumId w:val="26"/>
+  </w:num>
+  <w:num w:numId="11">
+    <w:abstractNumId w:val="10"/>
+  </w:num>
+  <w:num w:numId="12">
+    <w:abstractNumId w:val="4"/>
+  </w:num>
+  <w:num w:numId="13">
+    <w:abstractNumId w:val="11"/>
+  </w:num>
+  <w:num w:numId="14">
+    <w:abstractNumId w:val="12"/>
+  </w:num>
+  <w:num w:numId="15">
+    <w:abstractNumId w:val="27"/>
+  </w:num>
+  <w:num w:numId="16">
+    <w:abstractNumId w:val="29"/>
+  </w:num>
+  <w:num w:numId="17">
+    <w:abstractNumId w:val="25"/>
+  </w:num>
+  <w:num w:numId="18">
     <w:abstractNumId w:val="15"/>
   </w:num>
-  <w:num w:numId="2">
-    <w:abstractNumId w:val="7"/>
+  <w:num w:numId="19">
+    <w:abstractNumId w:val="14"/>
   </w:num>
-  <w:num w:numId="3">
-    <w:abstractNumId w:val="8"/>
+  <w:num w:numId="20">
+    <w:abstractNumId w:val="19"/>
   </w:num>
-  <w:num w:numId="4">
+  <w:num w:numId="21">
+    <w:abstractNumId w:val="0"/>
+  </w:num>
+  <w:num w:numId="22">
     <w:abstractNumId w:val="9"/>
   </w:num>
-  <w:num w:numId="5">
-    <w:abstractNumId w:val="0"/>
+  <w:num w:numId="23">
+    <w:abstractNumId w:val="23"/>
   </w:num>
-  <w:num w:numId="6">
+  <w:num w:numId="24">
+    <w:abstractNumId w:val="1"/>
+  </w:num>
+  <w:num w:numId="25">
+    <w:abstractNumId w:val="20"/>
+  </w:num>
+  <w:num w:numId="26">
+    <w:abstractNumId w:val="33"/>
+  </w:num>
+  <w:num w:numId="27">
+    <w:abstractNumId w:val="18"/>
+  </w:num>
+  <w:num w:numId="28">
+    <w:abstractNumId w:val="22"/>
+  </w:num>
+  <w:num w:numId="29">
+    <w:abstractNumId w:val="5"/>
+  </w:num>
+  <w:num w:numId="30">
+    <w:abstractNumId w:val="28"/>
+  </w:num>
+  <w:num w:numId="31">
     <w:abstractNumId w:val="3"/>
   </w:num>
-  <w:num w:numId="7">
-    <w:abstractNumId w:val="14"/>
+  <w:num w:numId="32">
+    <w:abstractNumId w:val="34"/>
   </w:num>
-  <w:num w:numId="8">
-    <w:abstractNumId w:val="2"/>
-  </w:num>
-  <w:num w:numId="9">
-    <w:abstractNumId w:val="10"/>
-  </w:num>
-  <w:num w:numId="10">
-    <w:abstractNumId w:val="11"/>
-  </w:num>
-  <w:num w:numId="11">
-    <w:abstractNumId w:val="4"/>
-  </w:num>
-  <w:num w:numId="12">
-    <w:abstractNumId w:val="1"/>
-  </w:num>
-  <w:num w:numId="13">
-    <w:abstractNumId w:val="5"/>
-  </w:num>
-  <w:num w:numId="14">
+  <w:num w:numId="33">
     <w:abstractNumId w:val="6"/>
   </w:num>
-  <w:num w:numId="15">
-    <w:abstractNumId w:val="12"/>
+  <w:num w:numId="34">
+    <w:abstractNumId w:val="31"/>
   </w:num>
-  <w:num w:numId="16">
-    <w:abstractNumId w:val="13"/>
+  <w:num w:numId="35">
+    <w:abstractNumId w:val="24"/>
   </w:num>
 </w:numbering>
 </file>
@@ -10478,6 +16848,31 @@
       <w:lang w:val="en-GB"/>
     </w:rPr>
   </w:style>
+  <w:style w:type="paragraph" w:customStyle="1" w:styleId="ds-markdown-paragraph">
+    <w:name w:val="ds-markdown-paragraph"/>
+    <w:basedOn w:val="Norml"/>
+    <w:rsid w:val="00424F89"/>
+    <w:pPr>
+      <w:spacing w:before="100" w:beforeAutospacing="1" w:after="100" w:afterAutospacing="1" w:line="240" w:lineRule="auto"/>
+    </w:pPr>
+    <w:rPr>
+      <w:rFonts w:ascii="Times New Roman" w:hAnsi="Times New Roman" w:cs="Times New Roman"/>
+      <w:sz w:val="24"/>
+      <w:szCs w:val="24"/>
+      <w:lang w:val="hu-HU" w:eastAsia="hu-HU"/>
+    </w:rPr>
+  </w:style>
+  <w:style w:type="paragraph" w:styleId="Listaszerbekezds">
+    <w:name w:val="List Paragraph"/>
+    <w:basedOn w:val="Norml"/>
+    <w:uiPriority w:val="34"/>
+    <w:qFormat/>
+    <w:rsid w:val="00424F89"/>
+    <w:pPr>
+      <w:ind w:left="720"/>
+      <w:contextualSpacing/>
+    </w:pPr>
+  </w:style>
 </w:styles>
 </file>
 
@@ -10740,4 +17135,16 @@
     </a:ext>
   </a:extLst>
 </a:theme>
+</file>
+
+<file path=customXml/item1.xml><?xml version="1.0" encoding="utf-8"?>
+<b:Sources xmlns:b="http://schemas.openxmlformats.org/officeDocument/2006/bibliography" xmlns="http://schemas.openxmlformats.org/officeDocument/2006/bibliography" SelectedStyle="\APASixthEditionOfficeOnline.xsl" StyleName="APA" Version="6"/>
+</file>
+
+<file path=customXml/itemProps1.xml><?xml version="1.0" encoding="utf-8"?>
+<ds:datastoreItem xmlns:ds="http://schemas.openxmlformats.org/officeDocument/2006/customXml" ds:itemID="{0ECE7C26-FE1C-42F1-9577-5415262EE03A}">
+  <ds:schemaRefs>
+    <ds:schemaRef ds:uri="http://schemas.openxmlformats.org/officeDocument/2006/bibliography"/>
+  </ds:schemaRefs>
+</ds:datastoreItem>
 </file>